--- a/Case_Study/Hydrogen Case Study Documentation.docx
+++ b/Case_Study/Hydrogen Case Study Documentation.docx
@@ -14,38 +14,127 @@
         <w:jc w:val="center"/>
       </w:pPr>
       <w:r>
-        <w:t xml:space="preserve">HYPSTAT Open-sourcing Example </w:t>
+        <w:t>HYPSTAT</w:t>
+      </w:r>
+      <w:r>
+        <w:t xml:space="preserve">: </w:t>
       </w:r>
       <w:r>
         <w:t>Hydrogen</w:t>
       </w:r>
       <w:r>
-        <w:t xml:space="preserve"> Case</w:t>
-      </w:r>
-      <w:r>
-        <w:t xml:space="preserve"> Study Background</w:t>
+        <w:t xml:space="preserve"> </w:t>
+      </w:r>
+      <w:r>
+        <w:t xml:space="preserve">Example </w:t>
+      </w:r>
+      <w:r>
+        <w:t>Study</w:t>
+      </w:r>
+      <w:r>
+        <w:t xml:space="preserve"> Documentation</w:t>
       </w:r>
     </w:p>
     <w:p/>
     <w:p>
-      <w:r>
-        <w:t xml:space="preserve">The </w:t>
-      </w:r>
-      <w:r>
-        <w:t>case study</w:t>
-      </w:r>
-      <w:r>
-        <w:t xml:space="preserve"> examines the integration and distribution of hydrogen production and storage across various nodes, each with distinct characteristics and demand profiles. The nodes evaluated include a connection point, industrial site, city, inland area, suburb, and coastal area. Each node's capability to support renewable energy sources such as onshore wind, offshore wind, solar, and nuclear energy is assessed, along with their grid connectivity, export/import capacity, and storage capabilities.</w:t>
-      </w:r>
-      <w:r>
-        <w:t xml:space="preserve"> The case study is designed to showcase the modeling capability of </w:t>
-      </w:r>
-      <w:r>
-        <w:t>Hydrogen Production, Storage, and Transmission Analysis Tool</w:t>
-      </w:r>
-      <w:r>
-        <w:t xml:space="preserve"> (HYPSTAT) model.</w:t>
-      </w:r>
+      <w:pPr>
+        <w:pStyle w:val="Subtitle"/>
+        <w:rPr>
+          <w:rFonts w:eastAsiaTheme="minorHAnsi" w:cstheme="minorBidi"/>
+          <w:color w:val="auto"/>
+          <w:spacing w:val="0"/>
+          <w:sz w:val="24"/>
+          <w:szCs w:val="24"/>
+        </w:rPr>
+      </w:pPr>
+      <w:r>
+        <w:rPr>
+          <w:rFonts w:eastAsiaTheme="minorHAnsi" w:cstheme="minorBidi"/>
+          <w:color w:val="auto"/>
+          <w:spacing w:val="0"/>
+          <w:sz w:val="24"/>
+          <w:szCs w:val="24"/>
+        </w:rPr>
+        <w:t>The case study examines the infrastructure network for hydrogen demand, production, storage, and transmission across various nodes, each with distinct characteristics and demand profiles. The demand nodes evaluated include a connection point, industrial site, city, inland area, suburb, and coastal area. Each node’s potential to support renewable energy sources—such as onshore wind, offshore wind, solar, and nuclear energy—is assessed, along with their grid connectivity, export/import capacity, and storage capabilities. The case study is designed to demonstrate the modeling capabilities of the Hydrogen Production, Storage, and Transmission Analysis Tool (HYPSTAT).</w:t>
+      </w:r>
+    </w:p>
+    <w:p>
+      <w:pPr>
+        <w:pStyle w:val="Subtitle"/>
+        <w:rPr>
+          <w:rFonts w:eastAsiaTheme="minorHAnsi" w:cstheme="minorBidi"/>
+          <w:color w:val="auto"/>
+          <w:spacing w:val="0"/>
+          <w:sz w:val="24"/>
+          <w:szCs w:val="24"/>
+        </w:rPr>
+      </w:pPr>
+      <w:r>
+        <w:rPr>
+          <w:rFonts w:eastAsiaTheme="minorHAnsi" w:cstheme="minorBidi"/>
+          <w:color w:val="auto"/>
+          <w:spacing w:val="0"/>
+          <w:sz w:val="24"/>
+          <w:szCs w:val="24"/>
+        </w:rPr>
+        <w:t xml:space="preserve">This documentation provides an overview of key concepts, formulas, and methodologies needed to derive essential results from HYPSTAT for hydrogen system balancing and dynamics. By analyzing direct model outputs, such as renewable, </w:t>
+      </w:r>
+      <w:proofErr w:type="spellStart"/>
+      <w:r>
+        <w:rPr>
+          <w:rFonts w:eastAsiaTheme="minorHAnsi" w:cstheme="minorBidi"/>
+          <w:color w:val="auto"/>
+          <w:spacing w:val="0"/>
+          <w:sz w:val="24"/>
+          <w:szCs w:val="24"/>
+        </w:rPr>
+        <w:t>electrolyzer</w:t>
+      </w:r>
+      <w:proofErr w:type="spellEnd"/>
+      <w:r>
+        <w:rPr>
+          <w:rFonts w:eastAsiaTheme="minorHAnsi" w:cstheme="minorBidi"/>
+          <w:color w:val="auto"/>
+          <w:spacing w:val="0"/>
+          <w:sz w:val="24"/>
+          <w:szCs w:val="24"/>
+        </w:rPr>
+        <w:t xml:space="preserve">, transmission, and storage builds and locations, as well as by calculating Total CAPEX (Capital Expenditure), OPEX (Operational Expenditure), Levelized Hydrogen Cost (LCOH), Levelized Cost of Electricity (LCOE), and Capacity Factors for both </w:t>
+      </w:r>
+      <w:proofErr w:type="spellStart"/>
+      <w:r>
+        <w:rPr>
+          <w:rFonts w:eastAsiaTheme="minorHAnsi" w:cstheme="minorBidi"/>
+          <w:color w:val="auto"/>
+          <w:spacing w:val="0"/>
+          <w:sz w:val="24"/>
+          <w:szCs w:val="24"/>
+        </w:rPr>
+        <w:t>electrolyzers</w:t>
+      </w:r>
+      <w:proofErr w:type="spellEnd"/>
+      <w:r>
+        <w:rPr>
+          <w:rFonts w:eastAsiaTheme="minorHAnsi" w:cstheme="minorBidi"/>
+          <w:color w:val="auto"/>
+          <w:spacing w:val="0"/>
+          <w:sz w:val="24"/>
+          <w:szCs w:val="24"/>
+        </w:rPr>
+        <w:t xml:space="preserve"> and renewable resources, users can evaluate the technical and economic performance of hydrogen production facilities based on renewable energy sources and optimize the system for cost-effective, large-scale hydrogen production.</w:t>
+      </w:r>
+    </w:p>
+    <w:p>
+      <w:pPr>
+        <w:pStyle w:val="Subtitle"/>
+        <w:rPr>
+          <w:rFonts w:eastAsiaTheme="minorHAnsi" w:cstheme="minorBidi"/>
+          <w:color w:val="auto"/>
+          <w:spacing w:val="0"/>
+          <w:sz w:val="24"/>
+          <w:szCs w:val="24"/>
+        </w:rPr>
+      </w:pPr>
     </w:p>
     <w:p>
       <w:pPr>
@@ -80,7 +169,7 @@
         <w:gridCol w:w="1017"/>
         <w:gridCol w:w="942"/>
         <w:gridCol w:w="1276"/>
-        <w:gridCol w:w="807"/>
+        <w:gridCol w:w="816"/>
         <w:gridCol w:w="830"/>
         <w:gridCol w:w="1025"/>
         <w:gridCol w:w="920"/>
@@ -102,22 +191,16 @@
             <w:pPr>
               <w:jc w:val="center"/>
               <w:rPr>
-                <w:rFonts w:eastAsia="Times New Roman" w:cs="Times New Roman"/>
-                <w:color w:val="000000"/>
-                <w:kern w:val="0"/>
-                <w:sz w:val="20"/>
-                <w:szCs w:val="20"/>
-                <w14:ligatures w14:val="none"/>
+                <w:color w:val="000000"/>
+                <w:sz w:val="20"/>
+                <w:szCs w:val="20"/>
               </w:rPr>
             </w:pPr>
             <w:r>
               <w:rPr>
-                <w:rFonts w:eastAsia="Times New Roman" w:cs="Times New Roman"/>
-                <w:color w:val="000000"/>
-                <w:kern w:val="0"/>
-                <w:sz w:val="20"/>
-                <w:szCs w:val="20"/>
-                <w14:ligatures w14:val="none"/>
+                <w:color w:val="000000"/>
+                <w:sz w:val="20"/>
+                <w:szCs w:val="20"/>
               </w:rPr>
               <w:t>Node</w:t>
             </w:r>
@@ -133,22 +216,16 @@
             <w:pPr>
               <w:cnfStyle w:val="100000000000" w:firstRow="1" w:lastRow="0" w:firstColumn="0" w:lastColumn="0" w:oddVBand="0" w:evenVBand="0" w:oddHBand="0" w:evenHBand="0" w:firstRowFirstColumn="0" w:firstRowLastColumn="0" w:lastRowFirstColumn="0" w:lastRowLastColumn="0"/>
               <w:rPr>
-                <w:rFonts w:eastAsia="Times New Roman" w:cs="Times New Roman"/>
-                <w:color w:val="000000"/>
-                <w:kern w:val="0"/>
-                <w:sz w:val="20"/>
-                <w:szCs w:val="20"/>
-                <w14:ligatures w14:val="none"/>
+                <w:color w:val="000000"/>
+                <w:sz w:val="20"/>
+                <w:szCs w:val="20"/>
               </w:rPr>
             </w:pPr>
             <w:r>
               <w:rPr>
-                <w:rFonts w:eastAsia="Times New Roman" w:cs="Times New Roman"/>
-                <w:color w:val="000000"/>
-                <w:kern w:val="0"/>
-                <w:sz w:val="20"/>
-                <w:szCs w:val="20"/>
-                <w14:ligatures w14:val="none"/>
+                <w:color w:val="000000"/>
+                <w:sz w:val="20"/>
+                <w:szCs w:val="20"/>
               </w:rPr>
               <w:t>Descriptor</w:t>
             </w:r>
@@ -164,22 +241,16 @@
             <w:pPr>
               <w:cnfStyle w:val="100000000000" w:firstRow="1" w:lastRow="0" w:firstColumn="0" w:lastColumn="0" w:oddVBand="0" w:evenVBand="0" w:oddHBand="0" w:evenHBand="0" w:firstRowFirstColumn="0" w:firstRowLastColumn="0" w:lastRowFirstColumn="0" w:lastRowLastColumn="0"/>
               <w:rPr>
-                <w:rFonts w:eastAsia="Times New Roman" w:cs="Times New Roman"/>
-                <w:color w:val="000000"/>
-                <w:kern w:val="0"/>
-                <w:sz w:val="20"/>
-                <w:szCs w:val="20"/>
-                <w14:ligatures w14:val="none"/>
+                <w:color w:val="000000"/>
+                <w:sz w:val="20"/>
+                <w:szCs w:val="20"/>
               </w:rPr>
             </w:pPr>
             <w:r>
               <w:rPr>
-                <w:rFonts w:eastAsia="Times New Roman" w:cs="Times New Roman"/>
-                <w:color w:val="000000"/>
-                <w:kern w:val="0"/>
-                <w:sz w:val="20"/>
-                <w:szCs w:val="20"/>
-                <w14:ligatures w14:val="none"/>
+                <w:color w:val="000000"/>
+                <w:sz w:val="20"/>
+                <w:szCs w:val="20"/>
               </w:rPr>
               <w:t>Demand</w:t>
             </w:r>
@@ -195,22 +266,16 @@
             <w:pPr>
               <w:cnfStyle w:val="100000000000" w:firstRow="1" w:lastRow="0" w:firstColumn="0" w:lastColumn="0" w:oddVBand="0" w:evenVBand="0" w:oddHBand="0" w:evenHBand="0" w:firstRowFirstColumn="0" w:firstRowLastColumn="0" w:lastRowFirstColumn="0" w:lastRowLastColumn="0"/>
               <w:rPr>
-                <w:rFonts w:eastAsia="Times New Roman" w:cs="Times New Roman"/>
-                <w:color w:val="000000"/>
-                <w:kern w:val="0"/>
-                <w:sz w:val="20"/>
-                <w:szCs w:val="20"/>
-                <w14:ligatures w14:val="none"/>
+                <w:color w:val="000000"/>
+                <w:sz w:val="20"/>
+                <w:szCs w:val="20"/>
               </w:rPr>
             </w:pPr>
             <w:r>
               <w:rPr>
-                <w:rFonts w:eastAsia="Times New Roman" w:cs="Times New Roman"/>
-                <w:color w:val="000000"/>
-                <w:kern w:val="0"/>
-                <w:sz w:val="20"/>
-                <w:szCs w:val="20"/>
-                <w14:ligatures w14:val="none"/>
+                <w:color w:val="000000"/>
+                <w:sz w:val="20"/>
+                <w:szCs w:val="20"/>
               </w:rPr>
               <w:t>Onshore Wind</w:t>
             </w:r>
@@ -226,22 +291,16 @@
             <w:pPr>
               <w:cnfStyle w:val="100000000000" w:firstRow="1" w:lastRow="0" w:firstColumn="0" w:lastColumn="0" w:oddVBand="0" w:evenVBand="0" w:oddHBand="0" w:evenHBand="0" w:firstRowFirstColumn="0" w:firstRowLastColumn="0" w:lastRowFirstColumn="0" w:lastRowLastColumn="0"/>
               <w:rPr>
-                <w:rFonts w:eastAsia="Times New Roman" w:cs="Times New Roman"/>
-                <w:color w:val="000000"/>
-                <w:kern w:val="0"/>
-                <w:sz w:val="20"/>
-                <w:szCs w:val="20"/>
-                <w14:ligatures w14:val="none"/>
+                <w:color w:val="000000"/>
+                <w:sz w:val="20"/>
+                <w:szCs w:val="20"/>
               </w:rPr>
             </w:pPr>
             <w:r>
               <w:rPr>
-                <w:rFonts w:eastAsia="Times New Roman" w:cs="Times New Roman"/>
-                <w:color w:val="000000"/>
-                <w:kern w:val="0"/>
-                <w:sz w:val="20"/>
-                <w:szCs w:val="20"/>
-                <w14:ligatures w14:val="none"/>
+                <w:color w:val="000000"/>
+                <w:sz w:val="20"/>
+                <w:szCs w:val="20"/>
               </w:rPr>
               <w:t>Solar</w:t>
             </w:r>
@@ -257,33 +316,24 @@
             <w:pPr>
               <w:cnfStyle w:val="100000000000" w:firstRow="1" w:lastRow="0" w:firstColumn="0" w:lastColumn="0" w:oddVBand="0" w:evenVBand="0" w:oddHBand="0" w:evenHBand="0" w:firstRowFirstColumn="0" w:firstRowLastColumn="0" w:lastRowFirstColumn="0" w:lastRowLastColumn="0"/>
               <w:rPr>
-                <w:rFonts w:eastAsia="Times New Roman" w:cs="Times New Roman"/>
-                <w:color w:val="000000"/>
-                <w:kern w:val="0"/>
-                <w:sz w:val="20"/>
-                <w:szCs w:val="20"/>
-                <w14:ligatures w14:val="none"/>
+                <w:color w:val="000000"/>
+                <w:sz w:val="20"/>
+                <w:szCs w:val="20"/>
               </w:rPr>
             </w:pPr>
             <w:r>
               <w:rPr>
-                <w:rFonts w:eastAsia="Times New Roman" w:cs="Times New Roman"/>
-                <w:color w:val="000000"/>
-                <w:kern w:val="0"/>
-                <w:sz w:val="20"/>
-                <w:szCs w:val="20"/>
-                <w14:ligatures w14:val="none"/>
+                <w:color w:val="000000"/>
+                <w:sz w:val="20"/>
+                <w:szCs w:val="20"/>
               </w:rPr>
               <w:t>O</w:t>
             </w:r>
             <w:r>
               <w:rPr>
-                <w:rFonts w:eastAsia="Times New Roman" w:cs="Times New Roman"/>
-                <w:color w:val="000000"/>
-                <w:kern w:val="0"/>
-                <w:sz w:val="20"/>
-                <w:szCs w:val="20"/>
-                <w14:ligatures w14:val="none"/>
+                <w:color w:val="000000"/>
+                <w:sz w:val="20"/>
+                <w:szCs w:val="20"/>
               </w:rPr>
               <w:t>ffshore Wind</w:t>
             </w:r>
@@ -299,22 +349,16 @@
             <w:pPr>
               <w:cnfStyle w:val="100000000000" w:firstRow="1" w:lastRow="0" w:firstColumn="0" w:lastColumn="0" w:oddVBand="0" w:evenVBand="0" w:oddHBand="0" w:evenHBand="0" w:firstRowFirstColumn="0" w:firstRowLastColumn="0" w:lastRowFirstColumn="0" w:lastRowLastColumn="0"/>
               <w:rPr>
-                <w:rFonts w:eastAsia="Times New Roman" w:cs="Times New Roman"/>
-                <w:color w:val="000000"/>
-                <w:kern w:val="0"/>
-                <w:sz w:val="20"/>
-                <w:szCs w:val="20"/>
-                <w14:ligatures w14:val="none"/>
+                <w:color w:val="000000"/>
+                <w:sz w:val="20"/>
+                <w:szCs w:val="20"/>
               </w:rPr>
             </w:pPr>
             <w:r>
               <w:rPr>
-                <w:rFonts w:eastAsia="Times New Roman" w:cs="Times New Roman"/>
-                <w:color w:val="000000"/>
-                <w:kern w:val="0"/>
-                <w:sz w:val="20"/>
-                <w:szCs w:val="20"/>
-                <w14:ligatures w14:val="none"/>
+                <w:color w:val="000000"/>
+                <w:sz w:val="20"/>
+                <w:szCs w:val="20"/>
               </w:rPr>
               <w:t>Nuclear</w:t>
             </w:r>
@@ -330,22 +374,16 @@
             <w:pPr>
               <w:cnfStyle w:val="100000000000" w:firstRow="1" w:lastRow="0" w:firstColumn="0" w:lastColumn="0" w:oddVBand="0" w:evenVBand="0" w:oddHBand="0" w:evenHBand="0" w:firstRowFirstColumn="0" w:firstRowLastColumn="0" w:lastRowFirstColumn="0" w:lastRowLastColumn="0"/>
               <w:rPr>
-                <w:rFonts w:eastAsia="Times New Roman" w:cs="Times New Roman"/>
-                <w:color w:val="000000"/>
-                <w:kern w:val="0"/>
-                <w:sz w:val="20"/>
-                <w:szCs w:val="20"/>
-                <w14:ligatures w14:val="none"/>
+                <w:color w:val="000000"/>
+                <w:sz w:val="20"/>
+                <w:szCs w:val="20"/>
               </w:rPr>
             </w:pPr>
             <w:r>
               <w:rPr>
-                <w:rFonts w:eastAsia="Times New Roman" w:cs="Times New Roman"/>
-                <w:color w:val="000000"/>
-                <w:kern w:val="0"/>
-                <w:sz w:val="20"/>
-                <w:szCs w:val="20"/>
-                <w14:ligatures w14:val="none"/>
+                <w:color w:val="000000"/>
+                <w:sz w:val="20"/>
+                <w:szCs w:val="20"/>
               </w:rPr>
               <w:t>Grid</w:t>
             </w:r>
@@ -361,20 +399,14 @@
             <w:pPr>
               <w:cnfStyle w:val="100000000000" w:firstRow="1" w:lastRow="0" w:firstColumn="0" w:lastColumn="0" w:oddVBand="0" w:evenVBand="0" w:oddHBand="0" w:evenHBand="0" w:firstRowFirstColumn="0" w:firstRowLastColumn="0" w:lastRowFirstColumn="0" w:lastRowLastColumn="0"/>
               <w:rPr>
-                <w:rFonts w:eastAsia="Times New Roman" w:cs="Times New Roman"/>
-                <w:kern w:val="0"/>
-                <w:sz w:val="20"/>
-                <w:szCs w:val="20"/>
-                <w14:ligatures w14:val="none"/>
+                <w:sz w:val="20"/>
+                <w:szCs w:val="20"/>
               </w:rPr>
             </w:pPr>
             <w:r>
               <w:rPr>
-                <w:rFonts w:eastAsia="Times New Roman" w:cs="Times New Roman"/>
-                <w:kern w:val="0"/>
-                <w:sz w:val="20"/>
-                <w:szCs w:val="20"/>
-                <w14:ligatures w14:val="none"/>
+                <w:sz w:val="20"/>
+                <w:szCs w:val="20"/>
               </w:rPr>
               <w:t>Export</w:t>
             </w:r>
@@ -390,22 +422,16 @@
             <w:pPr>
               <w:cnfStyle w:val="100000000000" w:firstRow="1" w:lastRow="0" w:firstColumn="0" w:lastColumn="0" w:oddVBand="0" w:evenVBand="0" w:oddHBand="0" w:evenHBand="0" w:firstRowFirstColumn="0" w:firstRowLastColumn="0" w:lastRowFirstColumn="0" w:lastRowLastColumn="0"/>
               <w:rPr>
-                <w:rFonts w:eastAsia="Times New Roman" w:cs="Times New Roman"/>
-                <w:color w:val="000000"/>
-                <w:kern w:val="0"/>
-                <w:sz w:val="20"/>
-                <w:szCs w:val="20"/>
-                <w14:ligatures w14:val="none"/>
+                <w:color w:val="000000"/>
+                <w:sz w:val="20"/>
+                <w:szCs w:val="20"/>
               </w:rPr>
             </w:pPr>
             <w:r>
               <w:rPr>
-                <w:rFonts w:eastAsia="Times New Roman" w:cs="Times New Roman"/>
-                <w:color w:val="000000"/>
-                <w:kern w:val="0"/>
-                <w:sz w:val="20"/>
-                <w:szCs w:val="20"/>
-                <w14:ligatures w14:val="none"/>
+                <w:color w:val="000000"/>
+                <w:sz w:val="20"/>
+                <w:szCs w:val="20"/>
               </w:rPr>
               <w:t>Import</w:t>
             </w:r>
@@ -421,22 +447,16 @@
             <w:pPr>
               <w:cnfStyle w:val="100000000000" w:firstRow="1" w:lastRow="0" w:firstColumn="0" w:lastColumn="0" w:oddVBand="0" w:evenVBand="0" w:oddHBand="0" w:evenHBand="0" w:firstRowFirstColumn="0" w:firstRowLastColumn="0" w:lastRowFirstColumn="0" w:lastRowLastColumn="0"/>
               <w:rPr>
-                <w:rFonts w:eastAsia="Times New Roman" w:cs="Times New Roman"/>
-                <w:color w:val="000000"/>
-                <w:kern w:val="0"/>
-                <w:sz w:val="20"/>
-                <w:szCs w:val="20"/>
-                <w14:ligatures w14:val="none"/>
+                <w:color w:val="000000"/>
+                <w:sz w:val="20"/>
+                <w:szCs w:val="20"/>
               </w:rPr>
             </w:pPr>
             <w:r>
               <w:rPr>
-                <w:rFonts w:eastAsia="Times New Roman" w:cs="Times New Roman"/>
-                <w:color w:val="000000"/>
-                <w:kern w:val="0"/>
-                <w:sz w:val="20"/>
-                <w:szCs w:val="20"/>
-                <w14:ligatures w14:val="none"/>
+                <w:color w:val="000000"/>
+                <w:sz w:val="20"/>
+                <w:szCs w:val="20"/>
               </w:rPr>
               <w:t>Geologic Storage</w:t>
             </w:r>
@@ -452,22 +472,16 @@
             <w:pPr>
               <w:cnfStyle w:val="100000000000" w:firstRow="1" w:lastRow="0" w:firstColumn="0" w:lastColumn="0" w:oddVBand="0" w:evenVBand="0" w:oddHBand="0" w:evenHBand="0" w:firstRowFirstColumn="0" w:firstRowLastColumn="0" w:lastRowFirstColumn="0" w:lastRowLastColumn="0"/>
               <w:rPr>
-                <w:rFonts w:eastAsia="Times New Roman" w:cs="Times New Roman"/>
-                <w:color w:val="000000"/>
-                <w:kern w:val="0"/>
-                <w:sz w:val="20"/>
-                <w:szCs w:val="20"/>
-                <w14:ligatures w14:val="none"/>
+                <w:color w:val="000000"/>
+                <w:sz w:val="20"/>
+                <w:szCs w:val="20"/>
               </w:rPr>
             </w:pPr>
             <w:r>
               <w:rPr>
-                <w:rFonts w:eastAsia="Times New Roman" w:cs="Times New Roman"/>
-                <w:color w:val="000000"/>
-                <w:kern w:val="0"/>
-                <w:sz w:val="20"/>
-                <w:szCs w:val="20"/>
-                <w14:ligatures w14:val="none"/>
+                <w:color w:val="000000"/>
+                <w:sz w:val="20"/>
+                <w:szCs w:val="20"/>
               </w:rPr>
               <w:t>Tank Storage</w:t>
             </w:r>
@@ -489,22 +503,16 @@
           <w:p>
             <w:pPr>
               <w:rPr>
-                <w:rFonts w:eastAsia="Times New Roman" w:cs="Times New Roman"/>
-                <w:color w:val="000000"/>
-                <w:kern w:val="0"/>
-                <w:sz w:val="20"/>
-                <w:szCs w:val="20"/>
-                <w14:ligatures w14:val="none"/>
+                <w:color w:val="000000"/>
+                <w:sz w:val="20"/>
+                <w:szCs w:val="20"/>
               </w:rPr>
             </w:pPr>
             <w:r>
               <w:rPr>
-                <w:rFonts w:eastAsia="Times New Roman" w:cs="Times New Roman"/>
-                <w:color w:val="000000"/>
-                <w:kern w:val="0"/>
-                <w:sz w:val="20"/>
-                <w:szCs w:val="20"/>
-                <w14:ligatures w14:val="none"/>
+                <w:color w:val="000000"/>
+                <w:sz w:val="20"/>
+                <w:szCs w:val="20"/>
               </w:rPr>
               <w:t>A</w:t>
             </w:r>
@@ -520,22 +528,16 @@
             <w:pPr>
               <w:cnfStyle w:val="000000000000" w:firstRow="0" w:lastRow="0" w:firstColumn="0" w:lastColumn="0" w:oddVBand="0" w:evenVBand="0" w:oddHBand="0" w:evenHBand="0" w:firstRowFirstColumn="0" w:firstRowLastColumn="0" w:lastRowFirstColumn="0" w:lastRowLastColumn="0"/>
               <w:rPr>
-                <w:rFonts w:eastAsia="Times New Roman" w:cs="Times New Roman"/>
-                <w:color w:val="000000"/>
-                <w:kern w:val="0"/>
-                <w:sz w:val="20"/>
-                <w:szCs w:val="20"/>
-                <w14:ligatures w14:val="none"/>
+                <w:color w:val="000000"/>
+                <w:sz w:val="20"/>
+                <w:szCs w:val="20"/>
               </w:rPr>
             </w:pPr>
             <w:r>
               <w:rPr>
-                <w:rFonts w:eastAsia="Times New Roman" w:cs="Times New Roman"/>
-                <w:color w:val="000000"/>
-                <w:kern w:val="0"/>
-                <w:sz w:val="20"/>
-                <w:szCs w:val="20"/>
-                <w14:ligatures w14:val="none"/>
+                <w:color w:val="000000"/>
+                <w:sz w:val="20"/>
+                <w:szCs w:val="20"/>
               </w:rPr>
               <w:t>Connection point</w:t>
             </w:r>
@@ -551,22 +553,16 @@
             <w:pPr>
               <w:cnfStyle w:val="000000000000" w:firstRow="0" w:lastRow="0" w:firstColumn="0" w:lastColumn="0" w:oddVBand="0" w:evenVBand="0" w:oddHBand="0" w:evenHBand="0" w:firstRowFirstColumn="0" w:firstRowLastColumn="0" w:lastRowFirstColumn="0" w:lastRowLastColumn="0"/>
               <w:rPr>
-                <w:rFonts w:eastAsia="Times New Roman" w:cs="Times New Roman"/>
-                <w:color w:val="000000"/>
-                <w:kern w:val="0"/>
-                <w:sz w:val="20"/>
-                <w:szCs w:val="20"/>
-                <w14:ligatures w14:val="none"/>
+                <w:color w:val="000000"/>
+                <w:sz w:val="20"/>
+                <w:szCs w:val="20"/>
               </w:rPr>
             </w:pPr>
             <w:r>
               <w:rPr>
-                <w:rFonts w:eastAsia="Times New Roman" w:cs="Times New Roman"/>
-                <w:color w:val="000000"/>
-                <w:kern w:val="0"/>
-                <w:sz w:val="20"/>
-                <w:szCs w:val="20"/>
-                <w14:ligatures w14:val="none"/>
+                <w:color w:val="000000"/>
+                <w:sz w:val="20"/>
+                <w:szCs w:val="20"/>
               </w:rPr>
               <w:t>NO</w:t>
             </w:r>
@@ -582,22 +578,16 @@
             <w:pPr>
               <w:cnfStyle w:val="000000000000" w:firstRow="0" w:lastRow="0" w:firstColumn="0" w:lastColumn="0" w:oddVBand="0" w:evenVBand="0" w:oddHBand="0" w:evenHBand="0" w:firstRowFirstColumn="0" w:firstRowLastColumn="0" w:lastRowFirstColumn="0" w:lastRowLastColumn="0"/>
               <w:rPr>
-                <w:rFonts w:eastAsia="Times New Roman" w:cs="Times New Roman"/>
-                <w:color w:val="000000"/>
-                <w:kern w:val="0"/>
-                <w:sz w:val="20"/>
-                <w:szCs w:val="20"/>
-                <w14:ligatures w14:val="none"/>
+                <w:color w:val="000000"/>
+                <w:sz w:val="20"/>
+                <w:szCs w:val="20"/>
               </w:rPr>
             </w:pPr>
             <w:r>
               <w:rPr>
-                <w:rFonts w:eastAsia="Times New Roman" w:cs="Times New Roman"/>
-                <w:color w:val="000000"/>
-                <w:kern w:val="0"/>
-                <w:sz w:val="20"/>
-                <w:szCs w:val="20"/>
-                <w14:ligatures w14:val="none"/>
+                <w:color w:val="000000"/>
+                <w:sz w:val="20"/>
+                <w:szCs w:val="20"/>
               </w:rPr>
               <w:t>YES (Good)</w:t>
             </w:r>
@@ -613,22 +603,16 @@
             <w:pPr>
               <w:cnfStyle w:val="000000000000" w:firstRow="0" w:lastRow="0" w:firstColumn="0" w:lastColumn="0" w:oddVBand="0" w:evenVBand="0" w:oddHBand="0" w:evenHBand="0" w:firstRowFirstColumn="0" w:firstRowLastColumn="0" w:lastRowFirstColumn="0" w:lastRowLastColumn="0"/>
               <w:rPr>
-                <w:rFonts w:eastAsia="Times New Roman" w:cs="Times New Roman"/>
-                <w:color w:val="000000"/>
-                <w:kern w:val="0"/>
-                <w:sz w:val="20"/>
-                <w:szCs w:val="20"/>
-                <w14:ligatures w14:val="none"/>
+                <w:color w:val="000000"/>
+                <w:sz w:val="20"/>
+                <w:szCs w:val="20"/>
               </w:rPr>
             </w:pPr>
             <w:r>
               <w:rPr>
-                <w:rFonts w:eastAsia="Times New Roman" w:cs="Times New Roman"/>
-                <w:color w:val="000000"/>
-                <w:kern w:val="0"/>
-                <w:sz w:val="20"/>
-                <w:szCs w:val="20"/>
-                <w14:ligatures w14:val="none"/>
+                <w:color w:val="000000"/>
+                <w:sz w:val="20"/>
+                <w:szCs w:val="20"/>
               </w:rPr>
               <w:t>YES (Poor)</w:t>
             </w:r>
@@ -644,22 +628,16 @@
             <w:pPr>
               <w:cnfStyle w:val="000000000000" w:firstRow="0" w:lastRow="0" w:firstColumn="0" w:lastColumn="0" w:oddVBand="0" w:evenVBand="0" w:oddHBand="0" w:evenHBand="0" w:firstRowFirstColumn="0" w:firstRowLastColumn="0" w:lastRowFirstColumn="0" w:lastRowLastColumn="0"/>
               <w:rPr>
-                <w:rFonts w:eastAsia="Times New Roman" w:cs="Times New Roman"/>
-                <w:color w:val="000000"/>
-                <w:kern w:val="0"/>
-                <w:sz w:val="20"/>
-                <w:szCs w:val="20"/>
-                <w14:ligatures w14:val="none"/>
+                <w:color w:val="000000"/>
+                <w:sz w:val="20"/>
+                <w:szCs w:val="20"/>
               </w:rPr>
             </w:pPr>
             <w:r>
               <w:rPr>
-                <w:rFonts w:eastAsia="Times New Roman" w:cs="Times New Roman"/>
-                <w:color w:val="000000"/>
-                <w:kern w:val="0"/>
-                <w:sz w:val="20"/>
-                <w:szCs w:val="20"/>
-                <w14:ligatures w14:val="none"/>
+                <w:color w:val="000000"/>
+                <w:sz w:val="20"/>
+                <w:szCs w:val="20"/>
               </w:rPr>
               <w:t>NO</w:t>
             </w:r>
@@ -675,22 +653,16 @@
             <w:pPr>
               <w:cnfStyle w:val="000000000000" w:firstRow="0" w:lastRow="0" w:firstColumn="0" w:lastColumn="0" w:oddVBand="0" w:evenVBand="0" w:oddHBand="0" w:evenHBand="0" w:firstRowFirstColumn="0" w:firstRowLastColumn="0" w:lastRowFirstColumn="0" w:lastRowLastColumn="0"/>
               <w:rPr>
-                <w:rFonts w:eastAsia="Times New Roman" w:cs="Times New Roman"/>
-                <w:color w:val="000000"/>
-                <w:kern w:val="0"/>
-                <w:sz w:val="20"/>
-                <w:szCs w:val="20"/>
-                <w14:ligatures w14:val="none"/>
+                <w:color w:val="000000"/>
+                <w:sz w:val="20"/>
+                <w:szCs w:val="20"/>
               </w:rPr>
             </w:pPr>
             <w:r>
               <w:rPr>
-                <w:rFonts w:eastAsia="Times New Roman" w:cs="Times New Roman"/>
-                <w:color w:val="000000"/>
-                <w:kern w:val="0"/>
-                <w:sz w:val="20"/>
-                <w:szCs w:val="20"/>
-                <w14:ligatures w14:val="none"/>
+                <w:color w:val="000000"/>
+                <w:sz w:val="20"/>
+                <w:szCs w:val="20"/>
               </w:rPr>
               <w:t>NO</w:t>
             </w:r>
@@ -706,22 +678,16 @@
             <w:pPr>
               <w:cnfStyle w:val="000000000000" w:firstRow="0" w:lastRow="0" w:firstColumn="0" w:lastColumn="0" w:oddVBand="0" w:evenVBand="0" w:oddHBand="0" w:evenHBand="0" w:firstRowFirstColumn="0" w:firstRowLastColumn="0" w:lastRowFirstColumn="0" w:lastRowLastColumn="0"/>
               <w:rPr>
-                <w:rFonts w:eastAsia="Times New Roman" w:cs="Times New Roman"/>
-                <w:color w:val="000000"/>
-                <w:kern w:val="0"/>
-                <w:sz w:val="20"/>
-                <w:szCs w:val="20"/>
-                <w14:ligatures w14:val="none"/>
+                <w:color w:val="000000"/>
+                <w:sz w:val="20"/>
+                <w:szCs w:val="20"/>
               </w:rPr>
             </w:pPr>
             <w:r>
               <w:rPr>
-                <w:rFonts w:eastAsia="Times New Roman" w:cs="Times New Roman"/>
-                <w:color w:val="000000"/>
-                <w:kern w:val="0"/>
-                <w:sz w:val="20"/>
-                <w:szCs w:val="20"/>
-                <w14:ligatures w14:val="none"/>
+                <w:color w:val="000000"/>
+                <w:sz w:val="20"/>
+                <w:szCs w:val="20"/>
               </w:rPr>
               <w:t>YES (Wholesale, lower)</w:t>
             </w:r>
@@ -737,20 +703,14 @@
             <w:pPr>
               <w:cnfStyle w:val="000000000000" w:firstRow="0" w:lastRow="0" w:firstColumn="0" w:lastColumn="0" w:oddVBand="0" w:evenVBand="0" w:oddHBand="0" w:evenHBand="0" w:firstRowFirstColumn="0" w:firstRowLastColumn="0" w:lastRowFirstColumn="0" w:lastRowLastColumn="0"/>
               <w:rPr>
-                <w:rFonts w:eastAsia="Times New Roman" w:cs="Times New Roman"/>
-                <w:kern w:val="0"/>
-                <w:sz w:val="20"/>
-                <w:szCs w:val="20"/>
-                <w14:ligatures w14:val="none"/>
+                <w:sz w:val="20"/>
+                <w:szCs w:val="20"/>
               </w:rPr>
             </w:pPr>
             <w:r>
               <w:rPr>
-                <w:rFonts w:eastAsia="Times New Roman" w:cs="Times New Roman"/>
-                <w:kern w:val="0"/>
-                <w:sz w:val="20"/>
-                <w:szCs w:val="20"/>
-                <w14:ligatures w14:val="none"/>
+                <w:sz w:val="20"/>
+                <w:szCs w:val="20"/>
               </w:rPr>
               <w:t>YES</w:t>
             </w:r>
@@ -766,22 +726,16 @@
             <w:pPr>
               <w:cnfStyle w:val="000000000000" w:firstRow="0" w:lastRow="0" w:firstColumn="0" w:lastColumn="0" w:oddVBand="0" w:evenVBand="0" w:oddHBand="0" w:evenHBand="0" w:firstRowFirstColumn="0" w:firstRowLastColumn="0" w:lastRowFirstColumn="0" w:lastRowLastColumn="0"/>
               <w:rPr>
-                <w:rFonts w:eastAsia="Times New Roman" w:cs="Times New Roman"/>
-                <w:color w:val="000000"/>
-                <w:kern w:val="0"/>
-                <w:sz w:val="20"/>
-                <w:szCs w:val="20"/>
-                <w14:ligatures w14:val="none"/>
+                <w:color w:val="000000"/>
+                <w:sz w:val="20"/>
+                <w:szCs w:val="20"/>
               </w:rPr>
             </w:pPr>
             <w:r>
               <w:rPr>
-                <w:rFonts w:eastAsia="Times New Roman" w:cs="Times New Roman"/>
-                <w:color w:val="000000"/>
-                <w:kern w:val="0"/>
-                <w:sz w:val="20"/>
-                <w:szCs w:val="20"/>
-                <w14:ligatures w14:val="none"/>
+                <w:color w:val="000000"/>
+                <w:sz w:val="20"/>
+                <w:szCs w:val="20"/>
               </w:rPr>
               <w:t>YES</w:t>
             </w:r>
@@ -797,22 +751,16 @@
             <w:pPr>
               <w:cnfStyle w:val="000000000000" w:firstRow="0" w:lastRow="0" w:firstColumn="0" w:lastColumn="0" w:oddVBand="0" w:evenVBand="0" w:oddHBand="0" w:evenHBand="0" w:firstRowFirstColumn="0" w:firstRowLastColumn="0" w:lastRowFirstColumn="0" w:lastRowLastColumn="0"/>
               <w:rPr>
-                <w:rFonts w:eastAsia="Times New Roman" w:cs="Times New Roman"/>
-                <w:color w:val="000000"/>
-                <w:kern w:val="0"/>
-                <w:sz w:val="20"/>
-                <w:szCs w:val="20"/>
-                <w14:ligatures w14:val="none"/>
+                <w:color w:val="000000"/>
+                <w:sz w:val="20"/>
+                <w:szCs w:val="20"/>
               </w:rPr>
             </w:pPr>
             <w:r>
               <w:rPr>
-                <w:rFonts w:eastAsia="Times New Roman" w:cs="Times New Roman"/>
-                <w:color w:val="000000"/>
-                <w:kern w:val="0"/>
-                <w:sz w:val="20"/>
-                <w:szCs w:val="20"/>
-                <w14:ligatures w14:val="none"/>
+                <w:color w:val="000000"/>
+                <w:sz w:val="20"/>
+                <w:szCs w:val="20"/>
               </w:rPr>
               <w:t>NO</w:t>
             </w:r>
@@ -828,22 +776,16 @@
             <w:pPr>
               <w:cnfStyle w:val="000000000000" w:firstRow="0" w:lastRow="0" w:firstColumn="0" w:lastColumn="0" w:oddVBand="0" w:evenVBand="0" w:oddHBand="0" w:evenHBand="0" w:firstRowFirstColumn="0" w:firstRowLastColumn="0" w:lastRowFirstColumn="0" w:lastRowLastColumn="0"/>
               <w:rPr>
-                <w:rFonts w:eastAsia="Times New Roman" w:cs="Times New Roman"/>
-                <w:color w:val="000000"/>
-                <w:kern w:val="0"/>
-                <w:sz w:val="20"/>
-                <w:szCs w:val="20"/>
-                <w14:ligatures w14:val="none"/>
+                <w:color w:val="000000"/>
+                <w:sz w:val="20"/>
+                <w:szCs w:val="20"/>
               </w:rPr>
             </w:pPr>
             <w:r>
               <w:rPr>
-                <w:rFonts w:eastAsia="Times New Roman" w:cs="Times New Roman"/>
-                <w:color w:val="000000"/>
-                <w:kern w:val="0"/>
-                <w:sz w:val="20"/>
-                <w:szCs w:val="20"/>
-                <w14:ligatures w14:val="none"/>
+                <w:color w:val="000000"/>
+                <w:sz w:val="20"/>
+                <w:szCs w:val="20"/>
               </w:rPr>
               <w:t>YES</w:t>
             </w:r>
@@ -865,22 +807,16 @@
           <w:p>
             <w:pPr>
               <w:rPr>
-                <w:rFonts w:eastAsia="Times New Roman" w:cs="Times New Roman"/>
-                <w:color w:val="000000"/>
-                <w:kern w:val="0"/>
-                <w:sz w:val="20"/>
-                <w:szCs w:val="20"/>
-                <w14:ligatures w14:val="none"/>
+                <w:color w:val="000000"/>
+                <w:sz w:val="20"/>
+                <w:szCs w:val="20"/>
               </w:rPr>
             </w:pPr>
             <w:r>
               <w:rPr>
-                <w:rFonts w:eastAsia="Times New Roman" w:cs="Times New Roman"/>
-                <w:color w:val="000000"/>
-                <w:kern w:val="0"/>
-                <w:sz w:val="20"/>
-                <w:szCs w:val="20"/>
-                <w14:ligatures w14:val="none"/>
+                <w:color w:val="000000"/>
+                <w:sz w:val="20"/>
+                <w:szCs w:val="20"/>
               </w:rPr>
               <w:t>B</w:t>
             </w:r>
@@ -896,22 +832,16 @@
             <w:pPr>
               <w:cnfStyle w:val="000000000000" w:firstRow="0" w:lastRow="0" w:firstColumn="0" w:lastColumn="0" w:oddVBand="0" w:evenVBand="0" w:oddHBand="0" w:evenHBand="0" w:firstRowFirstColumn="0" w:firstRowLastColumn="0" w:lastRowFirstColumn="0" w:lastRowLastColumn="0"/>
               <w:rPr>
-                <w:rFonts w:eastAsia="Times New Roman" w:cs="Times New Roman"/>
-                <w:color w:val="000000"/>
-                <w:kern w:val="0"/>
-                <w:sz w:val="20"/>
-                <w:szCs w:val="20"/>
-                <w14:ligatures w14:val="none"/>
+                <w:color w:val="000000"/>
+                <w:sz w:val="20"/>
+                <w:szCs w:val="20"/>
               </w:rPr>
             </w:pPr>
             <w:r>
               <w:rPr>
-                <w:rFonts w:eastAsia="Times New Roman" w:cs="Times New Roman"/>
-                <w:color w:val="000000"/>
-                <w:kern w:val="0"/>
-                <w:sz w:val="20"/>
-                <w:szCs w:val="20"/>
-                <w14:ligatures w14:val="none"/>
+                <w:color w:val="000000"/>
+                <w:sz w:val="20"/>
+                <w:szCs w:val="20"/>
               </w:rPr>
               <w:t>Industrial site</w:t>
             </w:r>
@@ -927,22 +857,16 @@
             <w:pPr>
               <w:cnfStyle w:val="000000000000" w:firstRow="0" w:lastRow="0" w:firstColumn="0" w:lastColumn="0" w:oddVBand="0" w:evenVBand="0" w:oddHBand="0" w:evenHBand="0" w:firstRowFirstColumn="0" w:firstRowLastColumn="0" w:lastRowFirstColumn="0" w:lastRowLastColumn="0"/>
               <w:rPr>
-                <w:rFonts w:eastAsia="Times New Roman" w:cs="Times New Roman"/>
-                <w:color w:val="000000"/>
-                <w:kern w:val="0"/>
-                <w:sz w:val="20"/>
-                <w:szCs w:val="20"/>
-                <w14:ligatures w14:val="none"/>
+                <w:color w:val="000000"/>
+                <w:sz w:val="20"/>
+                <w:szCs w:val="20"/>
               </w:rPr>
             </w:pPr>
             <w:r>
               <w:rPr>
-                <w:rFonts w:eastAsia="Times New Roman" w:cs="Times New Roman"/>
-                <w:color w:val="000000"/>
-                <w:kern w:val="0"/>
-                <w:sz w:val="20"/>
-                <w:szCs w:val="20"/>
-                <w14:ligatures w14:val="none"/>
+                <w:color w:val="000000"/>
+                <w:sz w:val="20"/>
+                <w:szCs w:val="20"/>
               </w:rPr>
               <w:t>YES</w:t>
             </w:r>
@@ -958,22 +882,16 @@
             <w:pPr>
               <w:cnfStyle w:val="000000000000" w:firstRow="0" w:lastRow="0" w:firstColumn="0" w:lastColumn="0" w:oddVBand="0" w:evenVBand="0" w:oddHBand="0" w:evenHBand="0" w:firstRowFirstColumn="0" w:firstRowLastColumn="0" w:lastRowFirstColumn="0" w:lastRowLastColumn="0"/>
               <w:rPr>
-                <w:rFonts w:eastAsia="Times New Roman" w:cs="Times New Roman"/>
-                <w:color w:val="000000"/>
-                <w:kern w:val="0"/>
-                <w:sz w:val="20"/>
-                <w:szCs w:val="20"/>
-                <w14:ligatures w14:val="none"/>
+                <w:color w:val="000000"/>
+                <w:sz w:val="20"/>
+                <w:szCs w:val="20"/>
               </w:rPr>
             </w:pPr>
             <w:r>
               <w:rPr>
-                <w:rFonts w:eastAsia="Times New Roman" w:cs="Times New Roman"/>
-                <w:color w:val="000000"/>
-                <w:kern w:val="0"/>
-                <w:sz w:val="20"/>
-                <w:szCs w:val="20"/>
-                <w14:ligatures w14:val="none"/>
+                <w:color w:val="000000"/>
+                <w:sz w:val="20"/>
+                <w:szCs w:val="20"/>
               </w:rPr>
               <w:t>YES (Good)</w:t>
             </w:r>
@@ -989,22 +907,16 @@
             <w:pPr>
               <w:cnfStyle w:val="000000000000" w:firstRow="0" w:lastRow="0" w:firstColumn="0" w:lastColumn="0" w:oddVBand="0" w:evenVBand="0" w:oddHBand="0" w:evenHBand="0" w:firstRowFirstColumn="0" w:firstRowLastColumn="0" w:lastRowFirstColumn="0" w:lastRowLastColumn="0"/>
               <w:rPr>
-                <w:rFonts w:eastAsia="Times New Roman" w:cs="Times New Roman"/>
-                <w:color w:val="000000"/>
-                <w:kern w:val="0"/>
-                <w:sz w:val="20"/>
-                <w:szCs w:val="20"/>
-                <w14:ligatures w14:val="none"/>
+                <w:color w:val="000000"/>
+                <w:sz w:val="20"/>
+                <w:szCs w:val="20"/>
               </w:rPr>
             </w:pPr>
             <w:r>
               <w:rPr>
-                <w:rFonts w:eastAsia="Times New Roman" w:cs="Times New Roman"/>
-                <w:color w:val="000000"/>
-                <w:kern w:val="0"/>
-                <w:sz w:val="20"/>
-                <w:szCs w:val="20"/>
-                <w14:ligatures w14:val="none"/>
+                <w:color w:val="000000"/>
+                <w:sz w:val="20"/>
+                <w:szCs w:val="20"/>
               </w:rPr>
               <w:t>YES (Poor)</w:t>
             </w:r>
@@ -1020,22 +932,16 @@
             <w:pPr>
               <w:cnfStyle w:val="000000000000" w:firstRow="0" w:lastRow="0" w:firstColumn="0" w:lastColumn="0" w:oddVBand="0" w:evenVBand="0" w:oddHBand="0" w:evenHBand="0" w:firstRowFirstColumn="0" w:firstRowLastColumn="0" w:lastRowFirstColumn="0" w:lastRowLastColumn="0"/>
               <w:rPr>
-                <w:rFonts w:eastAsia="Times New Roman" w:cs="Times New Roman"/>
-                <w:color w:val="000000"/>
-                <w:kern w:val="0"/>
-                <w:sz w:val="20"/>
-                <w:szCs w:val="20"/>
-                <w14:ligatures w14:val="none"/>
+                <w:color w:val="000000"/>
+                <w:sz w:val="20"/>
+                <w:szCs w:val="20"/>
               </w:rPr>
             </w:pPr>
             <w:r>
               <w:rPr>
-                <w:rFonts w:eastAsia="Times New Roman" w:cs="Times New Roman"/>
-                <w:color w:val="000000"/>
-                <w:kern w:val="0"/>
-                <w:sz w:val="20"/>
-                <w:szCs w:val="20"/>
-                <w14:ligatures w14:val="none"/>
+                <w:color w:val="000000"/>
+                <w:sz w:val="20"/>
+                <w:szCs w:val="20"/>
               </w:rPr>
               <w:t>NO</w:t>
             </w:r>
@@ -1051,22 +957,16 @@
             <w:pPr>
               <w:cnfStyle w:val="000000000000" w:firstRow="0" w:lastRow="0" w:firstColumn="0" w:lastColumn="0" w:oddVBand="0" w:evenVBand="0" w:oddHBand="0" w:evenHBand="0" w:firstRowFirstColumn="0" w:firstRowLastColumn="0" w:lastRowFirstColumn="0" w:lastRowLastColumn="0"/>
               <w:rPr>
-                <w:rFonts w:eastAsia="Times New Roman" w:cs="Times New Roman"/>
-                <w:color w:val="000000"/>
-                <w:kern w:val="0"/>
-                <w:sz w:val="20"/>
-                <w:szCs w:val="20"/>
-                <w14:ligatures w14:val="none"/>
+                <w:color w:val="000000"/>
+                <w:sz w:val="20"/>
+                <w:szCs w:val="20"/>
               </w:rPr>
             </w:pPr>
             <w:r>
               <w:rPr>
-                <w:rFonts w:eastAsia="Times New Roman" w:cs="Times New Roman"/>
-                <w:color w:val="000000"/>
-                <w:kern w:val="0"/>
-                <w:sz w:val="20"/>
-                <w:szCs w:val="20"/>
-                <w14:ligatures w14:val="none"/>
+                <w:color w:val="000000"/>
+                <w:sz w:val="20"/>
+                <w:szCs w:val="20"/>
               </w:rPr>
               <w:t>YES</w:t>
             </w:r>
@@ -1082,22 +982,16 @@
             <w:pPr>
               <w:cnfStyle w:val="000000000000" w:firstRow="0" w:lastRow="0" w:firstColumn="0" w:lastColumn="0" w:oddVBand="0" w:evenVBand="0" w:oddHBand="0" w:evenHBand="0" w:firstRowFirstColumn="0" w:firstRowLastColumn="0" w:lastRowFirstColumn="0" w:lastRowLastColumn="0"/>
               <w:rPr>
-                <w:rFonts w:eastAsia="Times New Roman" w:cs="Times New Roman"/>
-                <w:color w:val="000000"/>
-                <w:kern w:val="0"/>
-                <w:sz w:val="20"/>
-                <w:szCs w:val="20"/>
-                <w14:ligatures w14:val="none"/>
+                <w:color w:val="000000"/>
+                <w:sz w:val="20"/>
+                <w:szCs w:val="20"/>
               </w:rPr>
             </w:pPr>
             <w:r>
               <w:rPr>
-                <w:rFonts w:eastAsia="Times New Roman" w:cs="Times New Roman"/>
-                <w:color w:val="000000"/>
-                <w:kern w:val="0"/>
-                <w:sz w:val="20"/>
-                <w:szCs w:val="20"/>
-                <w14:ligatures w14:val="none"/>
+                <w:color w:val="000000"/>
+                <w:sz w:val="20"/>
+                <w:szCs w:val="20"/>
               </w:rPr>
               <w:t>YES (Fixed industrial)</w:t>
             </w:r>
@@ -1113,20 +1007,14 @@
             <w:pPr>
               <w:cnfStyle w:val="000000000000" w:firstRow="0" w:lastRow="0" w:firstColumn="0" w:lastColumn="0" w:oddVBand="0" w:evenVBand="0" w:oddHBand="0" w:evenHBand="0" w:firstRowFirstColumn="0" w:firstRowLastColumn="0" w:lastRowFirstColumn="0" w:lastRowLastColumn="0"/>
               <w:rPr>
-                <w:rFonts w:eastAsia="Times New Roman" w:cs="Times New Roman"/>
-                <w:kern w:val="0"/>
-                <w:sz w:val="20"/>
-                <w:szCs w:val="20"/>
-                <w14:ligatures w14:val="none"/>
+                <w:sz w:val="20"/>
+                <w:szCs w:val="20"/>
               </w:rPr>
             </w:pPr>
             <w:r>
               <w:rPr>
-                <w:rFonts w:eastAsia="Times New Roman" w:cs="Times New Roman"/>
-                <w:kern w:val="0"/>
-                <w:sz w:val="20"/>
-                <w:szCs w:val="20"/>
-                <w14:ligatures w14:val="none"/>
+                <w:sz w:val="20"/>
+                <w:szCs w:val="20"/>
               </w:rPr>
               <w:t>NO</w:t>
             </w:r>
@@ -1142,22 +1030,16 @@
             <w:pPr>
               <w:cnfStyle w:val="000000000000" w:firstRow="0" w:lastRow="0" w:firstColumn="0" w:lastColumn="0" w:oddVBand="0" w:evenVBand="0" w:oddHBand="0" w:evenHBand="0" w:firstRowFirstColumn="0" w:firstRowLastColumn="0" w:lastRowFirstColumn="0" w:lastRowLastColumn="0"/>
               <w:rPr>
-                <w:rFonts w:eastAsia="Times New Roman" w:cs="Times New Roman"/>
-                <w:color w:val="000000"/>
-                <w:kern w:val="0"/>
-                <w:sz w:val="20"/>
-                <w:szCs w:val="20"/>
-                <w14:ligatures w14:val="none"/>
+                <w:color w:val="000000"/>
+                <w:sz w:val="20"/>
+                <w:szCs w:val="20"/>
               </w:rPr>
             </w:pPr>
             <w:r>
               <w:rPr>
-                <w:rFonts w:eastAsia="Times New Roman" w:cs="Times New Roman"/>
-                <w:color w:val="000000"/>
-                <w:kern w:val="0"/>
-                <w:sz w:val="20"/>
-                <w:szCs w:val="20"/>
-                <w14:ligatures w14:val="none"/>
+                <w:color w:val="000000"/>
+                <w:sz w:val="20"/>
+                <w:szCs w:val="20"/>
               </w:rPr>
               <w:t>NO</w:t>
             </w:r>
@@ -1173,22 +1055,16 @@
             <w:pPr>
               <w:cnfStyle w:val="000000000000" w:firstRow="0" w:lastRow="0" w:firstColumn="0" w:lastColumn="0" w:oddVBand="0" w:evenVBand="0" w:oddHBand="0" w:evenHBand="0" w:firstRowFirstColumn="0" w:firstRowLastColumn="0" w:lastRowFirstColumn="0" w:lastRowLastColumn="0"/>
               <w:rPr>
-                <w:rFonts w:eastAsia="Times New Roman" w:cs="Times New Roman"/>
-                <w:color w:val="000000"/>
-                <w:kern w:val="0"/>
-                <w:sz w:val="20"/>
-                <w:szCs w:val="20"/>
-                <w14:ligatures w14:val="none"/>
+                <w:color w:val="000000"/>
+                <w:sz w:val="20"/>
+                <w:szCs w:val="20"/>
               </w:rPr>
             </w:pPr>
             <w:r>
               <w:rPr>
-                <w:rFonts w:eastAsia="Times New Roman" w:cs="Times New Roman"/>
-                <w:color w:val="000000"/>
-                <w:kern w:val="0"/>
-                <w:sz w:val="20"/>
-                <w:szCs w:val="20"/>
-                <w14:ligatures w14:val="none"/>
+                <w:color w:val="000000"/>
+                <w:sz w:val="20"/>
+                <w:szCs w:val="20"/>
               </w:rPr>
               <w:t>NO</w:t>
             </w:r>
@@ -1204,22 +1080,16 @@
             <w:pPr>
               <w:cnfStyle w:val="000000000000" w:firstRow="0" w:lastRow="0" w:firstColumn="0" w:lastColumn="0" w:oddVBand="0" w:evenVBand="0" w:oddHBand="0" w:evenHBand="0" w:firstRowFirstColumn="0" w:firstRowLastColumn="0" w:lastRowFirstColumn="0" w:lastRowLastColumn="0"/>
               <w:rPr>
-                <w:rFonts w:eastAsia="Times New Roman" w:cs="Times New Roman"/>
-                <w:color w:val="000000"/>
-                <w:kern w:val="0"/>
-                <w:sz w:val="20"/>
-                <w:szCs w:val="20"/>
-                <w14:ligatures w14:val="none"/>
+                <w:color w:val="000000"/>
+                <w:sz w:val="20"/>
+                <w:szCs w:val="20"/>
               </w:rPr>
             </w:pPr>
             <w:r>
               <w:rPr>
-                <w:rFonts w:eastAsia="Times New Roman" w:cs="Times New Roman"/>
-                <w:color w:val="000000"/>
-                <w:kern w:val="0"/>
-                <w:sz w:val="20"/>
-                <w:szCs w:val="20"/>
-                <w14:ligatures w14:val="none"/>
+                <w:color w:val="000000"/>
+                <w:sz w:val="20"/>
+                <w:szCs w:val="20"/>
               </w:rPr>
               <w:t>YES</w:t>
             </w:r>
@@ -1241,22 +1111,16 @@
           <w:p>
             <w:pPr>
               <w:rPr>
-                <w:rFonts w:eastAsia="Times New Roman" w:cs="Times New Roman"/>
-                <w:color w:val="000000"/>
-                <w:kern w:val="0"/>
-                <w:sz w:val="20"/>
-                <w:szCs w:val="20"/>
-                <w14:ligatures w14:val="none"/>
+                <w:color w:val="000000"/>
+                <w:sz w:val="20"/>
+                <w:szCs w:val="20"/>
               </w:rPr>
             </w:pPr>
             <w:r>
               <w:rPr>
-                <w:rFonts w:eastAsia="Times New Roman" w:cs="Times New Roman"/>
-                <w:color w:val="000000"/>
-                <w:kern w:val="0"/>
-                <w:sz w:val="20"/>
-                <w:szCs w:val="20"/>
-                <w14:ligatures w14:val="none"/>
+                <w:color w:val="000000"/>
+                <w:sz w:val="20"/>
+                <w:szCs w:val="20"/>
               </w:rPr>
               <w:t>C</w:t>
             </w:r>
@@ -1272,22 +1136,16 @@
             <w:pPr>
               <w:cnfStyle w:val="000000000000" w:firstRow="0" w:lastRow="0" w:firstColumn="0" w:lastColumn="0" w:oddVBand="0" w:evenVBand="0" w:oddHBand="0" w:evenHBand="0" w:firstRowFirstColumn="0" w:firstRowLastColumn="0" w:lastRowFirstColumn="0" w:lastRowLastColumn="0"/>
               <w:rPr>
-                <w:rFonts w:eastAsia="Times New Roman" w:cs="Times New Roman"/>
-                <w:color w:val="000000"/>
-                <w:kern w:val="0"/>
-                <w:sz w:val="20"/>
-                <w:szCs w:val="20"/>
-                <w14:ligatures w14:val="none"/>
+                <w:color w:val="000000"/>
+                <w:sz w:val="20"/>
+                <w:szCs w:val="20"/>
               </w:rPr>
             </w:pPr>
             <w:r>
               <w:rPr>
-                <w:rFonts w:eastAsia="Times New Roman" w:cs="Times New Roman"/>
-                <w:color w:val="000000"/>
-                <w:kern w:val="0"/>
-                <w:sz w:val="20"/>
-                <w:szCs w:val="20"/>
-                <w14:ligatures w14:val="none"/>
+                <w:color w:val="000000"/>
+                <w:sz w:val="20"/>
+                <w:szCs w:val="20"/>
               </w:rPr>
               <w:t>City</w:t>
             </w:r>
@@ -1303,22 +1161,16 @@
             <w:pPr>
               <w:cnfStyle w:val="000000000000" w:firstRow="0" w:lastRow="0" w:firstColumn="0" w:lastColumn="0" w:oddVBand="0" w:evenVBand="0" w:oddHBand="0" w:evenHBand="0" w:firstRowFirstColumn="0" w:firstRowLastColumn="0" w:lastRowFirstColumn="0" w:lastRowLastColumn="0"/>
               <w:rPr>
-                <w:rFonts w:eastAsia="Times New Roman" w:cs="Times New Roman"/>
-                <w:color w:val="000000"/>
-                <w:kern w:val="0"/>
-                <w:sz w:val="20"/>
-                <w:szCs w:val="20"/>
-                <w14:ligatures w14:val="none"/>
+                <w:color w:val="000000"/>
+                <w:sz w:val="20"/>
+                <w:szCs w:val="20"/>
               </w:rPr>
             </w:pPr>
             <w:r>
               <w:rPr>
-                <w:rFonts w:eastAsia="Times New Roman" w:cs="Times New Roman"/>
-                <w:color w:val="000000"/>
-                <w:kern w:val="0"/>
-                <w:sz w:val="20"/>
-                <w:szCs w:val="20"/>
-                <w14:ligatures w14:val="none"/>
+                <w:color w:val="000000"/>
+                <w:sz w:val="20"/>
+                <w:szCs w:val="20"/>
               </w:rPr>
               <w:t>YES</w:t>
             </w:r>
@@ -1334,22 +1186,16 @@
             <w:pPr>
               <w:cnfStyle w:val="000000000000" w:firstRow="0" w:lastRow="0" w:firstColumn="0" w:lastColumn="0" w:oddVBand="0" w:evenVBand="0" w:oddHBand="0" w:evenHBand="0" w:firstRowFirstColumn="0" w:firstRowLastColumn="0" w:lastRowFirstColumn="0" w:lastRowLastColumn="0"/>
               <w:rPr>
-                <w:rFonts w:eastAsia="Times New Roman" w:cs="Times New Roman"/>
-                <w:color w:val="000000"/>
-                <w:kern w:val="0"/>
-                <w:sz w:val="20"/>
-                <w:szCs w:val="20"/>
-                <w14:ligatures w14:val="none"/>
+                <w:color w:val="000000"/>
+                <w:sz w:val="20"/>
+                <w:szCs w:val="20"/>
               </w:rPr>
             </w:pPr>
             <w:r>
               <w:rPr>
-                <w:rFonts w:eastAsia="Times New Roman" w:cs="Times New Roman"/>
-                <w:color w:val="000000"/>
-                <w:kern w:val="0"/>
-                <w:sz w:val="20"/>
-                <w:szCs w:val="20"/>
-                <w14:ligatures w14:val="none"/>
+                <w:color w:val="000000"/>
+                <w:sz w:val="20"/>
+                <w:szCs w:val="20"/>
               </w:rPr>
               <w:t>NO</w:t>
             </w:r>
@@ -1365,22 +1211,16 @@
             <w:pPr>
               <w:cnfStyle w:val="000000000000" w:firstRow="0" w:lastRow="0" w:firstColumn="0" w:lastColumn="0" w:oddVBand="0" w:evenVBand="0" w:oddHBand="0" w:evenHBand="0" w:firstRowFirstColumn="0" w:firstRowLastColumn="0" w:lastRowFirstColumn="0" w:lastRowLastColumn="0"/>
               <w:rPr>
-                <w:rFonts w:eastAsia="Times New Roman" w:cs="Times New Roman"/>
-                <w:color w:val="000000"/>
-                <w:kern w:val="0"/>
-                <w:sz w:val="20"/>
-                <w:szCs w:val="20"/>
-                <w14:ligatures w14:val="none"/>
+                <w:color w:val="000000"/>
+                <w:sz w:val="20"/>
+                <w:szCs w:val="20"/>
               </w:rPr>
             </w:pPr>
             <w:r>
               <w:rPr>
-                <w:rFonts w:eastAsia="Times New Roman" w:cs="Times New Roman"/>
-                <w:color w:val="000000"/>
-                <w:kern w:val="0"/>
-                <w:sz w:val="20"/>
-                <w:szCs w:val="20"/>
-                <w14:ligatures w14:val="none"/>
+                <w:color w:val="000000"/>
+                <w:sz w:val="20"/>
+                <w:szCs w:val="20"/>
               </w:rPr>
               <w:t>NO</w:t>
             </w:r>
@@ -1396,22 +1236,16 @@
             <w:pPr>
               <w:cnfStyle w:val="000000000000" w:firstRow="0" w:lastRow="0" w:firstColumn="0" w:lastColumn="0" w:oddVBand="0" w:evenVBand="0" w:oddHBand="0" w:evenHBand="0" w:firstRowFirstColumn="0" w:firstRowLastColumn="0" w:lastRowFirstColumn="0" w:lastRowLastColumn="0"/>
               <w:rPr>
-                <w:rFonts w:eastAsia="Times New Roman" w:cs="Times New Roman"/>
-                <w:color w:val="000000"/>
-                <w:kern w:val="0"/>
-                <w:sz w:val="20"/>
-                <w:szCs w:val="20"/>
-                <w14:ligatures w14:val="none"/>
+                <w:color w:val="000000"/>
+                <w:sz w:val="20"/>
+                <w:szCs w:val="20"/>
               </w:rPr>
             </w:pPr>
             <w:r>
               <w:rPr>
-                <w:rFonts w:eastAsia="Times New Roman" w:cs="Times New Roman"/>
-                <w:color w:val="000000"/>
-                <w:kern w:val="0"/>
-                <w:sz w:val="20"/>
-                <w:szCs w:val="20"/>
-                <w14:ligatures w14:val="none"/>
+                <w:color w:val="000000"/>
+                <w:sz w:val="20"/>
+                <w:szCs w:val="20"/>
               </w:rPr>
               <w:t>NO</w:t>
             </w:r>
@@ -1427,22 +1261,16 @@
             <w:pPr>
               <w:cnfStyle w:val="000000000000" w:firstRow="0" w:lastRow="0" w:firstColumn="0" w:lastColumn="0" w:oddVBand="0" w:evenVBand="0" w:oddHBand="0" w:evenHBand="0" w:firstRowFirstColumn="0" w:firstRowLastColumn="0" w:lastRowFirstColumn="0" w:lastRowLastColumn="0"/>
               <w:rPr>
-                <w:rFonts w:eastAsia="Times New Roman" w:cs="Times New Roman"/>
-                <w:color w:val="000000"/>
-                <w:kern w:val="0"/>
-                <w:sz w:val="20"/>
-                <w:szCs w:val="20"/>
-                <w14:ligatures w14:val="none"/>
+                <w:color w:val="000000"/>
+                <w:sz w:val="20"/>
+                <w:szCs w:val="20"/>
               </w:rPr>
             </w:pPr>
             <w:r>
               <w:rPr>
-                <w:rFonts w:eastAsia="Times New Roman" w:cs="Times New Roman"/>
-                <w:color w:val="000000"/>
-                <w:kern w:val="0"/>
-                <w:sz w:val="20"/>
-                <w:szCs w:val="20"/>
-                <w14:ligatures w14:val="none"/>
+                <w:color w:val="000000"/>
+                <w:sz w:val="20"/>
+                <w:szCs w:val="20"/>
               </w:rPr>
               <w:t>NO</w:t>
             </w:r>
@@ -1458,22 +1286,16 @@
             <w:pPr>
               <w:cnfStyle w:val="000000000000" w:firstRow="0" w:lastRow="0" w:firstColumn="0" w:lastColumn="0" w:oddVBand="0" w:evenVBand="0" w:oddHBand="0" w:evenHBand="0" w:firstRowFirstColumn="0" w:firstRowLastColumn="0" w:lastRowFirstColumn="0" w:lastRowLastColumn="0"/>
               <w:rPr>
-                <w:rFonts w:eastAsia="Times New Roman" w:cs="Times New Roman"/>
-                <w:color w:val="000000"/>
-                <w:kern w:val="0"/>
-                <w:sz w:val="20"/>
-                <w:szCs w:val="20"/>
-                <w14:ligatures w14:val="none"/>
+                <w:color w:val="000000"/>
+                <w:sz w:val="20"/>
+                <w:szCs w:val="20"/>
               </w:rPr>
             </w:pPr>
             <w:r>
               <w:rPr>
-                <w:rFonts w:eastAsia="Times New Roman" w:cs="Times New Roman"/>
-                <w:color w:val="000000"/>
-                <w:kern w:val="0"/>
-                <w:sz w:val="20"/>
-                <w:szCs w:val="20"/>
-                <w14:ligatures w14:val="none"/>
+                <w:color w:val="000000"/>
+                <w:sz w:val="20"/>
+                <w:szCs w:val="20"/>
               </w:rPr>
               <w:t>NO</w:t>
             </w:r>
@@ -1489,20 +1311,14 @@
             <w:pPr>
               <w:cnfStyle w:val="000000000000" w:firstRow="0" w:lastRow="0" w:firstColumn="0" w:lastColumn="0" w:oddVBand="0" w:evenVBand="0" w:oddHBand="0" w:evenHBand="0" w:firstRowFirstColumn="0" w:firstRowLastColumn="0" w:lastRowFirstColumn="0" w:lastRowLastColumn="0"/>
               <w:rPr>
-                <w:rFonts w:eastAsia="Times New Roman" w:cs="Times New Roman"/>
-                <w:kern w:val="0"/>
-                <w:sz w:val="20"/>
-                <w:szCs w:val="20"/>
-                <w14:ligatures w14:val="none"/>
+                <w:sz w:val="20"/>
+                <w:szCs w:val="20"/>
               </w:rPr>
             </w:pPr>
             <w:r>
               <w:rPr>
-                <w:rFonts w:eastAsia="Times New Roman" w:cs="Times New Roman"/>
-                <w:kern w:val="0"/>
-                <w:sz w:val="20"/>
-                <w:szCs w:val="20"/>
-                <w14:ligatures w14:val="none"/>
+                <w:sz w:val="20"/>
+                <w:szCs w:val="20"/>
               </w:rPr>
               <w:t>NO</w:t>
             </w:r>
@@ -1518,24 +1334,27 @@
             <w:pPr>
               <w:cnfStyle w:val="000000000000" w:firstRow="0" w:lastRow="0" w:firstColumn="0" w:lastColumn="0" w:oddVBand="0" w:evenVBand="0" w:oddHBand="0" w:evenHBand="0" w:firstRowFirstColumn="0" w:firstRowLastColumn="0" w:lastRowFirstColumn="0" w:lastRowLastColumn="0"/>
               <w:rPr>
-                <w:rFonts w:eastAsia="Times New Roman" w:cs="Times New Roman"/>
-                <w:color w:val="000000"/>
-                <w:kern w:val="0"/>
-                <w:sz w:val="20"/>
-                <w:szCs w:val="20"/>
-                <w14:ligatures w14:val="none"/>
+                <w:color w:val="000000"/>
+                <w:sz w:val="20"/>
+                <w:szCs w:val="20"/>
               </w:rPr>
             </w:pPr>
             <w:r>
               <w:rPr>
-                <w:rFonts w:eastAsia="Times New Roman" w:cs="Times New Roman"/>
-                <w:color w:val="000000"/>
-                <w:kern w:val="0"/>
-                <w:sz w:val="20"/>
-                <w:szCs w:val="20"/>
-                <w14:ligatures w14:val="none"/>
-              </w:rPr>
-              <w:t>NO</w:t>
+                <w:color w:val="FF0000"/>
+                <w:sz w:val="20"/>
+                <w:szCs w:val="20"/>
+                <w:highlight w:val="yellow"/>
+              </w:rPr>
+              <w:t>YES</w:t>
+            </w:r>
+            <w:r>
+              <w:rPr>
+                <w:color w:val="FF0000"/>
+                <w:sz w:val="20"/>
+                <w:szCs w:val="20"/>
+              </w:rPr>
+              <w:t>(?)</w:t>
             </w:r>
           </w:p>
         </w:tc>
@@ -1549,22 +1368,16 @@
             <w:pPr>
               <w:cnfStyle w:val="000000000000" w:firstRow="0" w:lastRow="0" w:firstColumn="0" w:lastColumn="0" w:oddVBand="0" w:evenVBand="0" w:oddHBand="0" w:evenHBand="0" w:firstRowFirstColumn="0" w:firstRowLastColumn="0" w:lastRowFirstColumn="0" w:lastRowLastColumn="0"/>
               <w:rPr>
-                <w:rFonts w:eastAsia="Times New Roman" w:cs="Times New Roman"/>
-                <w:color w:val="000000"/>
-                <w:kern w:val="0"/>
-                <w:sz w:val="20"/>
-                <w:szCs w:val="20"/>
-                <w14:ligatures w14:val="none"/>
+                <w:color w:val="000000"/>
+                <w:sz w:val="20"/>
+                <w:szCs w:val="20"/>
               </w:rPr>
             </w:pPr>
             <w:r>
               <w:rPr>
-                <w:rFonts w:eastAsia="Times New Roman" w:cs="Times New Roman"/>
-                <w:color w:val="000000"/>
-                <w:kern w:val="0"/>
-                <w:sz w:val="20"/>
-                <w:szCs w:val="20"/>
-                <w14:ligatures w14:val="none"/>
+                <w:color w:val="000000"/>
+                <w:sz w:val="20"/>
+                <w:szCs w:val="20"/>
               </w:rPr>
               <w:t>NO</w:t>
             </w:r>
@@ -1580,22 +1393,16 @@
             <w:pPr>
               <w:cnfStyle w:val="000000000000" w:firstRow="0" w:lastRow="0" w:firstColumn="0" w:lastColumn="0" w:oddVBand="0" w:evenVBand="0" w:oddHBand="0" w:evenHBand="0" w:firstRowFirstColumn="0" w:firstRowLastColumn="0" w:lastRowFirstColumn="0" w:lastRowLastColumn="0"/>
               <w:rPr>
-                <w:rFonts w:eastAsia="Times New Roman" w:cs="Times New Roman"/>
-                <w:color w:val="000000"/>
-                <w:kern w:val="0"/>
-                <w:sz w:val="20"/>
-                <w:szCs w:val="20"/>
-                <w14:ligatures w14:val="none"/>
+                <w:color w:val="000000"/>
+                <w:sz w:val="20"/>
+                <w:szCs w:val="20"/>
               </w:rPr>
             </w:pPr>
             <w:r>
               <w:rPr>
-                <w:rFonts w:eastAsia="Times New Roman" w:cs="Times New Roman"/>
-                <w:color w:val="000000"/>
-                <w:kern w:val="0"/>
-                <w:sz w:val="20"/>
-                <w:szCs w:val="20"/>
-                <w14:ligatures w14:val="none"/>
+                <w:color w:val="000000"/>
+                <w:sz w:val="20"/>
+                <w:szCs w:val="20"/>
               </w:rPr>
               <w:t>NO</w:t>
             </w:r>
@@ -1617,22 +1424,16 @@
           <w:p>
             <w:pPr>
               <w:rPr>
-                <w:rFonts w:eastAsia="Times New Roman" w:cs="Times New Roman"/>
-                <w:color w:val="000000"/>
-                <w:kern w:val="0"/>
-                <w:sz w:val="20"/>
-                <w:szCs w:val="20"/>
-                <w14:ligatures w14:val="none"/>
+                <w:color w:val="000000"/>
+                <w:sz w:val="20"/>
+                <w:szCs w:val="20"/>
               </w:rPr>
             </w:pPr>
             <w:r>
               <w:rPr>
-                <w:rFonts w:eastAsia="Times New Roman" w:cs="Times New Roman"/>
-                <w:color w:val="000000"/>
-                <w:kern w:val="0"/>
-                <w:sz w:val="20"/>
-                <w:szCs w:val="20"/>
-                <w14:ligatures w14:val="none"/>
+                <w:color w:val="000000"/>
+                <w:sz w:val="20"/>
+                <w:szCs w:val="20"/>
               </w:rPr>
               <w:t>D</w:t>
             </w:r>
@@ -1648,22 +1449,16 @@
             <w:pPr>
               <w:cnfStyle w:val="000000000000" w:firstRow="0" w:lastRow="0" w:firstColumn="0" w:lastColumn="0" w:oddVBand="0" w:evenVBand="0" w:oddHBand="0" w:evenHBand="0" w:firstRowFirstColumn="0" w:firstRowLastColumn="0" w:lastRowFirstColumn="0" w:lastRowLastColumn="0"/>
               <w:rPr>
-                <w:rFonts w:eastAsia="Times New Roman" w:cs="Times New Roman"/>
-                <w:color w:val="000000"/>
-                <w:kern w:val="0"/>
-                <w:sz w:val="20"/>
-                <w:szCs w:val="20"/>
-                <w14:ligatures w14:val="none"/>
+                <w:color w:val="000000"/>
+                <w:sz w:val="20"/>
+                <w:szCs w:val="20"/>
               </w:rPr>
             </w:pPr>
             <w:r>
               <w:rPr>
-                <w:rFonts w:eastAsia="Times New Roman" w:cs="Times New Roman"/>
-                <w:color w:val="000000"/>
-                <w:kern w:val="0"/>
-                <w:sz w:val="20"/>
-                <w:szCs w:val="20"/>
-                <w14:ligatures w14:val="none"/>
+                <w:color w:val="000000"/>
+                <w:sz w:val="20"/>
+                <w:szCs w:val="20"/>
               </w:rPr>
               <w:t>Inland</w:t>
             </w:r>
@@ -1679,22 +1474,16 @@
             <w:pPr>
               <w:cnfStyle w:val="000000000000" w:firstRow="0" w:lastRow="0" w:firstColumn="0" w:lastColumn="0" w:oddVBand="0" w:evenVBand="0" w:oddHBand="0" w:evenHBand="0" w:firstRowFirstColumn="0" w:firstRowLastColumn="0" w:lastRowFirstColumn="0" w:lastRowLastColumn="0"/>
               <w:rPr>
-                <w:rFonts w:eastAsia="Times New Roman" w:cs="Times New Roman"/>
-                <w:color w:val="000000"/>
-                <w:kern w:val="0"/>
-                <w:sz w:val="20"/>
-                <w:szCs w:val="20"/>
-                <w14:ligatures w14:val="none"/>
+                <w:color w:val="000000"/>
+                <w:sz w:val="20"/>
+                <w:szCs w:val="20"/>
               </w:rPr>
             </w:pPr>
             <w:r>
               <w:rPr>
-                <w:rFonts w:eastAsia="Times New Roman" w:cs="Times New Roman"/>
-                <w:color w:val="000000"/>
-                <w:kern w:val="0"/>
-                <w:sz w:val="20"/>
-                <w:szCs w:val="20"/>
-                <w14:ligatures w14:val="none"/>
+                <w:color w:val="000000"/>
+                <w:sz w:val="20"/>
+                <w:szCs w:val="20"/>
               </w:rPr>
               <w:t>YES</w:t>
             </w:r>
@@ -1710,22 +1499,16 @@
             <w:pPr>
               <w:cnfStyle w:val="000000000000" w:firstRow="0" w:lastRow="0" w:firstColumn="0" w:lastColumn="0" w:oddVBand="0" w:evenVBand="0" w:oddHBand="0" w:evenHBand="0" w:firstRowFirstColumn="0" w:firstRowLastColumn="0" w:lastRowFirstColumn="0" w:lastRowLastColumn="0"/>
               <w:rPr>
-                <w:rFonts w:eastAsia="Times New Roman" w:cs="Times New Roman"/>
-                <w:color w:val="000000"/>
-                <w:kern w:val="0"/>
-                <w:sz w:val="20"/>
-                <w:szCs w:val="20"/>
-                <w14:ligatures w14:val="none"/>
+                <w:color w:val="000000"/>
+                <w:sz w:val="20"/>
+                <w:szCs w:val="20"/>
               </w:rPr>
             </w:pPr>
             <w:r>
               <w:rPr>
-                <w:rFonts w:eastAsia="Times New Roman" w:cs="Times New Roman"/>
-                <w:color w:val="000000"/>
-                <w:kern w:val="0"/>
-                <w:sz w:val="20"/>
-                <w:szCs w:val="20"/>
-                <w14:ligatures w14:val="none"/>
+                <w:color w:val="000000"/>
+                <w:sz w:val="20"/>
+                <w:szCs w:val="20"/>
               </w:rPr>
               <w:t>YES (Poor)</w:t>
             </w:r>
@@ -1741,22 +1524,16 @@
             <w:pPr>
               <w:cnfStyle w:val="000000000000" w:firstRow="0" w:lastRow="0" w:firstColumn="0" w:lastColumn="0" w:oddVBand="0" w:evenVBand="0" w:oddHBand="0" w:evenHBand="0" w:firstRowFirstColumn="0" w:firstRowLastColumn="0" w:lastRowFirstColumn="0" w:lastRowLastColumn="0"/>
               <w:rPr>
-                <w:rFonts w:eastAsia="Times New Roman" w:cs="Times New Roman"/>
-                <w:color w:val="000000"/>
-                <w:kern w:val="0"/>
-                <w:sz w:val="20"/>
-                <w:szCs w:val="20"/>
-                <w14:ligatures w14:val="none"/>
+                <w:color w:val="000000"/>
+                <w:sz w:val="20"/>
+                <w:szCs w:val="20"/>
               </w:rPr>
             </w:pPr>
             <w:r>
               <w:rPr>
-                <w:rFonts w:eastAsia="Times New Roman" w:cs="Times New Roman"/>
-                <w:color w:val="000000"/>
-                <w:kern w:val="0"/>
-                <w:sz w:val="20"/>
-                <w:szCs w:val="20"/>
-                <w14:ligatures w14:val="none"/>
+                <w:color w:val="000000"/>
+                <w:sz w:val="20"/>
+                <w:szCs w:val="20"/>
               </w:rPr>
               <w:t>YES (Good)</w:t>
             </w:r>
@@ -1772,22 +1549,16 @@
             <w:pPr>
               <w:cnfStyle w:val="000000000000" w:firstRow="0" w:lastRow="0" w:firstColumn="0" w:lastColumn="0" w:oddVBand="0" w:evenVBand="0" w:oddHBand="0" w:evenHBand="0" w:firstRowFirstColumn="0" w:firstRowLastColumn="0" w:lastRowFirstColumn="0" w:lastRowLastColumn="0"/>
               <w:rPr>
-                <w:rFonts w:eastAsia="Times New Roman" w:cs="Times New Roman"/>
-                <w:color w:val="000000"/>
-                <w:kern w:val="0"/>
-                <w:sz w:val="20"/>
-                <w:szCs w:val="20"/>
-                <w14:ligatures w14:val="none"/>
+                <w:color w:val="000000"/>
+                <w:sz w:val="20"/>
+                <w:szCs w:val="20"/>
               </w:rPr>
             </w:pPr>
             <w:r>
               <w:rPr>
-                <w:rFonts w:eastAsia="Times New Roman" w:cs="Times New Roman"/>
-                <w:color w:val="000000"/>
-                <w:kern w:val="0"/>
-                <w:sz w:val="20"/>
-                <w:szCs w:val="20"/>
-                <w14:ligatures w14:val="none"/>
+                <w:color w:val="000000"/>
+                <w:sz w:val="20"/>
+                <w:szCs w:val="20"/>
               </w:rPr>
               <w:t>NO</w:t>
             </w:r>
@@ -1803,22 +1574,16 @@
             <w:pPr>
               <w:cnfStyle w:val="000000000000" w:firstRow="0" w:lastRow="0" w:firstColumn="0" w:lastColumn="0" w:oddVBand="0" w:evenVBand="0" w:oddHBand="0" w:evenHBand="0" w:firstRowFirstColumn="0" w:firstRowLastColumn="0" w:lastRowFirstColumn="0" w:lastRowLastColumn="0"/>
               <w:rPr>
-                <w:rFonts w:eastAsia="Times New Roman" w:cs="Times New Roman"/>
-                <w:color w:val="000000"/>
-                <w:kern w:val="0"/>
-                <w:sz w:val="20"/>
-                <w:szCs w:val="20"/>
-                <w14:ligatures w14:val="none"/>
+                <w:color w:val="000000"/>
+                <w:sz w:val="20"/>
+                <w:szCs w:val="20"/>
               </w:rPr>
             </w:pPr>
             <w:r>
               <w:rPr>
-                <w:rFonts w:eastAsia="Times New Roman" w:cs="Times New Roman"/>
-                <w:color w:val="000000"/>
-                <w:kern w:val="0"/>
-                <w:sz w:val="20"/>
-                <w:szCs w:val="20"/>
-                <w14:ligatures w14:val="none"/>
+                <w:color w:val="000000"/>
+                <w:sz w:val="20"/>
+                <w:szCs w:val="20"/>
               </w:rPr>
               <w:t>NO</w:t>
             </w:r>
@@ -1834,22 +1599,16 @@
             <w:pPr>
               <w:cnfStyle w:val="000000000000" w:firstRow="0" w:lastRow="0" w:firstColumn="0" w:lastColumn="0" w:oddVBand="0" w:evenVBand="0" w:oddHBand="0" w:evenHBand="0" w:firstRowFirstColumn="0" w:firstRowLastColumn="0" w:lastRowFirstColumn="0" w:lastRowLastColumn="0"/>
               <w:rPr>
-                <w:rFonts w:eastAsia="Times New Roman" w:cs="Times New Roman"/>
-                <w:color w:val="000000"/>
-                <w:kern w:val="0"/>
-                <w:sz w:val="20"/>
-                <w:szCs w:val="20"/>
-                <w14:ligatures w14:val="none"/>
+                <w:color w:val="000000"/>
+                <w:sz w:val="20"/>
+                <w:szCs w:val="20"/>
               </w:rPr>
             </w:pPr>
             <w:r>
               <w:rPr>
-                <w:rFonts w:eastAsia="Times New Roman" w:cs="Times New Roman"/>
-                <w:color w:val="000000"/>
-                <w:kern w:val="0"/>
-                <w:sz w:val="20"/>
-                <w:szCs w:val="20"/>
-                <w14:ligatures w14:val="none"/>
+                <w:color w:val="000000"/>
+                <w:sz w:val="20"/>
+                <w:szCs w:val="20"/>
               </w:rPr>
               <w:t>YES (Wholesale, higher)</w:t>
             </w:r>
@@ -1865,20 +1624,14 @@
             <w:pPr>
               <w:cnfStyle w:val="000000000000" w:firstRow="0" w:lastRow="0" w:firstColumn="0" w:lastColumn="0" w:oddVBand="0" w:evenVBand="0" w:oddHBand="0" w:evenHBand="0" w:firstRowFirstColumn="0" w:firstRowLastColumn="0" w:lastRowFirstColumn="0" w:lastRowLastColumn="0"/>
               <w:rPr>
-                <w:rFonts w:eastAsia="Times New Roman" w:cs="Times New Roman"/>
-                <w:kern w:val="0"/>
-                <w:sz w:val="20"/>
-                <w:szCs w:val="20"/>
-                <w14:ligatures w14:val="none"/>
+                <w:sz w:val="20"/>
+                <w:szCs w:val="20"/>
               </w:rPr>
             </w:pPr>
             <w:r>
               <w:rPr>
-                <w:rFonts w:eastAsia="Times New Roman" w:cs="Times New Roman"/>
-                <w:kern w:val="0"/>
-                <w:sz w:val="20"/>
-                <w:szCs w:val="20"/>
-                <w14:ligatures w14:val="none"/>
+                <w:sz w:val="20"/>
+                <w:szCs w:val="20"/>
               </w:rPr>
               <w:t>NO</w:t>
             </w:r>
@@ -1894,22 +1647,16 @@
             <w:pPr>
               <w:cnfStyle w:val="000000000000" w:firstRow="0" w:lastRow="0" w:firstColumn="0" w:lastColumn="0" w:oddVBand="0" w:evenVBand="0" w:oddHBand="0" w:evenHBand="0" w:firstRowFirstColumn="0" w:firstRowLastColumn="0" w:lastRowFirstColumn="0" w:lastRowLastColumn="0"/>
               <w:rPr>
-                <w:rFonts w:eastAsia="Times New Roman" w:cs="Times New Roman"/>
-                <w:color w:val="000000"/>
-                <w:kern w:val="0"/>
-                <w:sz w:val="20"/>
-                <w:szCs w:val="20"/>
-                <w14:ligatures w14:val="none"/>
+                <w:color w:val="000000"/>
+                <w:sz w:val="20"/>
+                <w:szCs w:val="20"/>
               </w:rPr>
             </w:pPr>
             <w:r>
               <w:rPr>
-                <w:rFonts w:eastAsia="Times New Roman" w:cs="Times New Roman"/>
-                <w:color w:val="000000"/>
-                <w:kern w:val="0"/>
-                <w:sz w:val="20"/>
-                <w:szCs w:val="20"/>
-                <w14:ligatures w14:val="none"/>
+                <w:color w:val="000000"/>
+                <w:sz w:val="20"/>
+                <w:szCs w:val="20"/>
               </w:rPr>
               <w:t>NO</w:t>
             </w:r>
@@ -1925,24 +1672,36 @@
             <w:pPr>
               <w:cnfStyle w:val="000000000000" w:firstRow="0" w:lastRow="0" w:firstColumn="0" w:lastColumn="0" w:oddVBand="0" w:evenVBand="0" w:oddHBand="0" w:evenHBand="0" w:firstRowFirstColumn="0" w:firstRowLastColumn="0" w:lastRowFirstColumn="0" w:lastRowLastColumn="0"/>
               <w:rPr>
-                <w:rFonts w:eastAsia="Times New Roman" w:cs="Times New Roman"/>
-                <w:color w:val="000000"/>
-                <w:kern w:val="0"/>
-                <w:sz w:val="20"/>
-                <w:szCs w:val="20"/>
-                <w14:ligatures w14:val="none"/>
+                <w:color w:val="000000"/>
+                <w:sz w:val="20"/>
+                <w:szCs w:val="20"/>
               </w:rPr>
             </w:pPr>
             <w:r>
               <w:rPr>
-                <w:rFonts w:eastAsia="Times New Roman" w:cs="Times New Roman"/>
-                <w:color w:val="000000"/>
-                <w:kern w:val="0"/>
-                <w:sz w:val="20"/>
-                <w:szCs w:val="20"/>
-                <w14:ligatures w14:val="none"/>
-              </w:rPr>
-              <w:t>YES (20 kT)</w:t>
+                <w:color w:val="000000"/>
+                <w:sz w:val="20"/>
+                <w:szCs w:val="20"/>
+              </w:rPr>
+              <w:t xml:space="preserve">YES (20 </w:t>
+            </w:r>
+            <w:proofErr w:type="spellStart"/>
+            <w:r>
+              <w:rPr>
+                <w:color w:val="000000"/>
+                <w:sz w:val="20"/>
+                <w:szCs w:val="20"/>
+              </w:rPr>
+              <w:t>kT</w:t>
+            </w:r>
+            <w:proofErr w:type="spellEnd"/>
+            <w:r>
+              <w:rPr>
+                <w:color w:val="000000"/>
+                <w:sz w:val="20"/>
+                <w:szCs w:val="20"/>
+              </w:rPr>
+              <w:t>)</w:t>
             </w:r>
           </w:p>
         </w:tc>
@@ -1956,22 +1715,16 @@
             <w:pPr>
               <w:cnfStyle w:val="000000000000" w:firstRow="0" w:lastRow="0" w:firstColumn="0" w:lastColumn="0" w:oddVBand="0" w:evenVBand="0" w:oddHBand="0" w:evenHBand="0" w:firstRowFirstColumn="0" w:firstRowLastColumn="0" w:lastRowFirstColumn="0" w:lastRowLastColumn="0"/>
               <w:rPr>
-                <w:rFonts w:eastAsia="Times New Roman" w:cs="Times New Roman"/>
-                <w:color w:val="000000"/>
-                <w:kern w:val="0"/>
-                <w:sz w:val="20"/>
-                <w:szCs w:val="20"/>
-                <w14:ligatures w14:val="none"/>
+                <w:color w:val="000000"/>
+                <w:sz w:val="20"/>
+                <w:szCs w:val="20"/>
               </w:rPr>
             </w:pPr>
             <w:r>
               <w:rPr>
-                <w:rFonts w:eastAsia="Times New Roman" w:cs="Times New Roman"/>
-                <w:color w:val="000000"/>
-                <w:kern w:val="0"/>
-                <w:sz w:val="20"/>
-                <w:szCs w:val="20"/>
-                <w14:ligatures w14:val="none"/>
+                <w:color w:val="000000"/>
+                <w:sz w:val="20"/>
+                <w:szCs w:val="20"/>
               </w:rPr>
               <w:t>YES</w:t>
             </w:r>
@@ -1993,22 +1746,16 @@
           <w:p>
             <w:pPr>
               <w:rPr>
-                <w:rFonts w:eastAsia="Times New Roman" w:cs="Times New Roman"/>
-                <w:color w:val="000000"/>
-                <w:kern w:val="0"/>
-                <w:sz w:val="20"/>
-                <w:szCs w:val="20"/>
-                <w14:ligatures w14:val="none"/>
+                <w:color w:val="000000"/>
+                <w:sz w:val="20"/>
+                <w:szCs w:val="20"/>
               </w:rPr>
             </w:pPr>
             <w:r>
               <w:rPr>
-                <w:rFonts w:eastAsia="Times New Roman" w:cs="Times New Roman"/>
-                <w:color w:val="000000"/>
-                <w:kern w:val="0"/>
-                <w:sz w:val="20"/>
-                <w:szCs w:val="20"/>
-                <w14:ligatures w14:val="none"/>
+                <w:color w:val="000000"/>
+                <w:sz w:val="20"/>
+                <w:szCs w:val="20"/>
               </w:rPr>
               <w:t>E</w:t>
             </w:r>
@@ -2024,24 +1771,36 @@
             <w:pPr>
               <w:cnfStyle w:val="000000000000" w:firstRow="0" w:lastRow="0" w:firstColumn="0" w:lastColumn="0" w:oddVBand="0" w:evenVBand="0" w:oddHBand="0" w:evenHBand="0" w:firstRowFirstColumn="0" w:firstRowLastColumn="0" w:lastRowFirstColumn="0" w:lastRowLastColumn="0"/>
               <w:rPr>
-                <w:rFonts w:eastAsia="Times New Roman" w:cs="Times New Roman"/>
-                <w:color w:val="000000"/>
-                <w:kern w:val="0"/>
-                <w:sz w:val="20"/>
-                <w:szCs w:val="20"/>
-                <w14:ligatures w14:val="none"/>
+                <w:color w:val="000000"/>
+                <w:sz w:val="20"/>
+                <w:szCs w:val="20"/>
               </w:rPr>
             </w:pPr>
             <w:r>
               <w:rPr>
-                <w:rFonts w:eastAsia="Times New Roman" w:cs="Times New Roman"/>
-                <w:color w:val="000000"/>
-                <w:kern w:val="0"/>
-                <w:sz w:val="20"/>
-                <w:szCs w:val="20"/>
-                <w14:ligatures w14:val="none"/>
-              </w:rPr>
-              <w:t>Suburb, peaker plant</w:t>
+                <w:color w:val="000000"/>
+                <w:sz w:val="20"/>
+                <w:szCs w:val="20"/>
+              </w:rPr>
+              <w:t xml:space="preserve">Suburb, </w:t>
+            </w:r>
+            <w:proofErr w:type="spellStart"/>
+            <w:r>
+              <w:rPr>
+                <w:color w:val="000000"/>
+                <w:sz w:val="20"/>
+                <w:szCs w:val="20"/>
+              </w:rPr>
+              <w:t>peaker</w:t>
+            </w:r>
+            <w:proofErr w:type="spellEnd"/>
+            <w:r>
+              <w:rPr>
+                <w:color w:val="000000"/>
+                <w:sz w:val="20"/>
+                <w:szCs w:val="20"/>
+              </w:rPr>
+              <w:t xml:space="preserve"> plant</w:t>
             </w:r>
           </w:p>
         </w:tc>
@@ -2055,22 +1814,16 @@
             <w:pPr>
               <w:cnfStyle w:val="000000000000" w:firstRow="0" w:lastRow="0" w:firstColumn="0" w:lastColumn="0" w:oddVBand="0" w:evenVBand="0" w:oddHBand="0" w:evenHBand="0" w:firstRowFirstColumn="0" w:firstRowLastColumn="0" w:lastRowFirstColumn="0" w:lastRowLastColumn="0"/>
               <w:rPr>
-                <w:rFonts w:eastAsia="Times New Roman" w:cs="Times New Roman"/>
-                <w:color w:val="000000"/>
-                <w:kern w:val="0"/>
-                <w:sz w:val="20"/>
-                <w:szCs w:val="20"/>
-                <w14:ligatures w14:val="none"/>
+                <w:color w:val="000000"/>
+                <w:sz w:val="20"/>
+                <w:szCs w:val="20"/>
               </w:rPr>
             </w:pPr>
             <w:r>
               <w:rPr>
-                <w:rFonts w:eastAsia="Times New Roman" w:cs="Times New Roman"/>
-                <w:color w:val="000000"/>
-                <w:kern w:val="0"/>
-                <w:sz w:val="20"/>
-                <w:szCs w:val="20"/>
-                <w14:ligatures w14:val="none"/>
+                <w:color w:val="000000"/>
+                <w:sz w:val="20"/>
+                <w:szCs w:val="20"/>
               </w:rPr>
               <w:t>YES</w:t>
             </w:r>
@@ -2086,22 +1839,16 @@
             <w:pPr>
               <w:cnfStyle w:val="000000000000" w:firstRow="0" w:lastRow="0" w:firstColumn="0" w:lastColumn="0" w:oddVBand="0" w:evenVBand="0" w:oddHBand="0" w:evenHBand="0" w:firstRowFirstColumn="0" w:firstRowLastColumn="0" w:lastRowFirstColumn="0" w:lastRowLastColumn="0"/>
               <w:rPr>
-                <w:rFonts w:eastAsia="Times New Roman" w:cs="Times New Roman"/>
-                <w:color w:val="000000"/>
-                <w:kern w:val="0"/>
-                <w:sz w:val="20"/>
-                <w:szCs w:val="20"/>
-                <w14:ligatures w14:val="none"/>
+                <w:color w:val="000000"/>
+                <w:sz w:val="20"/>
+                <w:szCs w:val="20"/>
               </w:rPr>
             </w:pPr>
             <w:r>
               <w:rPr>
-                <w:rFonts w:eastAsia="Times New Roman" w:cs="Times New Roman"/>
-                <w:color w:val="000000"/>
-                <w:kern w:val="0"/>
-                <w:sz w:val="20"/>
-                <w:szCs w:val="20"/>
-                <w14:ligatures w14:val="none"/>
+                <w:color w:val="000000"/>
+                <w:sz w:val="20"/>
+                <w:szCs w:val="20"/>
               </w:rPr>
               <w:t>NO</w:t>
             </w:r>
@@ -2117,22 +1864,16 @@
             <w:pPr>
               <w:cnfStyle w:val="000000000000" w:firstRow="0" w:lastRow="0" w:firstColumn="0" w:lastColumn="0" w:oddVBand="0" w:evenVBand="0" w:oddHBand="0" w:evenHBand="0" w:firstRowFirstColumn="0" w:firstRowLastColumn="0" w:lastRowFirstColumn="0" w:lastRowLastColumn="0"/>
               <w:rPr>
-                <w:rFonts w:eastAsia="Times New Roman" w:cs="Times New Roman"/>
-                <w:color w:val="000000"/>
-                <w:kern w:val="0"/>
-                <w:sz w:val="20"/>
-                <w:szCs w:val="20"/>
-                <w14:ligatures w14:val="none"/>
+                <w:color w:val="000000"/>
+                <w:sz w:val="20"/>
+                <w:szCs w:val="20"/>
               </w:rPr>
             </w:pPr>
             <w:r>
               <w:rPr>
-                <w:rFonts w:eastAsia="Times New Roman" w:cs="Times New Roman"/>
-                <w:color w:val="000000"/>
-                <w:kern w:val="0"/>
-                <w:sz w:val="20"/>
-                <w:szCs w:val="20"/>
-                <w14:ligatures w14:val="none"/>
+                <w:color w:val="000000"/>
+                <w:sz w:val="20"/>
+                <w:szCs w:val="20"/>
               </w:rPr>
               <w:t>YES (Good)</w:t>
             </w:r>
@@ -2148,22 +1889,16 @@
             <w:pPr>
               <w:cnfStyle w:val="000000000000" w:firstRow="0" w:lastRow="0" w:firstColumn="0" w:lastColumn="0" w:oddVBand="0" w:evenVBand="0" w:oddHBand="0" w:evenHBand="0" w:firstRowFirstColumn="0" w:firstRowLastColumn="0" w:lastRowFirstColumn="0" w:lastRowLastColumn="0"/>
               <w:rPr>
-                <w:rFonts w:eastAsia="Times New Roman" w:cs="Times New Roman"/>
-                <w:color w:val="000000"/>
-                <w:kern w:val="0"/>
-                <w:sz w:val="20"/>
-                <w:szCs w:val="20"/>
-                <w14:ligatures w14:val="none"/>
+                <w:color w:val="000000"/>
+                <w:sz w:val="20"/>
+                <w:szCs w:val="20"/>
               </w:rPr>
             </w:pPr>
             <w:r>
               <w:rPr>
-                <w:rFonts w:eastAsia="Times New Roman" w:cs="Times New Roman"/>
-                <w:color w:val="000000"/>
-                <w:kern w:val="0"/>
-                <w:sz w:val="20"/>
-                <w:szCs w:val="20"/>
-                <w14:ligatures w14:val="none"/>
+                <w:color w:val="000000"/>
+                <w:sz w:val="20"/>
+                <w:szCs w:val="20"/>
               </w:rPr>
               <w:t>NO</w:t>
             </w:r>
@@ -2179,22 +1914,16 @@
             <w:pPr>
               <w:cnfStyle w:val="000000000000" w:firstRow="0" w:lastRow="0" w:firstColumn="0" w:lastColumn="0" w:oddVBand="0" w:evenVBand="0" w:oddHBand="0" w:evenHBand="0" w:firstRowFirstColumn="0" w:firstRowLastColumn="0" w:lastRowFirstColumn="0" w:lastRowLastColumn="0"/>
               <w:rPr>
-                <w:rFonts w:eastAsia="Times New Roman" w:cs="Times New Roman"/>
-                <w:color w:val="000000"/>
-                <w:kern w:val="0"/>
-                <w:sz w:val="20"/>
-                <w:szCs w:val="20"/>
-                <w14:ligatures w14:val="none"/>
+                <w:color w:val="000000"/>
+                <w:sz w:val="20"/>
+                <w:szCs w:val="20"/>
               </w:rPr>
             </w:pPr>
             <w:r>
               <w:rPr>
-                <w:rFonts w:eastAsia="Times New Roman" w:cs="Times New Roman"/>
-                <w:color w:val="000000"/>
-                <w:kern w:val="0"/>
-                <w:sz w:val="20"/>
-                <w:szCs w:val="20"/>
-                <w14:ligatures w14:val="none"/>
+                <w:color w:val="000000"/>
+                <w:sz w:val="20"/>
+                <w:szCs w:val="20"/>
               </w:rPr>
               <w:t>NO</w:t>
             </w:r>
@@ -2210,22 +1939,16 @@
             <w:pPr>
               <w:cnfStyle w:val="000000000000" w:firstRow="0" w:lastRow="0" w:firstColumn="0" w:lastColumn="0" w:oddVBand="0" w:evenVBand="0" w:oddHBand="0" w:evenHBand="0" w:firstRowFirstColumn="0" w:firstRowLastColumn="0" w:lastRowFirstColumn="0" w:lastRowLastColumn="0"/>
               <w:rPr>
-                <w:rFonts w:eastAsia="Times New Roman" w:cs="Times New Roman"/>
-                <w:color w:val="000000"/>
-                <w:kern w:val="0"/>
-                <w:sz w:val="20"/>
-                <w:szCs w:val="20"/>
-                <w14:ligatures w14:val="none"/>
+                <w:color w:val="000000"/>
+                <w:sz w:val="20"/>
+                <w:szCs w:val="20"/>
               </w:rPr>
             </w:pPr>
             <w:r>
               <w:rPr>
-                <w:rFonts w:eastAsia="Times New Roman" w:cs="Times New Roman"/>
-                <w:color w:val="000000"/>
-                <w:kern w:val="0"/>
-                <w:sz w:val="20"/>
-                <w:szCs w:val="20"/>
-                <w14:ligatures w14:val="none"/>
+                <w:color w:val="000000"/>
+                <w:sz w:val="20"/>
+                <w:szCs w:val="20"/>
               </w:rPr>
               <w:t>YES (Fixed residential)</w:t>
             </w:r>
@@ -2241,20 +1964,14 @@
             <w:pPr>
               <w:cnfStyle w:val="000000000000" w:firstRow="0" w:lastRow="0" w:firstColumn="0" w:lastColumn="0" w:oddVBand="0" w:evenVBand="0" w:oddHBand="0" w:evenHBand="0" w:firstRowFirstColumn="0" w:firstRowLastColumn="0" w:lastRowFirstColumn="0" w:lastRowLastColumn="0"/>
               <w:rPr>
-                <w:rFonts w:eastAsia="Times New Roman" w:cs="Times New Roman"/>
-                <w:kern w:val="0"/>
-                <w:sz w:val="20"/>
-                <w:szCs w:val="20"/>
-                <w14:ligatures w14:val="none"/>
+                <w:sz w:val="20"/>
+                <w:szCs w:val="20"/>
               </w:rPr>
             </w:pPr>
             <w:r>
               <w:rPr>
-                <w:rFonts w:eastAsia="Times New Roman" w:cs="Times New Roman"/>
-                <w:kern w:val="0"/>
-                <w:sz w:val="20"/>
-                <w:szCs w:val="20"/>
-                <w14:ligatures w14:val="none"/>
+                <w:sz w:val="20"/>
+                <w:szCs w:val="20"/>
               </w:rPr>
               <w:t>NO</w:t>
             </w:r>
@@ -2270,22 +1987,16 @@
             <w:pPr>
               <w:cnfStyle w:val="000000000000" w:firstRow="0" w:lastRow="0" w:firstColumn="0" w:lastColumn="0" w:oddVBand="0" w:evenVBand="0" w:oddHBand="0" w:evenHBand="0" w:firstRowFirstColumn="0" w:firstRowLastColumn="0" w:lastRowFirstColumn="0" w:lastRowLastColumn="0"/>
               <w:rPr>
-                <w:rFonts w:eastAsia="Times New Roman" w:cs="Times New Roman"/>
-                <w:color w:val="000000"/>
-                <w:kern w:val="0"/>
-                <w:sz w:val="20"/>
-                <w:szCs w:val="20"/>
-                <w14:ligatures w14:val="none"/>
+                <w:color w:val="000000"/>
+                <w:sz w:val="20"/>
+                <w:szCs w:val="20"/>
               </w:rPr>
             </w:pPr>
             <w:r>
               <w:rPr>
-                <w:rFonts w:eastAsia="Times New Roman" w:cs="Times New Roman"/>
-                <w:color w:val="000000"/>
-                <w:kern w:val="0"/>
-                <w:sz w:val="20"/>
-                <w:szCs w:val="20"/>
-                <w14:ligatures w14:val="none"/>
+                <w:color w:val="000000"/>
+                <w:sz w:val="20"/>
+                <w:szCs w:val="20"/>
               </w:rPr>
               <w:t>NO</w:t>
             </w:r>
@@ -2301,22 +2012,16 @@
             <w:pPr>
               <w:cnfStyle w:val="000000000000" w:firstRow="0" w:lastRow="0" w:firstColumn="0" w:lastColumn="0" w:oddVBand="0" w:evenVBand="0" w:oddHBand="0" w:evenHBand="0" w:firstRowFirstColumn="0" w:firstRowLastColumn="0" w:lastRowFirstColumn="0" w:lastRowLastColumn="0"/>
               <w:rPr>
-                <w:rFonts w:eastAsia="Times New Roman" w:cs="Times New Roman"/>
-                <w:color w:val="000000"/>
-                <w:kern w:val="0"/>
-                <w:sz w:val="20"/>
-                <w:szCs w:val="20"/>
-                <w14:ligatures w14:val="none"/>
+                <w:color w:val="000000"/>
+                <w:sz w:val="20"/>
+                <w:szCs w:val="20"/>
               </w:rPr>
             </w:pPr>
             <w:r>
               <w:rPr>
-                <w:rFonts w:eastAsia="Times New Roman" w:cs="Times New Roman"/>
-                <w:color w:val="000000"/>
-                <w:kern w:val="0"/>
-                <w:sz w:val="20"/>
-                <w:szCs w:val="20"/>
-                <w14:ligatures w14:val="none"/>
+                <w:color w:val="000000"/>
+                <w:sz w:val="20"/>
+                <w:szCs w:val="20"/>
               </w:rPr>
               <w:t>NO</w:t>
             </w:r>
@@ -2332,22 +2037,16 @@
             <w:pPr>
               <w:cnfStyle w:val="000000000000" w:firstRow="0" w:lastRow="0" w:firstColumn="0" w:lastColumn="0" w:oddVBand="0" w:evenVBand="0" w:oddHBand="0" w:evenHBand="0" w:firstRowFirstColumn="0" w:firstRowLastColumn="0" w:lastRowFirstColumn="0" w:lastRowLastColumn="0"/>
               <w:rPr>
-                <w:rFonts w:eastAsia="Times New Roman" w:cs="Times New Roman"/>
-                <w:color w:val="000000"/>
-                <w:kern w:val="0"/>
-                <w:sz w:val="20"/>
-                <w:szCs w:val="20"/>
-                <w14:ligatures w14:val="none"/>
+                <w:color w:val="000000"/>
+                <w:sz w:val="20"/>
+                <w:szCs w:val="20"/>
               </w:rPr>
             </w:pPr>
             <w:r>
               <w:rPr>
-                <w:rFonts w:eastAsia="Times New Roman" w:cs="Times New Roman"/>
-                <w:color w:val="000000"/>
-                <w:kern w:val="0"/>
-                <w:sz w:val="20"/>
-                <w:szCs w:val="20"/>
-                <w14:ligatures w14:val="none"/>
+                <w:color w:val="000000"/>
+                <w:sz w:val="20"/>
+                <w:szCs w:val="20"/>
               </w:rPr>
               <w:t>YES</w:t>
             </w:r>
@@ -2369,22 +2068,16 @@
           <w:p>
             <w:pPr>
               <w:rPr>
-                <w:rFonts w:eastAsia="Times New Roman" w:cs="Times New Roman"/>
-                <w:color w:val="000000"/>
-                <w:kern w:val="0"/>
-                <w:sz w:val="20"/>
-                <w:szCs w:val="20"/>
-                <w14:ligatures w14:val="none"/>
+                <w:color w:val="000000"/>
+                <w:sz w:val="20"/>
+                <w:szCs w:val="20"/>
               </w:rPr>
             </w:pPr>
             <w:r>
               <w:rPr>
-                <w:rFonts w:eastAsia="Times New Roman" w:cs="Times New Roman"/>
-                <w:color w:val="000000"/>
-                <w:kern w:val="0"/>
-                <w:sz w:val="20"/>
-                <w:szCs w:val="20"/>
-                <w14:ligatures w14:val="none"/>
+                <w:color w:val="000000"/>
+                <w:sz w:val="20"/>
+                <w:szCs w:val="20"/>
               </w:rPr>
               <w:t>F</w:t>
             </w:r>
@@ -2400,22 +2093,16 @@
             <w:pPr>
               <w:cnfStyle w:val="000000000000" w:firstRow="0" w:lastRow="0" w:firstColumn="0" w:lastColumn="0" w:oddVBand="0" w:evenVBand="0" w:oddHBand="0" w:evenHBand="0" w:firstRowFirstColumn="0" w:firstRowLastColumn="0" w:lastRowFirstColumn="0" w:lastRowLastColumn="0"/>
               <w:rPr>
-                <w:rFonts w:eastAsia="Times New Roman" w:cs="Times New Roman"/>
-                <w:color w:val="000000"/>
-                <w:kern w:val="0"/>
-                <w:sz w:val="20"/>
-                <w:szCs w:val="20"/>
-                <w14:ligatures w14:val="none"/>
+                <w:color w:val="000000"/>
+                <w:sz w:val="20"/>
+                <w:szCs w:val="20"/>
               </w:rPr>
             </w:pPr>
             <w:r>
               <w:rPr>
-                <w:rFonts w:eastAsia="Times New Roman" w:cs="Times New Roman"/>
-                <w:color w:val="000000"/>
-                <w:kern w:val="0"/>
-                <w:sz w:val="20"/>
-                <w:szCs w:val="20"/>
-                <w14:ligatures w14:val="none"/>
+                <w:color w:val="000000"/>
+                <w:sz w:val="20"/>
+                <w:szCs w:val="20"/>
               </w:rPr>
               <w:t>Coastal</w:t>
             </w:r>
@@ -2431,22 +2118,16 @@
             <w:pPr>
               <w:cnfStyle w:val="000000000000" w:firstRow="0" w:lastRow="0" w:firstColumn="0" w:lastColumn="0" w:oddVBand="0" w:evenVBand="0" w:oddHBand="0" w:evenHBand="0" w:firstRowFirstColumn="0" w:firstRowLastColumn="0" w:lastRowFirstColumn="0" w:lastRowLastColumn="0"/>
               <w:rPr>
-                <w:rFonts w:eastAsia="Times New Roman" w:cs="Times New Roman"/>
-                <w:color w:val="000000"/>
-                <w:kern w:val="0"/>
-                <w:sz w:val="20"/>
-                <w:szCs w:val="20"/>
-                <w14:ligatures w14:val="none"/>
+                <w:color w:val="000000"/>
+                <w:sz w:val="20"/>
+                <w:szCs w:val="20"/>
               </w:rPr>
             </w:pPr>
             <w:r>
               <w:rPr>
-                <w:rFonts w:eastAsia="Times New Roman" w:cs="Times New Roman"/>
-                <w:color w:val="000000"/>
-                <w:kern w:val="0"/>
-                <w:sz w:val="20"/>
-                <w:szCs w:val="20"/>
-                <w14:ligatures w14:val="none"/>
+                <w:color w:val="000000"/>
+                <w:sz w:val="20"/>
+                <w:szCs w:val="20"/>
               </w:rPr>
               <w:t>YES</w:t>
             </w:r>
@@ -2462,22 +2143,16 @@
             <w:pPr>
               <w:cnfStyle w:val="000000000000" w:firstRow="0" w:lastRow="0" w:firstColumn="0" w:lastColumn="0" w:oddVBand="0" w:evenVBand="0" w:oddHBand="0" w:evenHBand="0" w:firstRowFirstColumn="0" w:firstRowLastColumn="0" w:lastRowFirstColumn="0" w:lastRowLastColumn="0"/>
               <w:rPr>
-                <w:rFonts w:eastAsia="Times New Roman" w:cs="Times New Roman"/>
-                <w:color w:val="000000"/>
-                <w:kern w:val="0"/>
-                <w:sz w:val="20"/>
-                <w:szCs w:val="20"/>
-                <w14:ligatures w14:val="none"/>
+                <w:color w:val="000000"/>
+                <w:sz w:val="20"/>
+                <w:szCs w:val="20"/>
               </w:rPr>
             </w:pPr>
             <w:r>
               <w:rPr>
-                <w:rFonts w:eastAsia="Times New Roman" w:cs="Times New Roman"/>
-                <w:color w:val="000000"/>
-                <w:kern w:val="0"/>
-                <w:sz w:val="20"/>
-                <w:szCs w:val="20"/>
-                <w14:ligatures w14:val="none"/>
+                <w:color w:val="000000"/>
+                <w:sz w:val="20"/>
+                <w:szCs w:val="20"/>
               </w:rPr>
               <w:t>NO</w:t>
             </w:r>
@@ -2493,22 +2168,16 @@
             <w:pPr>
               <w:cnfStyle w:val="000000000000" w:firstRow="0" w:lastRow="0" w:firstColumn="0" w:lastColumn="0" w:oddVBand="0" w:evenVBand="0" w:oddHBand="0" w:evenHBand="0" w:firstRowFirstColumn="0" w:firstRowLastColumn="0" w:lastRowFirstColumn="0" w:lastRowLastColumn="0"/>
               <w:rPr>
-                <w:rFonts w:eastAsia="Times New Roman" w:cs="Times New Roman"/>
-                <w:color w:val="000000"/>
-                <w:kern w:val="0"/>
-                <w:sz w:val="20"/>
-                <w:szCs w:val="20"/>
-                <w14:ligatures w14:val="none"/>
+                <w:color w:val="000000"/>
+                <w:sz w:val="20"/>
+                <w:szCs w:val="20"/>
               </w:rPr>
             </w:pPr>
             <w:r>
               <w:rPr>
-                <w:rFonts w:eastAsia="Times New Roman" w:cs="Times New Roman"/>
-                <w:color w:val="000000"/>
-                <w:kern w:val="0"/>
-                <w:sz w:val="20"/>
-                <w:szCs w:val="20"/>
-                <w14:ligatures w14:val="none"/>
+                <w:color w:val="000000"/>
+                <w:sz w:val="20"/>
+                <w:szCs w:val="20"/>
               </w:rPr>
               <w:t>YES (Good)</w:t>
             </w:r>
@@ -2524,22 +2193,16 @@
             <w:pPr>
               <w:cnfStyle w:val="000000000000" w:firstRow="0" w:lastRow="0" w:firstColumn="0" w:lastColumn="0" w:oddVBand="0" w:evenVBand="0" w:oddHBand="0" w:evenHBand="0" w:firstRowFirstColumn="0" w:firstRowLastColumn="0" w:lastRowFirstColumn="0" w:lastRowLastColumn="0"/>
               <w:rPr>
-                <w:rFonts w:eastAsia="Times New Roman" w:cs="Times New Roman"/>
-                <w:color w:val="000000"/>
-                <w:kern w:val="0"/>
-                <w:sz w:val="20"/>
-                <w:szCs w:val="20"/>
-                <w14:ligatures w14:val="none"/>
+                <w:color w:val="000000"/>
+                <w:sz w:val="20"/>
+                <w:szCs w:val="20"/>
               </w:rPr>
             </w:pPr>
             <w:r>
               <w:rPr>
-                <w:rFonts w:eastAsia="Times New Roman" w:cs="Times New Roman"/>
-                <w:color w:val="000000"/>
-                <w:kern w:val="0"/>
-                <w:sz w:val="20"/>
-                <w:szCs w:val="20"/>
-                <w14:ligatures w14:val="none"/>
+                <w:color w:val="000000"/>
+                <w:sz w:val="20"/>
+                <w:szCs w:val="20"/>
               </w:rPr>
               <w:t>YES</w:t>
             </w:r>
@@ -2555,22 +2218,16 @@
             <w:pPr>
               <w:cnfStyle w:val="000000000000" w:firstRow="0" w:lastRow="0" w:firstColumn="0" w:lastColumn="0" w:oddVBand="0" w:evenVBand="0" w:oddHBand="0" w:evenHBand="0" w:firstRowFirstColumn="0" w:firstRowLastColumn="0" w:lastRowFirstColumn="0" w:lastRowLastColumn="0"/>
               <w:rPr>
-                <w:rFonts w:eastAsia="Times New Roman" w:cs="Times New Roman"/>
-                <w:color w:val="000000"/>
-                <w:kern w:val="0"/>
-                <w:sz w:val="20"/>
-                <w:szCs w:val="20"/>
-                <w14:ligatures w14:val="none"/>
+                <w:color w:val="000000"/>
+                <w:sz w:val="20"/>
+                <w:szCs w:val="20"/>
               </w:rPr>
             </w:pPr>
             <w:r>
               <w:rPr>
-                <w:rFonts w:eastAsia="Times New Roman" w:cs="Times New Roman"/>
-                <w:color w:val="000000"/>
-                <w:kern w:val="0"/>
-                <w:sz w:val="20"/>
-                <w:szCs w:val="20"/>
-                <w14:ligatures w14:val="none"/>
+                <w:color w:val="000000"/>
+                <w:sz w:val="20"/>
+                <w:szCs w:val="20"/>
               </w:rPr>
               <w:t>NO</w:t>
             </w:r>
@@ -2586,22 +2243,16 @@
             <w:pPr>
               <w:cnfStyle w:val="000000000000" w:firstRow="0" w:lastRow="0" w:firstColumn="0" w:lastColumn="0" w:oddVBand="0" w:evenVBand="0" w:oddHBand="0" w:evenHBand="0" w:firstRowFirstColumn="0" w:firstRowLastColumn="0" w:lastRowFirstColumn="0" w:lastRowLastColumn="0"/>
               <w:rPr>
-                <w:rFonts w:eastAsia="Times New Roman" w:cs="Times New Roman"/>
-                <w:color w:val="000000"/>
-                <w:kern w:val="0"/>
-                <w:sz w:val="20"/>
-                <w:szCs w:val="20"/>
-                <w14:ligatures w14:val="none"/>
+                <w:color w:val="000000"/>
+                <w:sz w:val="20"/>
+                <w:szCs w:val="20"/>
               </w:rPr>
             </w:pPr>
             <w:r>
               <w:rPr>
-                <w:rFonts w:eastAsia="Times New Roman" w:cs="Times New Roman"/>
-                <w:color w:val="000000"/>
-                <w:kern w:val="0"/>
-                <w:sz w:val="20"/>
-                <w:szCs w:val="20"/>
-                <w14:ligatures w14:val="none"/>
+                <w:color w:val="000000"/>
+                <w:sz w:val="20"/>
+                <w:szCs w:val="20"/>
               </w:rPr>
               <w:t>YES (Wholesale, higher)</w:t>
             </w:r>
@@ -2617,20 +2268,14 @@
             <w:pPr>
               <w:cnfStyle w:val="000000000000" w:firstRow="0" w:lastRow="0" w:firstColumn="0" w:lastColumn="0" w:oddVBand="0" w:evenVBand="0" w:oddHBand="0" w:evenHBand="0" w:firstRowFirstColumn="0" w:firstRowLastColumn="0" w:lastRowFirstColumn="0" w:lastRowLastColumn="0"/>
               <w:rPr>
-                <w:rFonts w:eastAsia="Times New Roman" w:cs="Times New Roman"/>
-                <w:kern w:val="0"/>
-                <w:sz w:val="20"/>
-                <w:szCs w:val="20"/>
-                <w14:ligatures w14:val="none"/>
+                <w:sz w:val="20"/>
+                <w:szCs w:val="20"/>
               </w:rPr>
             </w:pPr>
             <w:r>
               <w:rPr>
-                <w:rFonts w:eastAsia="Times New Roman" w:cs="Times New Roman"/>
-                <w:kern w:val="0"/>
-                <w:sz w:val="20"/>
-                <w:szCs w:val="20"/>
-                <w14:ligatures w14:val="none"/>
+                <w:sz w:val="20"/>
+                <w:szCs w:val="20"/>
               </w:rPr>
               <w:t>NO</w:t>
             </w:r>
@@ -2646,22 +2291,16 @@
             <w:pPr>
               <w:cnfStyle w:val="000000000000" w:firstRow="0" w:lastRow="0" w:firstColumn="0" w:lastColumn="0" w:oddVBand="0" w:evenVBand="0" w:oddHBand="0" w:evenHBand="0" w:firstRowFirstColumn="0" w:firstRowLastColumn="0" w:lastRowFirstColumn="0" w:lastRowLastColumn="0"/>
               <w:rPr>
-                <w:rFonts w:eastAsia="Times New Roman" w:cs="Times New Roman"/>
-                <w:color w:val="000000"/>
-                <w:kern w:val="0"/>
-                <w:sz w:val="20"/>
-                <w:szCs w:val="20"/>
-                <w14:ligatures w14:val="none"/>
+                <w:color w:val="000000"/>
+                <w:sz w:val="20"/>
+                <w:szCs w:val="20"/>
               </w:rPr>
             </w:pPr>
             <w:r>
               <w:rPr>
-                <w:rFonts w:eastAsia="Times New Roman" w:cs="Times New Roman"/>
-                <w:color w:val="000000"/>
-                <w:kern w:val="0"/>
-                <w:sz w:val="20"/>
-                <w:szCs w:val="20"/>
-                <w14:ligatures w14:val="none"/>
+                <w:color w:val="000000"/>
+                <w:sz w:val="20"/>
+                <w:szCs w:val="20"/>
               </w:rPr>
               <w:t>NO</w:t>
             </w:r>
@@ -2677,22 +2316,16 @@
             <w:pPr>
               <w:cnfStyle w:val="000000000000" w:firstRow="0" w:lastRow="0" w:firstColumn="0" w:lastColumn="0" w:oddVBand="0" w:evenVBand="0" w:oddHBand="0" w:evenHBand="0" w:firstRowFirstColumn="0" w:firstRowLastColumn="0" w:lastRowFirstColumn="0" w:lastRowLastColumn="0"/>
               <w:rPr>
-                <w:rFonts w:eastAsia="Times New Roman" w:cs="Times New Roman"/>
-                <w:color w:val="000000"/>
-                <w:kern w:val="0"/>
-                <w:sz w:val="20"/>
-                <w:szCs w:val="20"/>
-                <w14:ligatures w14:val="none"/>
+                <w:color w:val="000000"/>
+                <w:sz w:val="20"/>
+                <w:szCs w:val="20"/>
               </w:rPr>
             </w:pPr>
             <w:r>
               <w:rPr>
-                <w:rFonts w:eastAsia="Times New Roman" w:cs="Times New Roman"/>
-                <w:color w:val="000000"/>
-                <w:kern w:val="0"/>
-                <w:sz w:val="20"/>
-                <w:szCs w:val="20"/>
-                <w14:ligatures w14:val="none"/>
+                <w:color w:val="000000"/>
+                <w:sz w:val="20"/>
+                <w:szCs w:val="20"/>
               </w:rPr>
               <w:t>NO</w:t>
             </w:r>
@@ -2708,22 +2341,16 @@
             <w:pPr>
               <w:cnfStyle w:val="000000000000" w:firstRow="0" w:lastRow="0" w:firstColumn="0" w:lastColumn="0" w:oddVBand="0" w:evenVBand="0" w:oddHBand="0" w:evenHBand="0" w:firstRowFirstColumn="0" w:firstRowLastColumn="0" w:lastRowFirstColumn="0" w:lastRowLastColumn="0"/>
               <w:rPr>
-                <w:rFonts w:eastAsia="Times New Roman" w:cs="Times New Roman"/>
-                <w:color w:val="000000"/>
-                <w:kern w:val="0"/>
-                <w:sz w:val="20"/>
-                <w:szCs w:val="20"/>
-                <w14:ligatures w14:val="none"/>
+                <w:color w:val="000000"/>
+                <w:sz w:val="20"/>
+                <w:szCs w:val="20"/>
               </w:rPr>
             </w:pPr>
             <w:r>
               <w:rPr>
-                <w:rFonts w:eastAsia="Times New Roman" w:cs="Times New Roman"/>
-                <w:color w:val="000000"/>
-                <w:kern w:val="0"/>
-                <w:sz w:val="20"/>
-                <w:szCs w:val="20"/>
-                <w14:ligatures w14:val="none"/>
+                <w:color w:val="000000"/>
+                <w:sz w:val="20"/>
+                <w:szCs w:val="20"/>
               </w:rPr>
               <w:t>YES</w:t>
             </w:r>
@@ -2757,7 +2384,7 @@
                     <pic:cNvPicPr/>
                   </pic:nvPicPr>
                   <pic:blipFill rotWithShape="1">
-                    <a:blip r:embed="rId4"/>
+                    <a:blip r:embed="rId5"/>
                     <a:srcRect l="4800" t="2783" r="5867" b="1739"/>
                     <a:stretch/>
                   </pic:blipFill>
@@ -2787,22 +2414,30 @@
     </w:p>
     <w:p>
       <w:r>
-        <w:t>Node A (Connection Point): This node serves as a major junction in the hydrogen network, with no local demand but significant import and export capabilities. It is well-equipped with good onshore wind resources and modest solar potential. It connects to the wholesale grid at a lower capacity and has tank storage facilities.</w:t>
+        <w:t>Node A (Connection Point): This node serves as a major junction in the hydrogen network, with no local demand but significant import and export capabilities. It has good onshore wind resources and modest solar potential. It connects to the wholesale grid at a lower price and has tank storage facilities.</w:t>
       </w:r>
     </w:p>
     <w:p>
       <w:r>
-        <w:t>Node B (Industrial Site): Characterized by a relatively large and flat demand profile, this site supports both onshore wind and solar (though with poor offshore wind potential). It has a fixed industrial grid connection, allowing it to manage stable hydrogen production and storage.</w:t>
+        <w:t>Node B (Industrial Site): Characterized by a relatively large and flat demand profile, this site supports both onshore wind and solar (though with poor offshore wind potential). It pays a fixed industrial price, allowing it to manage stable hydrogen production and storage.</w:t>
       </w:r>
     </w:p>
     <w:p>
       <w:r>
-        <w:t>Node C (City): The city experiences medium demand, peaking in winter for heating and a consistent baseline for fleet vehicles. It lacks significant renewable energy resources and grid connectivity for hydrogen export or import.</w:t>
+        <w:t>Node C (City): The city experiences medium demand, peaking in winter for heating and maintaining a consistent baseline for fleet vehicles. It lacks renewable energy resources, grid electricity, or hydrogen storage facilities to meet local H2 demand; all H2 is expected to be met by imports from other regions.</w:t>
       </w:r>
     </w:p>
     <w:p>
       <w:r>
-        <w:t>Node D (Inland): With small demand primarily for heavy-duty fuel cell electric vehicles (HD FCEVs), this node has poor onshore wind but good solar potential. It connects to the wholesale grid at a higher capacity and has significant geologic storage (20 kT) alongside tank storage.</w:t>
+        <w:t xml:space="preserve">Node D (Inland): With small demand primarily for heavy-duty fuel cell electric vehicles (HD FCEVs), this node has poor onshore wind resources but good solar potential. It connects to the wholesale grid at a higher price and has significant geologic storage (20 </w:t>
+      </w:r>
+      <w:proofErr w:type="spellStart"/>
+      <w:r>
+        <w:t>kT</w:t>
+      </w:r>
+      <w:proofErr w:type="spellEnd"/>
+      <w:r>
+        <w:t>) alongside tank storage.</w:t>
       </w:r>
     </w:p>
     <w:p>
@@ -2812,10 +2447,38 @@
     </w:p>
     <w:p>
       <w:r>
-        <w:t>Node F (Coastal): The coastal node features medium demand for port operations with relatively flat consumption patterns. It harnesses good offshore wind resources and is connected to the wholesale grid at a higher capacity. Tank storage is available, but there is no geologic storage.</w:t>
+        <w:t>Node F (Coastal): The coastal node features medium demand for port operations with relatively flat consumption patterns. It harnesses good offshore wind resources and is connected to the wholesale grid at a higher price. Tank storage is available, but there is no geologic storage.</w:t>
       </w:r>
     </w:p>
-    <w:p/>
+    <w:p>
+      <w:pPr>
+        <w:pStyle w:val="Subtitle"/>
+        <w:rPr>
+          <w:rFonts w:eastAsiaTheme="minorHAnsi" w:cstheme="minorBidi"/>
+          <w:color w:val="auto"/>
+          <w:spacing w:val="0"/>
+          <w:sz w:val="24"/>
+          <w:szCs w:val="24"/>
+        </w:rPr>
+      </w:pPr>
+      <w:r>
+        <w:rPr>
+          <w:rFonts w:eastAsiaTheme="minorHAnsi" w:cstheme="minorBidi"/>
+          <w:color w:val="auto"/>
+          <w:spacing w:val="0"/>
+          <w:sz w:val="24"/>
+          <w:szCs w:val="24"/>
+        </w:rPr>
+        <w:t>The system network and the relative locations of each node are shown above. This structured network serves as input for potential locations and connections. The HYPSTAT evaluation aims to identify optimal configurations and strategies for hydrogen production, storage, and distribution, ensuring the lowest system-wide costs (objective function).</w:t>
+      </w:r>
+    </w:p>
+    <w:p>
+      <w:pPr>
+        <w:rPr>
+          <w:rFonts w:eastAsiaTheme="minorHAnsi"/>
+        </w:rPr>
+      </w:pPr>
+    </w:p>
     <w:p>
       <w:pPr>
         <w:pStyle w:val="Subtitle"/>
@@ -2992,6 +2655,7 @@
           </w:tcPr>
           <w:p>
             <w:r>
+              <w:lastRenderedPageBreak/>
               <w:t>Renewable</w:t>
             </w:r>
           </w:p>
@@ -3056,8 +2720,16 @@
             <w:hideMark/>
           </w:tcPr>
           <w:p>
+            <w:commentRangeStart w:id="0"/>
             <w:r>
               <w:t>LCOE from H2@Scale</w:t>
+            </w:r>
+            <w:commentRangeEnd w:id="0"/>
+            <w:r>
+              <w:rPr>
+                <w:rStyle w:val="CommentReference"/>
+              </w:rPr>
+              <w:commentReference w:id="0"/>
             </w:r>
           </w:p>
         </w:tc>
@@ -3098,7 +2770,21 @@
           </w:tcPr>
           <w:p>
             <w:r>
-              <w:t>NREL Cambium (Mid-case) for US national in hourly resolution (total_cost_enduse)</w:t>
+              <w:t>NREL Cambium (Mid-case) for US national in hourly resolution (</w:t>
+            </w:r>
+            <w:r>
+              <w:t>column name: ‘</w:t>
+            </w:r>
+            <w:proofErr w:type="spellStart"/>
+            <w:r>
+              <w:t>total_cost_enduse</w:t>
+            </w:r>
+            <w:proofErr w:type="spellEnd"/>
+            <w:r>
+              <w:t>’</w:t>
+            </w:r>
+            <w:r>
+              <w:t>)</w:t>
             </w:r>
           </w:p>
         </w:tc>
@@ -3127,8 +2813,13 @@
           </w:tcPr>
           <w:p>
             <w:r>
-              <w:t>PEM Electrolyzer</w:t>
-            </w:r>
+              <w:t xml:space="preserve">PEM </w:t>
+            </w:r>
+            <w:proofErr w:type="spellStart"/>
+            <w:r>
+              <w:t>Electrolyzer</w:t>
+            </w:r>
+            <w:proofErr w:type="spellEnd"/>
           </w:p>
         </w:tc>
         <w:tc>
@@ -3180,7 +2871,15 @@
           </w:tcPr>
           <w:p>
             <w:r>
-              <w:t>US number similar to NYSERDA, reference check with Jesse</w:t>
+              <w:t xml:space="preserve">US number </w:t>
+            </w:r>
+            <w:proofErr w:type="gramStart"/>
+            <w:r>
+              <w:t>similar to</w:t>
+            </w:r>
+            <w:proofErr w:type="gramEnd"/>
+            <w:r>
+              <w:t xml:space="preserve"> NYSERDA, reference check with Jesse</w:t>
             </w:r>
           </w:p>
         </w:tc>
@@ -3221,7 +2920,15 @@
           </w:tcPr>
           <w:p>
             <w:r>
-              <w:t>US number similar to NYSERDA, reference check with Jesse</w:t>
+              <w:t xml:space="preserve">US number </w:t>
+            </w:r>
+            <w:proofErr w:type="gramStart"/>
+            <w:r>
+              <w:t>similar to</w:t>
+            </w:r>
+            <w:proofErr w:type="gramEnd"/>
+            <w:r>
+              <w:t xml:space="preserve"> NYSERDA, reference check with Jesse</w:t>
             </w:r>
           </w:p>
         </w:tc>
@@ -3262,7 +2969,15 @@
           </w:tcPr>
           <w:p>
             <w:r>
-              <w:t>US number similar to NYSERDA, reference check with Jesse</w:t>
+              <w:t xml:space="preserve">US number </w:t>
+            </w:r>
+            <w:proofErr w:type="gramStart"/>
+            <w:r>
+              <w:t>similar to</w:t>
+            </w:r>
+            <w:proofErr w:type="gramEnd"/>
+            <w:r>
+              <w:t xml:space="preserve"> NYSERDA, reference check with Jesse</w:t>
             </w:r>
           </w:p>
         </w:tc>
@@ -3303,7 +3018,15 @@
           </w:tcPr>
           <w:p>
             <w:r>
-              <w:t>US number similar to NYSERDA, reference check with Jesse</w:t>
+              <w:t xml:space="preserve">US number </w:t>
+            </w:r>
+            <w:proofErr w:type="gramStart"/>
+            <w:r>
+              <w:t>similar to</w:t>
+            </w:r>
+            <w:proofErr w:type="gramEnd"/>
+            <w:r>
+              <w:t xml:space="preserve"> NYSERDA, reference check with Jesse</w:t>
             </w:r>
           </w:p>
         </w:tc>
@@ -3312,27 +3035,30 @@
     <w:p/>
     <w:p>
       <w:r>
-        <w:t>Renewable Energy: Includes onshore wind, offshore wind, solar, and nuclear energy, all of which are crucial for sustainable hydrogen production.</w:t>
+        <w:t>Renewable Energy: Includes onshore wind, offshore wind, solar, and nuclear energy.</w:t>
       </w:r>
     </w:p>
     <w:p>
       <w:r>
-        <w:t>H2 Production: Primarily relies on PEM (Proton Exchange Membrane) Electrolyzers to convert renewable energy into hydrogen.</w:t>
+        <w:t xml:space="preserve">H2 Production: Primarily relies on PEM (Proton Exchange Membrane) </w:t>
+      </w:r>
+      <w:proofErr w:type="spellStart"/>
+      <w:r>
+        <w:t>electrolyzers</w:t>
+      </w:r>
+      <w:proofErr w:type="spellEnd"/>
+      <w:r>
+        <w:t xml:space="preserve"> to convert renewable energy into hydrogen.</w:t>
       </w:r>
     </w:p>
     <w:p>
       <w:r>
-        <w:t>Storage: Hydrogen can be stored in geological formations or in tanks, providing flexibility and resilience to the supply chain.</w:t>
+        <w:t>Storage: Hydrogen can be stored in geological formations or tanks, providing flexibility and resilience to the supply chain.</w:t>
       </w:r>
     </w:p>
     <w:p>
       <w:r>
         <w:t>H2 Delivery: Includes pipelines and trucks, facilitating the distribution of hydrogen across various nodes and to end users.</w:t>
-      </w:r>
-    </w:p>
-    <w:p>
-      <w:r>
-        <w:t>This structured evaluation aims to identify optimal configurations and strategies for hydrogen production, storage, and distribution, ensuring a robust and efficient hydrogen economy.</w:t>
       </w:r>
     </w:p>
     <w:p/>
@@ -3349,44 +3075,1665 @@
           <w:b/>
           <w:bCs/>
         </w:rPr>
-        <w:t>Example Results:</w:t>
+        <w:t>Results</w:t>
+      </w:r>
+      <w:r>
+        <w:rPr>
+          <w:b/>
+          <w:bCs/>
+        </w:rPr>
+        <w:t xml:space="preserve"> Processing and Discussion</w:t>
+      </w:r>
+      <w:r>
+        <w:rPr>
+          <w:b/>
+          <w:bCs/>
+        </w:rPr>
+        <w:t>:</w:t>
+      </w:r>
+    </w:p>
+    <w:p/>
+    <w:p>
+      <w:pPr>
+        <w:spacing w:after="160" w:line="278" w:lineRule="auto"/>
+        <w:rPr>
+          <w:b/>
+          <w:bCs/>
+        </w:rPr>
+      </w:pPr>
+      <w:r>
+        <w:rPr>
+          <w:b/>
+          <w:bCs/>
+        </w:rPr>
+        <w:t>1.</w:t>
+      </w:r>
+      <w:r>
+        <w:rPr>
+          <w:rFonts w:eastAsiaTheme="majorEastAsia"/>
+          <w:b/>
+          <w:bCs/>
+        </w:rPr>
+        <w:t> Hydrogen Cost Calculation: Total CAPEX, OPEX, and Levelized Costs</w:t>
       </w:r>
     </w:p>
     <w:p>
-      <w:r>
-        <w:t xml:space="preserve">The results of the case study is </w:t>
+      <w:pPr>
+        <w:spacing w:after="160" w:line="278" w:lineRule="auto"/>
+        <w:rPr>
+          <w:b/>
+          <w:bCs/>
+        </w:rPr>
+      </w:pPr>
+      <w:r>
+        <w:rPr>
+          <w:b/>
+          <w:bCs/>
+        </w:rPr>
+        <w:t>a.</w:t>
+      </w:r>
+      <w:r>
+        <w:rPr>
+          <w:rFonts w:eastAsiaTheme="majorEastAsia"/>
+          <w:b/>
+          <w:bCs/>
+        </w:rPr>
+        <w:t> Total CAPEX (Capital Expenditure)</w:t>
       </w:r>
     </w:p>
     <w:p>
-      <w:r>
-        <w:t>Hydrogen Cost</w:t>
-      </w:r>
-      <w:r>
-        <w:t xml:space="preserve"> (Total CAPEX, OPEX, levelized costs)</w:t>
+      <w:pPr>
+        <w:spacing w:after="160" w:line="278" w:lineRule="auto"/>
+      </w:pPr>
+      <w:r>
+        <w:t xml:space="preserve">The total CAPEX represents the upfront cost required to build and install hydrogen production facilities, including the costs of renewable energy plants, </w:t>
+      </w:r>
+      <w:proofErr w:type="spellStart"/>
+      <w:r>
+        <w:t>electrolyzers</w:t>
+      </w:r>
+      <w:proofErr w:type="spellEnd"/>
+      <w:r>
+        <w:t>, storage units, and pipelines.</w:t>
       </w:r>
     </w:p>
     <w:p>
-      <w:r>
-        <w:lastRenderedPageBreak/>
-        <w:t>Transmission infrastructure</w:t>
-      </w:r>
+      <w:pPr>
+        <w:spacing w:after="160" w:line="278" w:lineRule="auto"/>
+      </w:pPr>
+      <m:oMathPara>
+        <m:oMath>
+          <m:r>
+            <w:rPr>
+              <w:rFonts w:ascii="Cambria Math" w:hAnsi="Cambria Math"/>
+            </w:rPr>
+            <m:t xml:space="preserve">Total CAPEX= </m:t>
+          </m:r>
+          <m:nary>
+            <m:naryPr>
+              <m:chr m:val="∑"/>
+              <m:limLoc m:val="undOvr"/>
+              <m:subHide m:val="1"/>
+              <m:supHide m:val="1"/>
+              <m:ctrlPr>
+                <w:rPr>
+                  <w:rFonts w:ascii="Cambria Math" w:eastAsiaTheme="minorHAnsi" w:hAnsi="Cambria Math" w:cstheme="minorBidi"/>
+                  <w:i/>
+                  <w:kern w:val="2"/>
+                  <w14:ligatures w14:val="standardContextual"/>
+                </w:rPr>
+              </m:ctrlPr>
+            </m:naryPr>
+            <m:sub/>
+            <m:sup/>
+            <m:e>
+              <m:sSub>
+                <m:sSubPr>
+                  <m:ctrlPr>
+                    <w:rPr>
+                      <w:rFonts w:ascii="Cambria Math" w:eastAsiaTheme="minorHAnsi" w:hAnsi="Cambria Math" w:cstheme="minorBidi"/>
+                      <w:i/>
+                      <w:kern w:val="2"/>
+                      <w14:ligatures w14:val="standardContextual"/>
+                    </w:rPr>
+                  </m:ctrlPr>
+                </m:sSubPr>
+                <m:e>
+                  <m:r>
+                    <w:rPr>
+                      <w:rFonts w:ascii="Cambria Math" w:hAnsi="Cambria Math"/>
+                    </w:rPr>
+                    <m:t>(CAPEX</m:t>
+                  </m:r>
+                </m:e>
+                <m:sub>
+                  <m:r>
+                    <w:rPr>
+                      <w:rFonts w:ascii="Cambria Math" w:hAnsi="Cambria Math"/>
+                    </w:rPr>
+                    <m:t>RE</m:t>
+                  </m:r>
+                </m:sub>
+              </m:sSub>
+              <m:r>
+                <w:rPr>
+                  <w:rFonts w:ascii="Cambria Math" w:hAnsi="Cambria Math"/>
+                </w:rPr>
+                <m:t>+</m:t>
+              </m:r>
+              <m:sSub>
+                <m:sSubPr>
+                  <m:ctrlPr>
+                    <w:rPr>
+                      <w:rFonts w:ascii="Cambria Math" w:eastAsiaTheme="minorHAnsi" w:hAnsi="Cambria Math" w:cstheme="minorBidi"/>
+                      <w:i/>
+                      <w:kern w:val="2"/>
+                      <w14:ligatures w14:val="standardContextual"/>
+                    </w:rPr>
+                  </m:ctrlPr>
+                </m:sSubPr>
+                <m:e>
+                  <m:r>
+                    <w:rPr>
+                      <w:rFonts w:ascii="Cambria Math" w:hAnsi="Cambria Math"/>
+                    </w:rPr>
+                    <m:t>CAPEX</m:t>
+                  </m:r>
+                </m:e>
+                <m:sub>
+                  <m:r>
+                    <w:rPr>
+                      <w:rFonts w:ascii="Cambria Math" w:hAnsi="Cambria Math"/>
+                    </w:rPr>
+                    <m:t>Electrolyzer</m:t>
+                  </m:r>
+                </m:sub>
+              </m:sSub>
+              <m:r>
+                <w:rPr>
+                  <w:rFonts w:ascii="Cambria Math" w:hAnsi="Cambria Math"/>
+                </w:rPr>
+                <m:t>+</m:t>
+              </m:r>
+              <m:sSub>
+                <m:sSubPr>
+                  <m:ctrlPr>
+                    <w:rPr>
+                      <w:rFonts w:ascii="Cambria Math" w:eastAsiaTheme="minorHAnsi" w:hAnsi="Cambria Math" w:cstheme="minorBidi"/>
+                      <w:i/>
+                      <w:kern w:val="2"/>
+                      <w14:ligatures w14:val="standardContextual"/>
+                    </w:rPr>
+                  </m:ctrlPr>
+                </m:sSubPr>
+                <m:e>
+                  <m:r>
+                    <w:rPr>
+                      <w:rFonts w:ascii="Cambria Math" w:hAnsi="Cambria Math"/>
+                    </w:rPr>
+                    <m:t>CAPEX</m:t>
+                  </m:r>
+                </m:e>
+                <m:sub>
+                  <m:r>
+                    <w:rPr>
+                      <w:rFonts w:ascii="Cambria Math" w:hAnsi="Cambria Math"/>
+                    </w:rPr>
+                    <m:t>Storage</m:t>
+                  </m:r>
+                </m:sub>
+              </m:sSub>
+              <m:r>
+                <w:rPr>
+                  <w:rFonts w:ascii="Cambria Math" w:hAnsi="Cambria Math"/>
+                </w:rPr>
+                <m:t>+</m:t>
+              </m:r>
+              <m:sSub>
+                <m:sSubPr>
+                  <m:ctrlPr>
+                    <w:rPr>
+                      <w:rFonts w:ascii="Cambria Math" w:eastAsiaTheme="minorHAnsi" w:hAnsi="Cambria Math" w:cstheme="minorBidi"/>
+                      <w:i/>
+                      <w:kern w:val="2"/>
+                      <w14:ligatures w14:val="standardContextual"/>
+                    </w:rPr>
+                  </m:ctrlPr>
+                </m:sSubPr>
+                <m:e>
+                  <m:r>
+                    <w:rPr>
+                      <w:rFonts w:ascii="Cambria Math" w:hAnsi="Cambria Math"/>
+                    </w:rPr>
+                    <m:t>CAPEX</m:t>
+                  </m:r>
+                </m:e>
+                <m:sub>
+                  <m:r>
+                    <w:rPr>
+                      <w:rFonts w:ascii="Cambria Math" w:hAnsi="Cambria Math"/>
+                    </w:rPr>
+                    <m:t>Transmission )</m:t>
+                  </m:r>
+                </m:sub>
+              </m:sSub>
+            </m:e>
+          </m:nary>
+        </m:oMath>
+      </m:oMathPara>
     </w:p>
     <w:p>
       <w:r>
-        <w:t xml:space="preserve">Buildout map and capacity </w:t>
-      </w:r>
-      <w:r>
-        <w:t xml:space="preserve"> (RE + electrolyzers)</w:t>
-      </w:r>
+        <w:t xml:space="preserve">For renewable energy (RE) systems, </w:t>
+      </w:r>
+      <w:proofErr w:type="spellStart"/>
+      <w:r>
+        <w:t>electrolyzers</w:t>
+      </w:r>
+      <w:proofErr w:type="spellEnd"/>
+      <w:r>
+        <w:t>, and storage units, build costs are inputs that represent the initial cost per unit capacity (e.g., dollars per kW or kg) for each type of technology used. These costs can be derived from historical data, industry reports, or project-specific estimates. Zone Capacities is the total installed capacity in each zone, which is a direct output from the model. This capacity is multiplied by the annualized build cost, based on project finance recovery time and WACC, to obtain the annualized form of the total CAPEX for each technology.</w:t>
+      </w:r>
+    </w:p>
+    <w:p/>
+    <w:p>
+      <w:r>
+        <w:t>To convert CAPEX into an annual cost, annuitize it using the Capital Recovery Factor (CRF). The CRF is based on the Weighted Average Cost of Capital (WACC) and the recovery time:</w:t>
+      </w:r>
+    </w:p>
+    <w:p/>
+    <w:p>
+      <w:pPr>
+        <w:rPr>
+          <w:color w:val="000000"/>
+        </w:rPr>
+      </w:pPr>
+      <m:oMathPara>
+        <m:oMath>
+          <m:r>
+            <w:rPr>
+              <w:rFonts w:ascii="Cambria Math" w:hAnsi="Cambria Math"/>
+              <w:color w:val="000000"/>
+            </w:rPr>
+            <w:lastRenderedPageBreak/>
+            <m:t>CRF=</m:t>
+          </m:r>
+          <m:f>
+            <m:fPr>
+              <m:ctrlPr>
+                <w:rPr>
+                  <w:rFonts w:ascii="Cambria Math" w:hAnsi="Cambria Math"/>
+                  <w:i/>
+                  <w:color w:val="000000"/>
+                </w:rPr>
+              </m:ctrlPr>
+            </m:fPr>
+            <m:num>
+              <m:r>
+                <w:rPr>
+                  <w:rFonts w:ascii="Cambria Math" w:hAnsi="Cambria Math"/>
+                  <w:color w:val="000000"/>
+                </w:rPr>
+                <m:t>WACC×</m:t>
+              </m:r>
+              <m:sSup>
+                <m:sSupPr>
+                  <m:ctrlPr>
+                    <w:rPr>
+                      <w:rFonts w:ascii="Cambria Math" w:hAnsi="Cambria Math"/>
+                      <w:i/>
+                      <w:color w:val="000000"/>
+                    </w:rPr>
+                  </m:ctrlPr>
+                </m:sSupPr>
+                <m:e>
+                  <m:d>
+                    <m:dPr>
+                      <m:ctrlPr>
+                        <w:rPr>
+                          <w:rFonts w:ascii="Cambria Math" w:hAnsi="Cambria Math"/>
+                          <w:i/>
+                          <w:color w:val="000000"/>
+                        </w:rPr>
+                      </m:ctrlPr>
+                    </m:dPr>
+                    <m:e>
+                      <m:r>
+                        <w:rPr>
+                          <w:rFonts w:ascii="Cambria Math" w:hAnsi="Cambria Math"/>
+                          <w:color w:val="000000"/>
+                        </w:rPr>
+                        <m:t>1+WACC</m:t>
+                      </m:r>
+                    </m:e>
+                  </m:d>
+                </m:e>
+                <m:sup>
+                  <m:r>
+                    <w:rPr>
+                      <w:rFonts w:ascii="Cambria Math" w:hAnsi="Cambria Math"/>
+                      <w:color w:val="000000"/>
+                    </w:rPr>
+                    <m:t>Recovery Time</m:t>
+                  </m:r>
+                </m:sup>
+              </m:sSup>
+            </m:num>
+            <m:den>
+              <m:sSup>
+                <m:sSupPr>
+                  <m:ctrlPr>
+                    <w:rPr>
+                      <w:rFonts w:ascii="Cambria Math" w:hAnsi="Cambria Math"/>
+                      <w:i/>
+                      <w:color w:val="000000"/>
+                    </w:rPr>
+                  </m:ctrlPr>
+                </m:sSupPr>
+                <m:e>
+                  <m:d>
+                    <m:dPr>
+                      <m:ctrlPr>
+                        <w:rPr>
+                          <w:rFonts w:ascii="Cambria Math" w:hAnsi="Cambria Math"/>
+                          <w:i/>
+                          <w:color w:val="000000"/>
+                        </w:rPr>
+                      </m:ctrlPr>
+                    </m:dPr>
+                    <m:e>
+                      <m:r>
+                        <w:rPr>
+                          <w:rFonts w:ascii="Cambria Math" w:hAnsi="Cambria Math"/>
+                          <w:color w:val="000000"/>
+                        </w:rPr>
+                        <m:t>1+WACC</m:t>
+                      </m:r>
+                    </m:e>
+                  </m:d>
+                </m:e>
+                <m:sup>
+                  <m:r>
+                    <w:rPr>
+                      <w:rFonts w:ascii="Cambria Math" w:hAnsi="Cambria Math"/>
+                      <w:color w:val="000000"/>
+                    </w:rPr>
+                    <m:t>Recovery Time</m:t>
+                  </m:r>
+                </m:sup>
+              </m:sSup>
+              <m:r>
+                <w:rPr>
+                  <w:rFonts w:ascii="Cambria Math" w:hAnsi="Cambria Math"/>
+                  <w:color w:val="000000"/>
+                </w:rPr>
+                <m:t>-1</m:t>
+              </m:r>
+            </m:den>
+          </m:f>
+        </m:oMath>
+      </m:oMathPara>
     </w:p>
     <w:p>
-      <w:r>
-        <w:t>Storage buildout and capacity</w:t>
-      </w:r>
+      <w:pPr>
+        <w:rPr>
+          <w:color w:val="000000"/>
+        </w:rPr>
+      </w:pPr>
     </w:p>
     <w:p>
-      <w:r>
-        <w:t>Operating dynamics for RE, electrolyzers, transmission, and storage</w:t>
+      <w:pPr>
+        <w:rPr>
+          <w:color w:val="000000"/>
+        </w:rPr>
+      </w:pPr>
+    </w:p>
+    <w:p>
+      <m:oMathPara>
+        <m:oMath>
+          <m:r>
+            <w:rPr>
+              <w:rFonts w:ascii="Cambria Math" w:hAnsi="Cambria Math"/>
+            </w:rPr>
+            <m:t xml:space="preserve">Annuitized CAPEX=CRF× Build Cost × Zone Capacity </m:t>
+          </m:r>
+        </m:oMath>
+      </m:oMathPara>
+    </w:p>
+    <w:p/>
+    <w:p>
+      <w:pPr>
+        <w:spacing w:after="160" w:line="278" w:lineRule="auto"/>
+      </w:pPr>
+      <w:r>
+        <w:t>For pipelines, CAPEX is determined using a cost coefficient and a power function based on the pipeline's capacity (which depends on the cost reference source). This reflects how the cost scales with capacity. The formula used is:</w:t>
+      </w:r>
+    </w:p>
+    <w:p>
+      <w:pPr>
+        <w:spacing w:after="160" w:line="278" w:lineRule="auto"/>
+      </w:pPr>
+      <m:oMathPara>
+        <m:oMath>
+          <m:sSub>
+            <m:sSubPr>
+              <m:ctrlPr>
+                <w:rPr>
+                  <w:rFonts w:ascii="Cambria Math" w:hAnsi="Cambria Math"/>
+                  <w:i/>
+                </w:rPr>
+              </m:ctrlPr>
+            </m:sSubPr>
+            <m:e>
+              <m:r>
+                <w:rPr>
+                  <w:rFonts w:ascii="Cambria Math" w:hAnsi="Cambria Math"/>
+                </w:rPr>
+                <m:t>Pipeline CAPEX</m:t>
+              </m:r>
+            </m:e>
+            <m:sub>
+              <m:r>
+                <w:rPr>
+                  <w:rFonts w:ascii="Cambria Math" w:hAnsi="Cambria Math"/>
+                </w:rPr>
+                <m:t>$/km</m:t>
+              </m:r>
+            </m:sub>
+          </m:sSub>
+          <m:r>
+            <w:rPr>
+              <w:rFonts w:ascii="Cambria Math" w:hAnsi="Cambria Math"/>
+            </w:rPr>
+            <m:t>=</m:t>
+          </m:r>
+          <m:r>
+            <m:rPr>
+              <m:sty m:val="p"/>
+            </m:rPr>
+            <w:rPr>
+              <w:rFonts w:ascii="Cambria Math" w:hAnsi="Cambria Math"/>
+            </w:rPr>
+            <m:t>pipeline cost coefficient×</m:t>
+          </m:r>
+          <m:sSup>
+            <m:sSupPr>
+              <m:ctrlPr>
+                <w:rPr>
+                  <w:rFonts w:ascii="Cambria Math" w:hAnsi="Cambria Math"/>
+                  <w:i/>
+                </w:rPr>
+              </m:ctrlPr>
+            </m:sSupPr>
+            <m:e>
+              <m:sSub>
+                <m:sSubPr>
+                  <m:ctrlPr>
+                    <w:rPr>
+                      <w:rFonts w:ascii="Cambria Math" w:hAnsi="Cambria Math"/>
+                      <w:i/>
+                    </w:rPr>
+                  </m:ctrlPr>
+                </m:sSubPr>
+                <m:e>
+                  <m:r>
+                    <w:rPr>
+                      <w:rFonts w:ascii="Cambria Math" w:hAnsi="Cambria Math"/>
+                    </w:rPr>
+                    <m:t>Capacity</m:t>
+                  </m:r>
+                </m:e>
+                <m:sub>
+                  <m:r>
+                    <w:rPr>
+                      <w:rFonts w:ascii="Cambria Math" w:hAnsi="Cambria Math"/>
+                    </w:rPr>
+                    <m:t>Ton/day</m:t>
+                  </m:r>
+                </m:sub>
+              </m:sSub>
+            </m:e>
+            <m:sup>
+              <m:r>
+                <w:rPr>
+                  <w:rFonts w:ascii="Cambria Math" w:hAnsi="Cambria Math"/>
+                </w:rPr>
+                <m:t>pipeline cost power​</m:t>
+              </m:r>
+            </m:sup>
+          </m:sSup>
+        </m:oMath>
+      </m:oMathPara>
+    </w:p>
+    <w:p>
+      <w:pPr>
+        <w:spacing w:after="160" w:line="278" w:lineRule="auto"/>
+      </w:pPr>
+      <w:r>
+        <w:t>Here, the pipeline cost coefficient is a parameter reflecting the base cost, and the pipeline cost power accounts for scaling effects. The total pipeline cost is obtained by multiplying the cost per km by the total pipeline distance. To convert the total pipeline CAPEX into an annual cost, annuitize it using the Capital Recovery Factor (CRF).</w:t>
+      </w:r>
+    </w:p>
+    <w:p>
+      <w:pPr>
+        <w:spacing w:after="160" w:line="278" w:lineRule="auto"/>
+        <w:rPr>
+          <w:b/>
+          <w:bCs/>
+        </w:rPr>
+      </w:pPr>
+      <w:r>
+        <w:rPr>
+          <w:b/>
+          <w:bCs/>
+        </w:rPr>
+        <w:t>b.</w:t>
+      </w:r>
+      <w:r>
+        <w:rPr>
+          <w:rFonts w:eastAsiaTheme="majorEastAsia"/>
+          <w:b/>
+          <w:bCs/>
+        </w:rPr>
+        <w:t> OPEX (Operational Expenditure)</w:t>
+      </w:r>
+    </w:p>
+    <w:p>
+      <w:pPr>
+        <w:rPr>
+          <w:rFonts w:eastAsiaTheme="majorEastAsia"/>
+        </w:rPr>
+      </w:pPr>
+      <w:r>
+        <w:rPr>
+          <w:rFonts w:eastAsiaTheme="majorEastAsia"/>
+        </w:rPr>
+        <w:t xml:space="preserve">OPEX represents the ongoing costs associated with operating and maintaining the hydrogen production system. This includes fuel costs (e.g., nuclear), maintenance, and operational labor for each component, such as renewable energy sources, </w:t>
+      </w:r>
+      <w:proofErr w:type="spellStart"/>
+      <w:r>
+        <w:rPr>
+          <w:rFonts w:eastAsiaTheme="majorEastAsia"/>
+        </w:rPr>
+        <w:t>electrolyzers</w:t>
+      </w:r>
+      <w:proofErr w:type="spellEnd"/>
+      <w:r>
+        <w:rPr>
+          <w:rFonts w:eastAsiaTheme="majorEastAsia"/>
+        </w:rPr>
+        <w:t>, storage units, and the transmission system. OPEX is categorized into fixed OPEX and variable OPEX.</w:t>
+      </w:r>
+    </w:p>
+    <w:p/>
+    <w:p>
+      <w:pPr>
+        <w:spacing w:after="160" w:line="278" w:lineRule="auto"/>
+      </w:pPr>
+      <m:oMathPara>
+        <m:oMath>
+          <m:r>
+            <w:rPr>
+              <w:rFonts w:ascii="Cambria Math" w:hAnsi="Cambria Math"/>
+            </w:rPr>
+            <m:t xml:space="preserve">Total OPEX= </m:t>
+          </m:r>
+          <m:nary>
+            <m:naryPr>
+              <m:chr m:val="∑"/>
+              <m:limLoc m:val="undOvr"/>
+              <m:subHide m:val="1"/>
+              <m:supHide m:val="1"/>
+              <m:ctrlPr>
+                <w:rPr>
+                  <w:rFonts w:ascii="Cambria Math" w:eastAsiaTheme="minorHAnsi" w:hAnsi="Cambria Math" w:cstheme="minorBidi"/>
+                  <w:i/>
+                  <w:kern w:val="2"/>
+                  <w14:ligatures w14:val="standardContextual"/>
+                </w:rPr>
+              </m:ctrlPr>
+            </m:naryPr>
+            <m:sub/>
+            <m:sup/>
+            <m:e>
+              <m:sSub>
+                <m:sSubPr>
+                  <m:ctrlPr>
+                    <w:rPr>
+                      <w:rFonts w:ascii="Cambria Math" w:eastAsiaTheme="minorHAnsi" w:hAnsi="Cambria Math" w:cstheme="minorBidi"/>
+                      <w:i/>
+                      <w:kern w:val="2"/>
+                      <w14:ligatures w14:val="standardContextual"/>
+                    </w:rPr>
+                  </m:ctrlPr>
+                </m:sSubPr>
+                <m:e>
+                  <m:r>
+                    <w:rPr>
+                      <w:rFonts w:ascii="Cambria Math" w:hAnsi="Cambria Math"/>
+                    </w:rPr>
+                    <m:t>(OPEX</m:t>
+                  </m:r>
+                </m:e>
+                <m:sub>
+                  <m:r>
+                    <w:rPr>
+                      <w:rFonts w:ascii="Cambria Math" w:hAnsi="Cambria Math"/>
+                    </w:rPr>
+                    <m:t>RE</m:t>
+                  </m:r>
+                </m:sub>
+              </m:sSub>
+              <m:r>
+                <w:rPr>
+                  <w:rFonts w:ascii="Cambria Math" w:hAnsi="Cambria Math"/>
+                </w:rPr>
+                <m:t>+</m:t>
+              </m:r>
+              <m:sSub>
+                <m:sSubPr>
+                  <m:ctrlPr>
+                    <w:rPr>
+                      <w:rFonts w:ascii="Cambria Math" w:eastAsiaTheme="minorHAnsi" w:hAnsi="Cambria Math" w:cstheme="minorBidi"/>
+                      <w:i/>
+                      <w:kern w:val="2"/>
+                      <w14:ligatures w14:val="standardContextual"/>
+                    </w:rPr>
+                  </m:ctrlPr>
+                </m:sSubPr>
+                <m:e>
+                  <m:r>
+                    <w:rPr>
+                      <w:rFonts w:ascii="Cambria Math" w:hAnsi="Cambria Math"/>
+                    </w:rPr>
+                    <m:t>OPEX</m:t>
+                  </m:r>
+                </m:e>
+                <m:sub>
+                  <m:r>
+                    <w:rPr>
+                      <w:rFonts w:ascii="Cambria Math" w:hAnsi="Cambria Math"/>
+                    </w:rPr>
+                    <m:t>Electrolyzer</m:t>
+                  </m:r>
+                </m:sub>
+              </m:sSub>
+              <m:r>
+                <w:rPr>
+                  <w:rFonts w:ascii="Cambria Math" w:hAnsi="Cambria Math"/>
+                </w:rPr>
+                <m:t>+</m:t>
+              </m:r>
+              <m:sSub>
+                <m:sSubPr>
+                  <m:ctrlPr>
+                    <w:rPr>
+                      <w:rFonts w:ascii="Cambria Math" w:eastAsiaTheme="minorHAnsi" w:hAnsi="Cambria Math" w:cstheme="minorBidi"/>
+                      <w:i/>
+                      <w:kern w:val="2"/>
+                      <w14:ligatures w14:val="standardContextual"/>
+                    </w:rPr>
+                  </m:ctrlPr>
+                </m:sSubPr>
+                <m:e>
+                  <m:r>
+                    <w:rPr>
+                      <w:rFonts w:ascii="Cambria Math" w:hAnsi="Cambria Math"/>
+                    </w:rPr>
+                    <m:t>OPEX</m:t>
+                  </m:r>
+                </m:e>
+                <m:sub>
+                  <m:r>
+                    <w:rPr>
+                      <w:rFonts w:ascii="Cambria Math" w:hAnsi="Cambria Math"/>
+                    </w:rPr>
+                    <m:t>Storage</m:t>
+                  </m:r>
+                </m:sub>
+              </m:sSub>
+              <m:r>
+                <w:rPr>
+                  <w:rFonts w:ascii="Cambria Math" w:hAnsi="Cambria Math"/>
+                </w:rPr>
+                <m:t>+</m:t>
+              </m:r>
+              <m:sSub>
+                <m:sSubPr>
+                  <m:ctrlPr>
+                    <w:rPr>
+                      <w:rFonts w:ascii="Cambria Math" w:eastAsiaTheme="minorHAnsi" w:hAnsi="Cambria Math" w:cstheme="minorBidi"/>
+                      <w:i/>
+                      <w:kern w:val="2"/>
+                      <w14:ligatures w14:val="standardContextual"/>
+                    </w:rPr>
+                  </m:ctrlPr>
+                </m:sSubPr>
+                <m:e>
+                  <m:r>
+                    <w:rPr>
+                      <w:rFonts w:ascii="Cambria Math" w:hAnsi="Cambria Math"/>
+                    </w:rPr>
+                    <m:t>OPEX</m:t>
+                  </m:r>
+                </m:e>
+                <m:sub>
+                  <m:r>
+                    <w:rPr>
+                      <w:rFonts w:ascii="Cambria Math" w:hAnsi="Cambria Math"/>
+                    </w:rPr>
+                    <m:t xml:space="preserve">Transmission </m:t>
+                  </m:r>
+                </m:sub>
+              </m:sSub>
+              <m:r>
+                <w:rPr>
+                  <w:rFonts w:ascii="Cambria Math" w:eastAsiaTheme="minorHAnsi" w:hAnsi="Cambria Math" w:cstheme="minorBidi"/>
+                  <w:kern w:val="2"/>
+                  <w14:ligatures w14:val="standardContextual"/>
+                </w:rPr>
+                <m:t>)</m:t>
+              </m:r>
+            </m:e>
+          </m:nary>
+        </m:oMath>
+      </m:oMathPara>
+    </w:p>
+    <w:p>
+      <w:pPr>
+        <w:spacing w:after="160" w:line="278" w:lineRule="auto"/>
+      </w:pPr>
+      <w:r>
+        <w:t>OPEX is typically expressed as dollars per kW or kg, or as a percentage of CAPEX</w:t>
+      </w:r>
+      <w:r>
+        <w:t xml:space="preserve"> (pipeline fixed OPEX)</w:t>
+      </w:r>
+      <w:r>
+        <w:t>, depending on the specific technology.</w:t>
+      </w:r>
+    </w:p>
+    <w:p>
+      <w:pPr>
+        <w:spacing w:after="160" w:line="278" w:lineRule="auto"/>
+      </w:pPr>
+      <w:r>
+        <w:t>For trucks, the levelized cost of truck</w:t>
+      </w:r>
+      <w:r>
+        <w:t xml:space="preserve"> is utilized for both CAPEX and OPEX, and</w:t>
+      </w:r>
+      <w:r>
+        <w:t xml:space="preserve"> compression is already</w:t>
+      </w:r>
+      <w:r>
+        <w:t xml:space="preserve"> </w:t>
+      </w:r>
+      <w:r>
+        <w:t xml:space="preserve">included in the levelized truck cost. </w:t>
+      </w:r>
+    </w:p>
+    <w:p>
+      <w:pPr>
+        <w:spacing w:after="160" w:line="278" w:lineRule="auto"/>
+      </w:pPr>
+      <w:r>
+        <w:t>For c</w:t>
+      </w:r>
+      <w:r>
+        <w:t>ompression costs</w:t>
+      </w:r>
+      <w:r>
+        <w:t>, they</w:t>
+      </w:r>
+      <w:r>
+        <w:t xml:space="preserve"> should be accounted for twice: once for the pipeline (to increase pressure from 20 bar, as output from the </w:t>
+      </w:r>
+      <w:proofErr w:type="spellStart"/>
+      <w:r>
+        <w:t>electrolyzer</w:t>
+      </w:r>
+      <w:proofErr w:type="spellEnd"/>
+      <w:r>
+        <w:t>, to 70 bar for pipeline transport) and once for storage (to increase pressure from 50-70 bar to 400 bar for storage)</w:t>
+      </w:r>
+    </w:p>
+    <w:p/>
+    <w:p>
+      <w:pPr>
+        <w:rPr>
+          <w:b/>
+          <w:bCs/>
+        </w:rPr>
+      </w:pPr>
+      <w:r>
+        <w:rPr>
+          <w:b/>
+          <w:bCs/>
+        </w:rPr>
+        <w:t>c.</w:t>
+      </w:r>
+      <w:r>
+        <w:rPr>
+          <w:b/>
+          <w:bCs/>
+        </w:rPr>
+        <w:t xml:space="preserve"> Levelized Hydrogen Cost (LCOH)</w:t>
+      </w:r>
+    </w:p>
+    <w:p>
+      <w:pPr>
+        <w:rPr>
+          <w:b/>
+          <w:bCs/>
+        </w:rPr>
+      </w:pPr>
+    </w:p>
+    <w:p>
+      <w:r>
+        <w:t>The Levelized Cost of Hydrogen (LCOH) represents the average cost per unit of hydrogen produced, accounting for all capital and operating expenses over one analysis year. It combines both CAPEX and OPEX, divided by the total amount of hydrogen produced. For systems with access to imported hydrogen, the imported amount also bears the cost of utilizing storage and transmission infrastructure.</w:t>
+      </w:r>
+    </w:p>
+    <w:p>
+      <w:pPr>
+        <w:jc w:val="center"/>
+      </w:pPr>
+      <m:oMath>
+        <m:r>
+          <w:rPr>
+            <w:rFonts w:ascii="Cambria Math" w:hAnsi="Cambria Math"/>
+          </w:rPr>
+          <m:t xml:space="preserve">LCOH= </m:t>
+        </m:r>
+        <m:f>
+          <m:fPr>
+            <m:ctrlPr>
+              <w:rPr>
+                <w:rFonts w:ascii="Cambria Math" w:hAnsi="Cambria Math"/>
+                <w:i/>
+              </w:rPr>
+            </m:ctrlPr>
+          </m:fPr>
+          <m:num>
+            <m:nary>
+              <m:naryPr>
+                <m:chr m:val="∑"/>
+                <m:limLoc m:val="undOvr"/>
+                <m:subHide m:val="1"/>
+                <m:supHide m:val="1"/>
+                <m:ctrlPr>
+                  <w:rPr>
+                    <w:rFonts w:ascii="Cambria Math" w:hAnsi="Cambria Math"/>
+                    <w:i/>
+                  </w:rPr>
+                </m:ctrlPr>
+              </m:naryPr>
+              <m:sub/>
+              <m:sup/>
+              <m:e>
+                <m:r>
+                  <w:rPr>
+                    <w:rFonts w:ascii="Cambria Math" w:hAnsi="Cambria Math"/>
+                  </w:rPr>
+                  <m:t>(CAPEX+OPEX)</m:t>
+                </m:r>
+              </m:e>
+            </m:nary>
+          </m:num>
+          <m:den>
+            <m:r>
+              <w:rPr>
+                <w:rFonts w:ascii="Cambria Math" w:hAnsi="Cambria Math"/>
+              </w:rPr>
+              <m:t>Hydrogen Amount</m:t>
+            </m:r>
+          </m:den>
+        </m:f>
+      </m:oMath>
+      <w:r>
+        <w:t>​</w:t>
+      </w:r>
+    </w:p>
+    <w:p>
+      <w:r>
+        <w:lastRenderedPageBreak/>
+        <w:t xml:space="preserve"> </w:t>
+      </w:r>
+    </w:p>
+    <w:p>
+      <w:r>
+        <w:t>The LCOH provides a single cost metric for comparing different hydrogen production methods.</w:t>
+      </w:r>
+    </w:p>
+    <w:p/>
+    <w:p>
+      <w:pPr>
+        <w:rPr>
+          <w:b/>
+          <w:bCs/>
+        </w:rPr>
+      </w:pPr>
+      <w:r>
+        <w:rPr>
+          <w:b/>
+          <w:bCs/>
+        </w:rPr>
+        <w:t>2. Transmission Infrastructure</w:t>
+      </w:r>
+    </w:p>
+    <w:p>
+      <w:pPr>
+        <w:pStyle w:val="ListParagraph"/>
+        <w:numPr>
+          <w:ilvl w:val="0"/>
+          <w:numId w:val="16"/>
+        </w:numPr>
+        <w:rPr>
+          <w:b/>
+          <w:bCs/>
+        </w:rPr>
+      </w:pPr>
+      <w:r>
+        <w:rPr>
+          <w:b/>
+          <w:bCs/>
+        </w:rPr>
+        <w:t>Transmission Buildout</w:t>
+      </w:r>
+    </w:p>
+    <w:p>
+      <w:pPr>
+        <w:pStyle w:val="ListParagraph"/>
+        <w:rPr>
+          <w:b/>
+          <w:bCs/>
+        </w:rPr>
+      </w:pPr>
+    </w:p>
+    <w:p>
+      <w:r>
+        <w:t xml:space="preserve">The transmission infrastructure includes pipelines, trucks, and other delivery methods such as railways and marine transport (user-defined). It is required to transport hydrogen from generation sites to demand nodes or to storage units that meet hydrogen demand at various times and locations. The transmission system’s installed capacity, flow amounts, and direction at each temporal </w:t>
+      </w:r>
+      <w:r>
+        <w:t>granularity</w:t>
+      </w:r>
+      <w:r>
+        <w:t xml:space="preserve"> are direct outputs of the model.</w:t>
+      </w:r>
+    </w:p>
+    <w:p/>
+    <w:p>
+      <w:pPr>
+        <w:rPr>
+          <w:b/>
+          <w:bCs/>
+        </w:rPr>
+      </w:pPr>
+      <w:r>
+        <w:rPr>
+          <w:b/>
+          <w:bCs/>
+        </w:rPr>
+        <w:t xml:space="preserve">3. Buildout Map and Capacity (Renewables + </w:t>
+      </w:r>
+      <w:proofErr w:type="spellStart"/>
+      <w:r>
+        <w:rPr>
+          <w:b/>
+          <w:bCs/>
+        </w:rPr>
+        <w:t>Electrolyzers</w:t>
+      </w:r>
+      <w:proofErr w:type="spellEnd"/>
+      <w:r>
+        <w:rPr>
+          <w:b/>
+          <w:bCs/>
+        </w:rPr>
+        <w:t>)</w:t>
+      </w:r>
+    </w:p>
+    <w:p>
+      <w:pPr>
+        <w:rPr>
+          <w:b/>
+          <w:bCs/>
+        </w:rPr>
+      </w:pPr>
+      <w:r>
+        <w:rPr>
+          <w:b/>
+          <w:bCs/>
+        </w:rPr>
+        <w:t>a. Renewable Energy Capacity</w:t>
+      </w:r>
+    </w:p>
+    <w:p>
+      <w:pPr>
+        <w:rPr>
+          <w:b/>
+          <w:bCs/>
+        </w:rPr>
+      </w:pPr>
+    </w:p>
+    <w:p>
+      <w:r>
+        <w:t xml:space="preserve">The </w:t>
+      </w:r>
+      <w:r>
+        <w:t xml:space="preserve">build </w:t>
+      </w:r>
+      <w:r>
+        <w:t>capacity of renewable energy (RE) sources—such as solar and wind (onshore and offshore)—reflects how the model builds dedicated off-grid resources specifically for hydrogen production. The installed capacity is the maximum amount of electricity these sources can generate within a given operating hour. This is a model output based on direct inputs. Capacity determines the total potential for renewable energy production, but actual production is dependent on the capacity factor.</w:t>
+      </w:r>
+    </w:p>
+    <w:p/>
+    <w:p>
+      <w:pPr>
+        <w:rPr>
+          <w:b/>
+          <w:bCs/>
+        </w:rPr>
+      </w:pPr>
+      <w:r>
+        <w:rPr>
+          <w:b/>
+          <w:bCs/>
+        </w:rPr>
+        <w:t xml:space="preserve">b. </w:t>
+      </w:r>
+      <w:proofErr w:type="spellStart"/>
+      <w:r>
+        <w:rPr>
+          <w:b/>
+          <w:bCs/>
+        </w:rPr>
+        <w:t>Electrolyzer</w:t>
+      </w:r>
+      <w:proofErr w:type="spellEnd"/>
+      <w:r>
+        <w:rPr>
+          <w:b/>
+          <w:bCs/>
+        </w:rPr>
+        <w:t xml:space="preserve"> Capacity</w:t>
+      </w:r>
+    </w:p>
+    <w:p>
+      <w:proofErr w:type="spellStart"/>
+      <w:r>
+        <w:t>Electrolyzer</w:t>
+      </w:r>
+      <w:proofErr w:type="spellEnd"/>
+      <w:r>
+        <w:t xml:space="preserve"> capacity dictates how much hydrogen can be produced from electricity. This capacity directly affects the hydrogen production </w:t>
+      </w:r>
+      <w:r>
+        <w:t>amount and rate</w:t>
+      </w:r>
+      <w:r>
+        <w:t xml:space="preserve">, which is limited by both available electricity and </w:t>
+      </w:r>
+      <w:proofErr w:type="spellStart"/>
+      <w:r>
+        <w:t>electrolyzer</w:t>
+      </w:r>
+      <w:proofErr w:type="spellEnd"/>
+      <w:r>
+        <w:t xml:space="preserve"> capacity. This is also a direct model output.</w:t>
+      </w:r>
+    </w:p>
+    <w:p/>
+    <w:p>
+      <w:pPr>
+        <w:rPr>
+          <w:b/>
+          <w:bCs/>
+        </w:rPr>
+      </w:pPr>
+      <w:r>
+        <w:rPr>
+          <w:b/>
+          <w:bCs/>
+        </w:rPr>
+        <w:t>c. Buildout Map</w:t>
+      </w:r>
+    </w:p>
+    <w:p>
+      <w:r>
+        <w:t xml:space="preserve">The buildout map visualizes the locations of renewable energy installations, </w:t>
+      </w:r>
+      <w:proofErr w:type="spellStart"/>
+      <w:r>
+        <w:t>electrolyzers</w:t>
+      </w:r>
+      <w:proofErr w:type="spellEnd"/>
+      <w:r>
+        <w:t xml:space="preserve">, pipelines, trucks (transmissions), and storage units, along with their capacities. This helps optimize the system by coordinating and reducing system-wide costs between components, ensuring an efficient supply of electricity to the </w:t>
+      </w:r>
+      <w:proofErr w:type="spellStart"/>
+      <w:r>
+        <w:t>electrolyzers</w:t>
+      </w:r>
+      <w:proofErr w:type="spellEnd"/>
+      <w:r>
+        <w:t xml:space="preserve">, optimal hydrogen production and storage, and efficient hydrogen supply to demand centers. The model outputs provide all results </w:t>
+      </w:r>
+      <w:r>
+        <w:t xml:space="preserve">for maps </w:t>
+      </w:r>
+      <w:r>
+        <w:t>directly, including the direction of the transmission infrastructure.</w:t>
+      </w:r>
+    </w:p>
+    <w:p/>
+    <w:p>
+      <w:pPr>
+        <w:rPr>
+          <w:b/>
+          <w:bCs/>
+        </w:rPr>
+      </w:pPr>
+      <w:r>
+        <w:rPr>
+          <w:b/>
+          <w:bCs/>
+        </w:rPr>
+        <w:t>4. Storage Buildout and Capacity</w:t>
+      </w:r>
+    </w:p>
+    <w:p>
+      <w:pPr>
+        <w:rPr>
+          <w:b/>
+          <w:bCs/>
+        </w:rPr>
+      </w:pPr>
+      <w:r>
+        <w:rPr>
+          <w:b/>
+          <w:bCs/>
+        </w:rPr>
+        <w:t>a. Storage Capacity</w:t>
+      </w:r>
+    </w:p>
+    <w:p>
+      <w:r>
+        <w:t>T</w:t>
+      </w:r>
+      <w:r>
+        <w:t xml:space="preserve">ank storage is typically used for balancing shorter-term daily or hourly hydrogen demand. In contrast, geological storage is designed to meet longer-term seasonal hydrogen demand, with charging occurring in the shoulder season and meeting demand during peak months. Storage technologies are crucial for managing supply and demand in the hydrogen production process. Storage capacity is generally measured in kilograms (kg) or </w:t>
+      </w:r>
+      <w:proofErr w:type="spellStart"/>
+      <w:r>
+        <w:t>kilotonnes</w:t>
+      </w:r>
+      <w:proofErr w:type="spellEnd"/>
+      <w:r>
+        <w:t xml:space="preserve"> (</w:t>
+      </w:r>
+      <w:proofErr w:type="spellStart"/>
+      <w:r>
+        <w:t>kT</w:t>
+      </w:r>
+      <w:proofErr w:type="spellEnd"/>
+      <w:r>
+        <w:t>) for hydrogen storage. These systems ensure continuous hydrogen production even during periods of low renewable generation. The storage capacity build is a direct output of the model.</w:t>
+      </w:r>
+    </w:p>
+    <w:p/>
+    <w:p>
+      <w:pPr>
+        <w:rPr>
+          <w:b/>
+          <w:bCs/>
+        </w:rPr>
+      </w:pPr>
+      <w:r>
+        <w:rPr>
+          <w:b/>
+          <w:bCs/>
+        </w:rPr>
+        <w:t xml:space="preserve">5. Operating Dynamics for RE, </w:t>
+      </w:r>
+      <w:proofErr w:type="spellStart"/>
+      <w:r>
+        <w:rPr>
+          <w:b/>
+          <w:bCs/>
+        </w:rPr>
+        <w:t>Electrolyzers</w:t>
+      </w:r>
+      <w:proofErr w:type="spellEnd"/>
+      <w:r>
+        <w:rPr>
+          <w:b/>
+          <w:bCs/>
+        </w:rPr>
+        <w:t>, Transmission, and Storage</w:t>
+      </w:r>
+    </w:p>
+    <w:p>
+      <w:pPr>
+        <w:rPr>
+          <w:b/>
+          <w:bCs/>
+        </w:rPr>
+      </w:pPr>
+      <w:r>
+        <w:rPr>
+          <w:b/>
+          <w:bCs/>
+        </w:rPr>
+        <w:lastRenderedPageBreak/>
+        <w:t>a. Renewable Energy Operation</w:t>
+      </w:r>
+    </w:p>
+    <w:p>
+      <w:r>
+        <w:t>Renewable energy sources operate intermittently depending on resource availability (e.g., sunlight for solar, wind speed for wind farms). Their operation is governed by installed capacity and capacity factor. Actual energy output depends on hourly or seasonal resource availability and weather patterns. This temporal profile is a direct output of the model.</w:t>
+      </w:r>
+    </w:p>
+    <w:p/>
+    <w:p>
+      <w:pPr>
+        <w:rPr>
+          <w:b/>
+          <w:bCs/>
+        </w:rPr>
+      </w:pPr>
+      <w:r>
+        <w:rPr>
+          <w:b/>
+          <w:bCs/>
+        </w:rPr>
+        <w:t xml:space="preserve">b. </w:t>
+      </w:r>
+      <w:proofErr w:type="spellStart"/>
+      <w:r>
+        <w:rPr>
+          <w:b/>
+          <w:bCs/>
+        </w:rPr>
+        <w:t>Electrolyzer</w:t>
+      </w:r>
+      <w:proofErr w:type="spellEnd"/>
+      <w:r>
+        <w:rPr>
+          <w:b/>
+          <w:bCs/>
+        </w:rPr>
+        <w:t xml:space="preserve"> Operation</w:t>
+      </w:r>
+    </w:p>
+    <w:p>
+      <w:proofErr w:type="spellStart"/>
+      <w:r>
+        <w:t>Electrolyzers</w:t>
+      </w:r>
+      <w:proofErr w:type="spellEnd"/>
+      <w:r>
+        <w:t xml:space="preserve"> operate based on the availability of electricity from renewable sources and grid electricity (if available). Their operational efficiency and capacity determine hydrogen production. The user sets the </w:t>
+      </w:r>
+      <w:proofErr w:type="spellStart"/>
+      <w:r>
+        <w:t>electrolyzer</w:t>
+      </w:r>
+      <w:proofErr w:type="spellEnd"/>
+      <w:r>
+        <w:t xml:space="preserve"> efficiency as an input</w:t>
+      </w:r>
+      <w:r>
+        <w:t>.</w:t>
+      </w:r>
+      <w:r>
+        <w:t xml:space="preserve"> </w:t>
+      </w:r>
+      <w:r>
+        <w:t>This temporal profile</w:t>
+      </w:r>
+      <w:r>
+        <w:t xml:space="preserve"> for </w:t>
+      </w:r>
+      <w:proofErr w:type="spellStart"/>
+      <w:r>
+        <w:t>electrolyzer</w:t>
+      </w:r>
+      <w:proofErr w:type="spellEnd"/>
+      <w:r>
+        <w:t xml:space="preserve"> is a</w:t>
+      </w:r>
+      <w:r>
+        <w:t>lso a</w:t>
+      </w:r>
+      <w:r>
+        <w:t xml:space="preserve"> direct output of the model.</w:t>
+      </w:r>
+    </w:p>
+    <w:p/>
+    <w:p>
+      <w:pPr>
+        <w:rPr>
+          <w:b/>
+          <w:bCs/>
+        </w:rPr>
+      </w:pPr>
+      <w:r>
+        <w:rPr>
+          <w:b/>
+          <w:bCs/>
+        </w:rPr>
+        <w:t>c. Storage Operation</w:t>
+      </w:r>
+    </w:p>
+    <w:p>
+      <w:r>
+        <w:t>Storage systems store excess hydrogen and discharge it when required. Their operation depends on the state of charge</w:t>
+      </w:r>
+      <w:r>
+        <w:t xml:space="preserve">/discharge as well as technology-specific </w:t>
+      </w:r>
+      <w:r>
+        <w:t>charge and discharge limitations</w:t>
+      </w:r>
+      <w:r>
+        <w:t>.</w:t>
+      </w:r>
+    </w:p>
+    <w:p/>
+    <w:p>
+      <w:pPr>
+        <w:rPr>
+          <w:b/>
+          <w:bCs/>
+        </w:rPr>
+      </w:pPr>
+      <w:r>
+        <w:rPr>
+          <w:b/>
+          <w:bCs/>
+        </w:rPr>
+        <w:t>6. Levelized Cost of Electricity (LCOE) and Capacity Factors</w:t>
+      </w:r>
+    </w:p>
+    <w:p>
+      <w:pPr>
+        <w:rPr>
+          <w:b/>
+          <w:bCs/>
+        </w:rPr>
+      </w:pPr>
+      <w:r>
+        <w:rPr>
+          <w:b/>
+          <w:bCs/>
+        </w:rPr>
+        <w:t>a. Levelized Cost of Electricity (LCOE)</w:t>
+      </w:r>
+    </w:p>
+    <w:p>
+      <w:r>
+        <w:t xml:space="preserve">The Levelized Cost of Electricity (LCOE) represents the cost per unit of electricity generated by renewable sources, considering CAPEX, OPEX, and total electricity production over </w:t>
+      </w:r>
+      <w:r>
+        <w:t>the analysis year.</w:t>
+      </w:r>
+    </w:p>
+    <w:p>
+      <m:oMathPara>
+        <m:oMath>
+          <m:sSub>
+            <m:sSubPr>
+              <m:ctrlPr>
+                <w:rPr>
+                  <w:rFonts w:ascii="Cambria Math" w:hAnsi="Cambria Math"/>
+                  <w:i/>
+                </w:rPr>
+              </m:ctrlPr>
+            </m:sSubPr>
+            <m:e>
+              <m:r>
+                <w:rPr>
+                  <w:rFonts w:ascii="Cambria Math" w:hAnsi="Cambria Math"/>
+                </w:rPr>
+                <m:t>LCOE</m:t>
+              </m:r>
+            </m:e>
+            <m:sub>
+              <m:r>
+                <w:rPr>
+                  <w:rFonts w:ascii="Cambria Math" w:hAnsi="Cambria Math"/>
+                </w:rPr>
+                <m:t>RE</m:t>
+              </m:r>
+            </m:sub>
+          </m:sSub>
+          <m:r>
+            <w:rPr>
+              <w:rFonts w:ascii="Cambria Math" w:hAnsi="Cambria Math"/>
+            </w:rPr>
+            <m:t>=</m:t>
+          </m:r>
+          <m:f>
+            <m:fPr>
+              <m:ctrlPr>
+                <w:rPr>
+                  <w:rFonts w:ascii="Cambria Math" w:hAnsi="Cambria Math"/>
+                  <w:i/>
+                </w:rPr>
+              </m:ctrlPr>
+            </m:fPr>
+            <m:num>
+              <m:r>
+                <w:rPr>
+                  <w:rFonts w:ascii="Cambria Math" w:hAnsi="Cambria Math"/>
+                </w:rPr>
+                <m:t>Total CAPEX</m:t>
+              </m:r>
+              <m:r>
+                <w:rPr>
+                  <w:rFonts w:ascii="Cambria Math" w:hAnsi="Cambria Math"/>
+                </w:rPr>
+                <m:t>+</m:t>
+              </m:r>
+              <m:r>
+                <w:rPr>
+                  <w:rFonts w:ascii="Cambria Math" w:hAnsi="Cambria Math"/>
+                </w:rPr>
+                <m:t>Total OPEX​</m:t>
+              </m:r>
+            </m:num>
+            <m:den>
+              <m:r>
+                <w:rPr>
+                  <w:rFonts w:ascii="Cambria Math" w:hAnsi="Cambria Math"/>
+                </w:rPr>
+                <m:t>Total RE electricity produced</m:t>
+              </m:r>
+            </m:den>
+          </m:f>
+        </m:oMath>
+      </m:oMathPara>
+    </w:p>
+    <w:p/>
+    <w:p>
+      <w:r>
+        <w:t>This metric is useful for comparing the cost-effectiveness of different renewable energy technologies.</w:t>
+      </w:r>
+    </w:p>
+    <w:p/>
+    <w:p>
+      <w:r>
+        <w:t>b. Capacity Factor (CF)</w:t>
+      </w:r>
+    </w:p>
+    <w:p>
+      <w:r>
+        <w:t>The Capacity Factor measures the actual output of a power generation technology compared to its maximum possible output.</w:t>
+      </w:r>
+    </w:p>
+    <w:p/>
+    <w:p>
+      <m:oMathPara>
+        <m:oMath>
+          <m:sSub>
+            <m:sSubPr>
+              <m:ctrlPr>
+                <w:rPr>
+                  <w:rFonts w:ascii="Cambria Math" w:hAnsi="Cambria Math"/>
+                  <w:i/>
+                </w:rPr>
+              </m:ctrlPr>
+            </m:sSubPr>
+            <m:e>
+              <m:r>
+                <w:rPr>
+                  <w:rFonts w:ascii="Cambria Math" w:hAnsi="Cambria Math"/>
+                </w:rPr>
+                <m:t>CF</m:t>
+              </m:r>
+            </m:e>
+            <m:sub>
+              <m:r>
+                <w:rPr>
+                  <w:rFonts w:ascii="Cambria Math" w:hAnsi="Cambria Math"/>
+                </w:rPr>
+                <m:t>RE</m:t>
+              </m:r>
+            </m:sub>
+          </m:sSub>
+          <m:r>
+            <w:rPr>
+              <w:rFonts w:ascii="Cambria Math" w:hAnsi="Cambria Math"/>
+            </w:rPr>
+            <m:t>=</m:t>
+          </m:r>
+          <m:f>
+            <m:fPr>
+              <m:ctrlPr>
+                <w:rPr>
+                  <w:rFonts w:ascii="Cambria Math" w:hAnsi="Cambria Math"/>
+                  <w:i/>
+                </w:rPr>
+              </m:ctrlPr>
+            </m:fPr>
+            <m:num>
+              <m:r>
+                <w:rPr>
+                  <w:rFonts w:ascii="Cambria Math" w:hAnsi="Cambria Math"/>
+                </w:rPr>
+                <m:t>Total RE electricity produced</m:t>
+              </m:r>
+              <m:r>
+                <w:rPr>
+                  <w:rFonts w:ascii="Cambria Math" w:hAnsi="Cambria Math"/>
+                </w:rPr>
+                <m:t xml:space="preserve"> </m:t>
+              </m:r>
+            </m:num>
+            <m:den>
+              <m:r>
+                <w:rPr>
+                  <w:rFonts w:ascii="Cambria Math" w:hAnsi="Cambria Math"/>
+                </w:rPr>
+                <m:t>Installed Capacity×8760</m:t>
+              </m:r>
+            </m:den>
+          </m:f>
+        </m:oMath>
+      </m:oMathPara>
+    </w:p>
+    <w:p>
+      <m:oMathPara>
+        <m:oMath>
+          <m:sSub>
+            <m:sSubPr>
+              <m:ctrlPr>
+                <w:rPr>
+                  <w:rFonts w:ascii="Cambria Math" w:hAnsi="Cambria Math"/>
+                  <w:i/>
+                </w:rPr>
+              </m:ctrlPr>
+            </m:sSubPr>
+            <m:e>
+              <m:r>
+                <w:rPr>
+                  <w:rFonts w:ascii="Cambria Math" w:hAnsi="Cambria Math"/>
+                </w:rPr>
+                <m:t>CF</m:t>
+              </m:r>
+            </m:e>
+            <m:sub>
+              <m:r>
+                <w:rPr>
+                  <w:rFonts w:ascii="Cambria Math" w:hAnsi="Cambria Math"/>
+                </w:rPr>
+                <m:t>electrolyzer</m:t>
+              </m:r>
+            </m:sub>
+          </m:sSub>
+          <m:r>
+            <w:rPr>
+              <w:rFonts w:ascii="Cambria Math" w:hAnsi="Cambria Math"/>
+            </w:rPr>
+            <m:t>=</m:t>
+          </m:r>
+          <m:f>
+            <m:fPr>
+              <m:ctrlPr>
+                <w:rPr>
+                  <w:rFonts w:ascii="Cambria Math" w:hAnsi="Cambria Math"/>
+                  <w:i/>
+                </w:rPr>
+              </m:ctrlPr>
+            </m:fPr>
+            <m:num>
+              <m:r>
+                <w:rPr>
+                  <w:rFonts w:ascii="Cambria Math" w:hAnsi="Cambria Math"/>
+                </w:rPr>
+                <m:t xml:space="preserve">Total RE electricity </m:t>
+              </m:r>
+              <m:r>
+                <w:rPr>
+                  <w:rFonts w:ascii="Cambria Math" w:hAnsi="Cambria Math"/>
+                </w:rPr>
+                <m:t>consumed</m:t>
+              </m:r>
+              <m:r>
+                <w:rPr>
+                  <w:rFonts w:ascii="Cambria Math" w:hAnsi="Cambria Math"/>
+                </w:rPr>
+                <m:t xml:space="preserve"> </m:t>
+              </m:r>
+            </m:num>
+            <m:den>
+              <m:r>
+                <w:rPr>
+                  <w:rFonts w:ascii="Cambria Math" w:hAnsi="Cambria Math"/>
+                </w:rPr>
+                <m:t xml:space="preserve">Installed </m:t>
+              </m:r>
+              <m:r>
+                <w:rPr>
+                  <w:rFonts w:ascii="Cambria Math" w:hAnsi="Cambria Math"/>
+                </w:rPr>
+                <m:t xml:space="preserve">Electrolyzer </m:t>
+              </m:r>
+              <m:r>
+                <w:rPr>
+                  <w:rFonts w:ascii="Cambria Math" w:hAnsi="Cambria Math"/>
+                </w:rPr>
+                <m:t>Capacity×8760</m:t>
+              </m:r>
+            </m:den>
+          </m:f>
+        </m:oMath>
+      </m:oMathPara>
+    </w:p>
+    <w:p/>
+    <w:p>
+      <w:r>
+        <w:t>Capacity factors help in assessing the utilization of installed capacity and optimizing system performance.</w:t>
       </w:r>
     </w:p>
     <w:sectPr>
@@ -3397,6 +4744,2432 @@
     </w:sectPr>
   </w:body>
 </w:document>
+</file>
+
+<file path=word/comments.xml><?xml version="1.0" encoding="utf-8"?>
+<w:comments xmlns:wpc="http://schemas.microsoft.com/office/word/2010/wordprocessingCanvas" xmlns:cx="http://schemas.microsoft.com/office/drawing/2014/chartex" xmlns:cx1="http://schemas.microsoft.com/office/drawing/2015/9/8/chartex" xmlns:cx2="http://schemas.microsoft.com/office/drawing/2015/10/21/chartex" xmlns:cx3="http://schemas.microsoft.com/office/drawing/2016/5/9/chartex" xmlns:cx4="http://schemas.microsoft.com/office/drawing/2016/5/10/chartex" xmlns:cx5="http://schemas.microsoft.com/office/drawing/2016/5/11/chartex" xmlns:cx6="http://schemas.microsoft.com/office/drawing/2016/5/12/chartex" xmlns:cx7="http://schemas.microsoft.com/office/drawing/2016/5/13/chartex" xmlns:cx8="http://schemas.microsoft.com/office/drawing/2016/5/14/chartex" xmlns:mc="http://schemas.openxmlformats.org/markup-compatibility/2006" xmlns:aink="http://schemas.microsoft.com/office/drawing/2016/ink" xmlns:am3d="http://schemas.microsoft.com/office/drawing/2017/model3d" xmlns:o="urn:schemas-microsoft-com:office:office" xmlns:oel="http://schemas.microsoft.com/office/2019/extlst" xmlns:r="http://schemas.openxmlformats.org/officeDocument/2006/relationships" xmlns:m="http://schemas.openxmlformats.org/officeDocument/2006/math" xmlns:v="urn:schemas-microsoft-com:vml" xmlns:wp14="http://schemas.microsoft.com/office/word/2010/wordprocessingDrawing" xmlns:wp="http://schemas.openxmlformats.org/drawingml/2006/wordprocessingDrawing" xmlns:w10="urn:schemas-microsoft-com:office:word" xmlns:w="http://schemas.openxmlformats.org/wordprocessingml/2006/main" xmlns:w14="http://schemas.microsoft.com/office/word/2010/wordml" xmlns:w15="http://schemas.microsoft.com/office/word/2012/wordml" xmlns:w16cex="http://schemas.microsoft.com/office/word/2018/wordml/cex" xmlns:w16cid="http://schemas.microsoft.com/office/word/2016/wordml/cid" xmlns:w16="http://schemas.microsoft.com/office/word/2018/wordml" xmlns:w16du="http://schemas.microsoft.com/office/word/2023/wordml/word16du" xmlns:w16sdtdh="http://schemas.microsoft.com/office/word/2020/wordml/sdtdatahash" xmlns:w16se="http://schemas.microsoft.com/office/word/2015/wordml/symex" xmlns:wpg="http://schemas.microsoft.com/office/word/2010/wordprocessingGroup" xmlns:wpi="http://schemas.microsoft.com/office/word/2010/wordprocessingInk" xmlns:wne="http://schemas.microsoft.com/office/word/2006/wordml" xmlns:wps="http://schemas.microsoft.com/office/word/2010/wordprocessingShape" mc:Ignorable="w14 w15 w16se w16cid w16 w16cex w16sdtdh w16du wp14">
+  <w:comment w:id="0" w:author="Li, Yijin" w:date="2024-09-10T20:58:00Z" w:initials="LY">
+    <w:p>
+      <w:r>
+        <w:rPr>
+          <w:rStyle w:val="CommentReference"/>
+        </w:rPr>
+        <w:annotationRef/>
+      </w:r>
+      <w:r>
+        <w:rPr>
+          <w:color w:val="000000"/>
+          <w:sz w:val="20"/>
+          <w:szCs w:val="20"/>
+        </w:rPr>
+        <w:t xml:space="preserve">Joe, I think you put in a CAPEX for this? Not a fixed LCOE is used </w:t>
+      </w:r>
+    </w:p>
+  </w:comment>
+</w:comments>
+</file>
+
+<file path=word/commentsExtended.xml><?xml version="1.0" encoding="utf-8"?>
+<w15:commentsEx xmlns:wpc="http://schemas.microsoft.com/office/word/2010/wordprocessingCanvas" xmlns:cx="http://schemas.microsoft.com/office/drawing/2014/chartex" xmlns:cx1="http://schemas.microsoft.com/office/drawing/2015/9/8/chartex" xmlns:cx2="http://schemas.microsoft.com/office/drawing/2015/10/21/chartex" xmlns:cx3="http://schemas.microsoft.com/office/drawing/2016/5/9/chartex" xmlns:cx4="http://schemas.microsoft.com/office/drawing/2016/5/10/chartex" xmlns:cx5="http://schemas.microsoft.com/office/drawing/2016/5/11/chartex" xmlns:cx6="http://schemas.microsoft.com/office/drawing/2016/5/12/chartex" xmlns:cx7="http://schemas.microsoft.com/office/drawing/2016/5/13/chartex" xmlns:cx8="http://schemas.microsoft.com/office/drawing/2016/5/14/chartex" xmlns:mc="http://schemas.openxmlformats.org/markup-compatibility/2006" xmlns:aink="http://schemas.microsoft.com/office/drawing/2016/ink" xmlns:am3d="http://schemas.microsoft.com/office/drawing/2017/model3d" xmlns:o="urn:schemas-microsoft-com:office:office" xmlns:oel="http://schemas.microsoft.com/office/2019/extlst" xmlns:r="http://schemas.openxmlformats.org/officeDocument/2006/relationships" xmlns:m="http://schemas.openxmlformats.org/officeDocument/2006/math" xmlns:v="urn:schemas-microsoft-com:vml" xmlns:wp14="http://schemas.microsoft.com/office/word/2010/wordprocessingDrawing" xmlns:wp="http://schemas.openxmlformats.org/drawingml/2006/wordprocessingDrawing" xmlns:w10="urn:schemas-microsoft-com:office:word" xmlns:w="http://schemas.openxmlformats.org/wordprocessingml/2006/main" xmlns:w14="http://schemas.microsoft.com/office/word/2010/wordml" xmlns:w15="http://schemas.microsoft.com/office/word/2012/wordml" xmlns:w16cex="http://schemas.microsoft.com/office/word/2018/wordml/cex" xmlns:w16cid="http://schemas.microsoft.com/office/word/2016/wordml/cid" xmlns:w16="http://schemas.microsoft.com/office/word/2018/wordml" xmlns:w16du="http://schemas.microsoft.com/office/word/2023/wordml/word16du" xmlns:w16sdtdh="http://schemas.microsoft.com/office/word/2020/wordml/sdtdatahash" xmlns:w16se="http://schemas.microsoft.com/office/word/2015/wordml/symex" xmlns:wpg="http://schemas.microsoft.com/office/word/2010/wordprocessingGroup" xmlns:wpi="http://schemas.microsoft.com/office/word/2010/wordprocessingInk" xmlns:wne="http://schemas.microsoft.com/office/word/2006/wordml" xmlns:wps="http://schemas.microsoft.com/office/word/2010/wordprocessingShape" mc:Ignorable="w14 w15 w16se w16cid w16 w16cex w16sdtdh w16du wp14">
+  <w15:commentEx w15:paraId="5235BA77" w15:done="0"/>
+</w15:commentsEx>
+</file>
+
+<file path=word/commentsExtensible.xml><?xml version="1.0" encoding="utf-8"?>
+<w16cex:commentsExtensible xmlns:wpc="http://schemas.microsoft.com/office/word/2010/wordprocessingCanvas" xmlns:cx="http://schemas.microsoft.com/office/drawing/2014/chartex" xmlns:cx1="http://schemas.microsoft.com/office/drawing/2015/9/8/chartex" xmlns:cx2="http://schemas.microsoft.com/office/drawing/2015/10/21/chartex" xmlns:cx3="http://schemas.microsoft.com/office/drawing/2016/5/9/chartex" xmlns:cx4="http://schemas.microsoft.com/office/drawing/2016/5/10/chartex" xmlns:cx5="http://schemas.microsoft.com/office/drawing/2016/5/11/chartex" xmlns:cx6="http://schemas.microsoft.com/office/drawing/2016/5/12/chartex" xmlns:cx7="http://schemas.microsoft.com/office/drawing/2016/5/13/chartex" xmlns:cx8="http://schemas.microsoft.com/office/drawing/2016/5/14/chartex" xmlns:cr="http://schemas.microsoft.com/office/comments/2020/reactions" xmlns:mc="http://schemas.openxmlformats.org/markup-compatibility/2006" xmlns:aink="http://schemas.microsoft.com/office/drawing/2016/ink" xmlns:am3d="http://schemas.microsoft.com/office/drawing/2017/model3d" xmlns:o="urn:schemas-microsoft-com:office:office" xmlns:oel="http://schemas.microsoft.com/office/2019/extlst" xmlns:r="http://schemas.openxmlformats.org/officeDocument/2006/relationships" xmlns:m="http://schemas.openxmlformats.org/officeDocument/2006/math" xmlns:v="urn:schemas-microsoft-com:vml" xmlns:wp14="http://schemas.microsoft.com/office/word/2010/wordprocessingDrawing" xmlns:wp="http://schemas.openxmlformats.org/drawingml/2006/wordprocessingDrawing" xmlns:w10="urn:schemas-microsoft-com:office:word" xmlns:w="http://schemas.openxmlformats.org/wordprocessingml/2006/main" xmlns:w14="http://schemas.microsoft.com/office/word/2010/wordml" xmlns:w15="http://schemas.microsoft.com/office/word/2012/wordml" xmlns:w16cex="http://schemas.microsoft.com/office/word/2018/wordml/cex" xmlns:w16cid="http://schemas.microsoft.com/office/word/2016/wordml/cid" xmlns:w16="http://schemas.microsoft.com/office/word/2018/wordml" xmlns:w16du="http://schemas.microsoft.com/office/word/2023/wordml/word16du" xmlns:w16sdtdh="http://schemas.microsoft.com/office/word/2020/wordml/sdtdatahash" xmlns:w16se="http://schemas.microsoft.com/office/word/2015/wordml/symex" xmlns:wpg="http://schemas.microsoft.com/office/word/2010/wordprocessingGroup" xmlns:wpi="http://schemas.microsoft.com/office/word/2010/wordprocessingInk" xmlns:wne="http://schemas.microsoft.com/office/word/2006/wordml" xmlns:wps="http://schemas.microsoft.com/office/word/2010/wordprocessingShape" mc:Ignorable="w14 w15 w16se w16cid w16 w16cex w16sdtdh cr w16du wp14">
+  <w16cex:commentExtensible w16cex:durableId="6A778143" w16cex:dateUtc="2024-09-11T02:58:00Z"/>
+</w16cex:commentsExtensible>
+</file>
+
+<file path=word/commentsIds.xml><?xml version="1.0" encoding="utf-8"?>
+<w16cid:commentsIds xmlns:wpc="http://schemas.microsoft.com/office/word/2010/wordprocessingCanvas" xmlns:cx="http://schemas.microsoft.com/office/drawing/2014/chartex" xmlns:cx1="http://schemas.microsoft.com/office/drawing/2015/9/8/chartex" xmlns:cx2="http://schemas.microsoft.com/office/drawing/2015/10/21/chartex" xmlns:cx3="http://schemas.microsoft.com/office/drawing/2016/5/9/chartex" xmlns:cx4="http://schemas.microsoft.com/office/drawing/2016/5/10/chartex" xmlns:cx5="http://schemas.microsoft.com/office/drawing/2016/5/11/chartex" xmlns:cx6="http://schemas.microsoft.com/office/drawing/2016/5/12/chartex" xmlns:cx7="http://schemas.microsoft.com/office/drawing/2016/5/13/chartex" xmlns:cx8="http://schemas.microsoft.com/office/drawing/2016/5/14/chartex" xmlns:mc="http://schemas.openxmlformats.org/markup-compatibility/2006" xmlns:aink="http://schemas.microsoft.com/office/drawing/2016/ink" xmlns:am3d="http://schemas.microsoft.com/office/drawing/2017/model3d" xmlns:o="urn:schemas-microsoft-com:office:office" xmlns:oel="http://schemas.microsoft.com/office/2019/extlst" xmlns:r="http://schemas.openxmlformats.org/officeDocument/2006/relationships" xmlns:m="http://schemas.openxmlformats.org/officeDocument/2006/math" xmlns:v="urn:schemas-microsoft-com:vml" xmlns:wp14="http://schemas.microsoft.com/office/word/2010/wordprocessingDrawing" xmlns:wp="http://schemas.openxmlformats.org/drawingml/2006/wordprocessingDrawing" xmlns:w10="urn:schemas-microsoft-com:office:word" xmlns:w="http://schemas.openxmlformats.org/wordprocessingml/2006/main" xmlns:w14="http://schemas.microsoft.com/office/word/2010/wordml" xmlns:w15="http://schemas.microsoft.com/office/word/2012/wordml" xmlns:w16cex="http://schemas.microsoft.com/office/word/2018/wordml/cex" xmlns:w16cid="http://schemas.microsoft.com/office/word/2016/wordml/cid" xmlns:w16="http://schemas.microsoft.com/office/word/2018/wordml" xmlns:w16du="http://schemas.microsoft.com/office/word/2023/wordml/word16du" xmlns:w16sdtdh="http://schemas.microsoft.com/office/word/2020/wordml/sdtdatahash" xmlns:w16se="http://schemas.microsoft.com/office/word/2015/wordml/symex" xmlns:wpg="http://schemas.microsoft.com/office/word/2010/wordprocessingGroup" xmlns:wpi="http://schemas.microsoft.com/office/word/2010/wordprocessingInk" xmlns:wne="http://schemas.microsoft.com/office/word/2006/wordml" xmlns:wps="http://schemas.microsoft.com/office/word/2010/wordprocessingShape" mc:Ignorable="w14 w15 w16se w16cid w16 w16cex w16sdtdh w16du wp14">
+  <w16cid:commentId w16cid:paraId="5235BA77" w16cid:durableId="6A778143"/>
+</w16cid:commentsIds>
+</file>
+
+<file path=word/numbering.xml><?xml version="1.0" encoding="utf-8"?>
+<w:numbering xmlns:wpc="http://schemas.microsoft.com/office/word/2010/wordprocessingCanvas" xmlns:cx="http://schemas.microsoft.com/office/drawing/2014/chartex" xmlns:cx1="http://schemas.microsoft.com/office/drawing/2015/9/8/chartex" xmlns:cx2="http://schemas.microsoft.com/office/drawing/2015/10/21/chartex" xmlns:cx3="http://schemas.microsoft.com/office/drawing/2016/5/9/chartex" xmlns:cx4="http://schemas.microsoft.com/office/drawing/2016/5/10/chartex" xmlns:cx5="http://schemas.microsoft.com/office/drawing/2016/5/11/chartex" xmlns:cx6="http://schemas.microsoft.com/office/drawing/2016/5/12/chartex" xmlns:cx7="http://schemas.microsoft.com/office/drawing/2016/5/13/chartex" xmlns:cx8="http://schemas.microsoft.com/office/drawing/2016/5/14/chartex" xmlns:mc="http://schemas.openxmlformats.org/markup-compatibility/2006" xmlns:aink="http://schemas.microsoft.com/office/drawing/2016/ink" xmlns:am3d="http://schemas.microsoft.com/office/drawing/2017/model3d" xmlns:o="urn:schemas-microsoft-com:office:office" xmlns:oel="http://schemas.microsoft.com/office/2019/extlst" xmlns:r="http://schemas.openxmlformats.org/officeDocument/2006/relationships" xmlns:m="http://schemas.openxmlformats.org/officeDocument/2006/math" xmlns:v="urn:schemas-microsoft-com:vml" xmlns:wp14="http://schemas.microsoft.com/office/word/2010/wordprocessingDrawing" xmlns:wp="http://schemas.openxmlformats.org/drawingml/2006/wordprocessingDrawing" xmlns:w10="urn:schemas-microsoft-com:office:word" xmlns:w="http://schemas.openxmlformats.org/wordprocessingml/2006/main" xmlns:w14="http://schemas.microsoft.com/office/word/2010/wordml" xmlns:w15="http://schemas.microsoft.com/office/word/2012/wordml" xmlns:w16cex="http://schemas.microsoft.com/office/word/2018/wordml/cex" xmlns:w16cid="http://schemas.microsoft.com/office/word/2016/wordml/cid" xmlns:w16="http://schemas.microsoft.com/office/word/2018/wordml" xmlns:w16du="http://schemas.microsoft.com/office/word/2023/wordml/word16du" xmlns:w16sdtdh="http://schemas.microsoft.com/office/word/2020/wordml/sdtdatahash" xmlns:w16se="http://schemas.microsoft.com/office/word/2015/wordml/symex" xmlns:wpg="http://schemas.microsoft.com/office/word/2010/wordprocessingGroup" xmlns:wpi="http://schemas.microsoft.com/office/word/2010/wordprocessingInk" xmlns:wne="http://schemas.microsoft.com/office/word/2006/wordml" xmlns:wps="http://schemas.microsoft.com/office/word/2010/wordprocessingShape" mc:Ignorable="w14 w15 w16se w16cid w16 w16cex w16sdtdh w16du wp14">
+  <w:abstractNum w:abstractNumId="0" w15:restartNumberingAfterBreak="0">
+    <w:nsid w:val="029716AA"/>
+    <w:multiLevelType w:val="multilevel"/>
+    <w:tmpl w:val="6464D83E"/>
+    <w:lvl w:ilvl="0">
+      <w:start w:val="1"/>
+      <w:numFmt w:val="bullet"/>
+      <w:lvlText w:val=""/>
+      <w:lvlJc w:val="left"/>
+      <w:pPr>
+        <w:tabs>
+          <w:tab w:val="num" w:pos="720"/>
+        </w:tabs>
+        <w:ind w:left="720" w:hanging="360"/>
+      </w:pPr>
+      <w:rPr>
+        <w:rFonts w:ascii="Symbol" w:hAnsi="Symbol" w:hint="default"/>
+        <w:sz w:val="20"/>
+      </w:rPr>
+    </w:lvl>
+    <w:lvl w:ilvl="1" w:tentative="1">
+      <w:start w:val="1"/>
+      <w:numFmt w:val="bullet"/>
+      <w:lvlText w:val="o"/>
+      <w:lvlJc w:val="left"/>
+      <w:pPr>
+        <w:tabs>
+          <w:tab w:val="num" w:pos="1440"/>
+        </w:tabs>
+        <w:ind w:left="1440" w:hanging="360"/>
+      </w:pPr>
+      <w:rPr>
+        <w:rFonts w:ascii="Courier New" w:hAnsi="Courier New" w:hint="default"/>
+        <w:sz w:val="20"/>
+      </w:rPr>
+    </w:lvl>
+    <w:lvl w:ilvl="2" w:tentative="1">
+      <w:start w:val="1"/>
+      <w:numFmt w:val="bullet"/>
+      <w:lvlText w:val=""/>
+      <w:lvlJc w:val="left"/>
+      <w:pPr>
+        <w:tabs>
+          <w:tab w:val="num" w:pos="2160"/>
+        </w:tabs>
+        <w:ind w:left="2160" w:hanging="360"/>
+      </w:pPr>
+      <w:rPr>
+        <w:rFonts w:ascii="Wingdings" w:hAnsi="Wingdings" w:hint="default"/>
+        <w:sz w:val="20"/>
+      </w:rPr>
+    </w:lvl>
+    <w:lvl w:ilvl="3" w:tentative="1">
+      <w:start w:val="1"/>
+      <w:numFmt w:val="bullet"/>
+      <w:lvlText w:val=""/>
+      <w:lvlJc w:val="left"/>
+      <w:pPr>
+        <w:tabs>
+          <w:tab w:val="num" w:pos="2880"/>
+        </w:tabs>
+        <w:ind w:left="2880" w:hanging="360"/>
+      </w:pPr>
+      <w:rPr>
+        <w:rFonts w:ascii="Wingdings" w:hAnsi="Wingdings" w:hint="default"/>
+        <w:sz w:val="20"/>
+      </w:rPr>
+    </w:lvl>
+    <w:lvl w:ilvl="4" w:tentative="1">
+      <w:start w:val="1"/>
+      <w:numFmt w:val="bullet"/>
+      <w:lvlText w:val=""/>
+      <w:lvlJc w:val="left"/>
+      <w:pPr>
+        <w:tabs>
+          <w:tab w:val="num" w:pos="3600"/>
+        </w:tabs>
+        <w:ind w:left="3600" w:hanging="360"/>
+      </w:pPr>
+      <w:rPr>
+        <w:rFonts w:ascii="Wingdings" w:hAnsi="Wingdings" w:hint="default"/>
+        <w:sz w:val="20"/>
+      </w:rPr>
+    </w:lvl>
+    <w:lvl w:ilvl="5" w:tentative="1">
+      <w:start w:val="1"/>
+      <w:numFmt w:val="bullet"/>
+      <w:lvlText w:val=""/>
+      <w:lvlJc w:val="left"/>
+      <w:pPr>
+        <w:tabs>
+          <w:tab w:val="num" w:pos="4320"/>
+        </w:tabs>
+        <w:ind w:left="4320" w:hanging="360"/>
+      </w:pPr>
+      <w:rPr>
+        <w:rFonts w:ascii="Wingdings" w:hAnsi="Wingdings" w:hint="default"/>
+        <w:sz w:val="20"/>
+      </w:rPr>
+    </w:lvl>
+    <w:lvl w:ilvl="6" w:tentative="1">
+      <w:start w:val="1"/>
+      <w:numFmt w:val="bullet"/>
+      <w:lvlText w:val=""/>
+      <w:lvlJc w:val="left"/>
+      <w:pPr>
+        <w:tabs>
+          <w:tab w:val="num" w:pos="5040"/>
+        </w:tabs>
+        <w:ind w:left="5040" w:hanging="360"/>
+      </w:pPr>
+      <w:rPr>
+        <w:rFonts w:ascii="Wingdings" w:hAnsi="Wingdings" w:hint="default"/>
+        <w:sz w:val="20"/>
+      </w:rPr>
+    </w:lvl>
+    <w:lvl w:ilvl="7" w:tentative="1">
+      <w:start w:val="1"/>
+      <w:numFmt w:val="bullet"/>
+      <w:lvlText w:val=""/>
+      <w:lvlJc w:val="left"/>
+      <w:pPr>
+        <w:tabs>
+          <w:tab w:val="num" w:pos="5760"/>
+        </w:tabs>
+        <w:ind w:left="5760" w:hanging="360"/>
+      </w:pPr>
+      <w:rPr>
+        <w:rFonts w:ascii="Wingdings" w:hAnsi="Wingdings" w:hint="default"/>
+        <w:sz w:val="20"/>
+      </w:rPr>
+    </w:lvl>
+    <w:lvl w:ilvl="8" w:tentative="1">
+      <w:start w:val="1"/>
+      <w:numFmt w:val="bullet"/>
+      <w:lvlText w:val=""/>
+      <w:lvlJc w:val="left"/>
+      <w:pPr>
+        <w:tabs>
+          <w:tab w:val="num" w:pos="6480"/>
+        </w:tabs>
+        <w:ind w:left="6480" w:hanging="360"/>
+      </w:pPr>
+      <w:rPr>
+        <w:rFonts w:ascii="Wingdings" w:hAnsi="Wingdings" w:hint="default"/>
+        <w:sz w:val="20"/>
+      </w:rPr>
+    </w:lvl>
+  </w:abstractNum>
+  <w:abstractNum w:abstractNumId="1" w15:restartNumberingAfterBreak="0">
+    <w:nsid w:val="075C10C4"/>
+    <w:multiLevelType w:val="multilevel"/>
+    <w:tmpl w:val="CB62EF22"/>
+    <w:lvl w:ilvl="0">
+      <w:start w:val="1"/>
+      <w:numFmt w:val="bullet"/>
+      <w:lvlText w:val=""/>
+      <w:lvlJc w:val="left"/>
+      <w:pPr>
+        <w:tabs>
+          <w:tab w:val="num" w:pos="720"/>
+        </w:tabs>
+        <w:ind w:left="720" w:hanging="360"/>
+      </w:pPr>
+      <w:rPr>
+        <w:rFonts w:ascii="Symbol" w:hAnsi="Symbol" w:hint="default"/>
+        <w:sz w:val="20"/>
+      </w:rPr>
+    </w:lvl>
+    <w:lvl w:ilvl="1" w:tentative="1">
+      <w:start w:val="1"/>
+      <w:numFmt w:val="bullet"/>
+      <w:lvlText w:val="o"/>
+      <w:lvlJc w:val="left"/>
+      <w:pPr>
+        <w:tabs>
+          <w:tab w:val="num" w:pos="1440"/>
+        </w:tabs>
+        <w:ind w:left="1440" w:hanging="360"/>
+      </w:pPr>
+      <w:rPr>
+        <w:rFonts w:ascii="Courier New" w:hAnsi="Courier New" w:hint="default"/>
+        <w:sz w:val="20"/>
+      </w:rPr>
+    </w:lvl>
+    <w:lvl w:ilvl="2" w:tentative="1">
+      <w:start w:val="1"/>
+      <w:numFmt w:val="bullet"/>
+      <w:lvlText w:val=""/>
+      <w:lvlJc w:val="left"/>
+      <w:pPr>
+        <w:tabs>
+          <w:tab w:val="num" w:pos="2160"/>
+        </w:tabs>
+        <w:ind w:left="2160" w:hanging="360"/>
+      </w:pPr>
+      <w:rPr>
+        <w:rFonts w:ascii="Wingdings" w:hAnsi="Wingdings" w:hint="default"/>
+        <w:sz w:val="20"/>
+      </w:rPr>
+    </w:lvl>
+    <w:lvl w:ilvl="3" w:tentative="1">
+      <w:start w:val="1"/>
+      <w:numFmt w:val="bullet"/>
+      <w:lvlText w:val=""/>
+      <w:lvlJc w:val="left"/>
+      <w:pPr>
+        <w:tabs>
+          <w:tab w:val="num" w:pos="2880"/>
+        </w:tabs>
+        <w:ind w:left="2880" w:hanging="360"/>
+      </w:pPr>
+      <w:rPr>
+        <w:rFonts w:ascii="Wingdings" w:hAnsi="Wingdings" w:hint="default"/>
+        <w:sz w:val="20"/>
+      </w:rPr>
+    </w:lvl>
+    <w:lvl w:ilvl="4" w:tentative="1">
+      <w:start w:val="1"/>
+      <w:numFmt w:val="bullet"/>
+      <w:lvlText w:val=""/>
+      <w:lvlJc w:val="left"/>
+      <w:pPr>
+        <w:tabs>
+          <w:tab w:val="num" w:pos="3600"/>
+        </w:tabs>
+        <w:ind w:left="3600" w:hanging="360"/>
+      </w:pPr>
+      <w:rPr>
+        <w:rFonts w:ascii="Wingdings" w:hAnsi="Wingdings" w:hint="default"/>
+        <w:sz w:val="20"/>
+      </w:rPr>
+    </w:lvl>
+    <w:lvl w:ilvl="5" w:tentative="1">
+      <w:start w:val="1"/>
+      <w:numFmt w:val="bullet"/>
+      <w:lvlText w:val=""/>
+      <w:lvlJc w:val="left"/>
+      <w:pPr>
+        <w:tabs>
+          <w:tab w:val="num" w:pos="4320"/>
+        </w:tabs>
+        <w:ind w:left="4320" w:hanging="360"/>
+      </w:pPr>
+      <w:rPr>
+        <w:rFonts w:ascii="Wingdings" w:hAnsi="Wingdings" w:hint="default"/>
+        <w:sz w:val="20"/>
+      </w:rPr>
+    </w:lvl>
+    <w:lvl w:ilvl="6" w:tentative="1">
+      <w:start w:val="1"/>
+      <w:numFmt w:val="bullet"/>
+      <w:lvlText w:val=""/>
+      <w:lvlJc w:val="left"/>
+      <w:pPr>
+        <w:tabs>
+          <w:tab w:val="num" w:pos="5040"/>
+        </w:tabs>
+        <w:ind w:left="5040" w:hanging="360"/>
+      </w:pPr>
+      <w:rPr>
+        <w:rFonts w:ascii="Wingdings" w:hAnsi="Wingdings" w:hint="default"/>
+        <w:sz w:val="20"/>
+      </w:rPr>
+    </w:lvl>
+    <w:lvl w:ilvl="7" w:tentative="1">
+      <w:start w:val="1"/>
+      <w:numFmt w:val="bullet"/>
+      <w:lvlText w:val=""/>
+      <w:lvlJc w:val="left"/>
+      <w:pPr>
+        <w:tabs>
+          <w:tab w:val="num" w:pos="5760"/>
+        </w:tabs>
+        <w:ind w:left="5760" w:hanging="360"/>
+      </w:pPr>
+      <w:rPr>
+        <w:rFonts w:ascii="Wingdings" w:hAnsi="Wingdings" w:hint="default"/>
+        <w:sz w:val="20"/>
+      </w:rPr>
+    </w:lvl>
+    <w:lvl w:ilvl="8" w:tentative="1">
+      <w:start w:val="1"/>
+      <w:numFmt w:val="bullet"/>
+      <w:lvlText w:val=""/>
+      <w:lvlJc w:val="left"/>
+      <w:pPr>
+        <w:tabs>
+          <w:tab w:val="num" w:pos="6480"/>
+        </w:tabs>
+        <w:ind w:left="6480" w:hanging="360"/>
+      </w:pPr>
+      <w:rPr>
+        <w:rFonts w:ascii="Wingdings" w:hAnsi="Wingdings" w:hint="default"/>
+        <w:sz w:val="20"/>
+      </w:rPr>
+    </w:lvl>
+  </w:abstractNum>
+  <w:abstractNum w:abstractNumId="2" w15:restartNumberingAfterBreak="0">
+    <w:nsid w:val="1A1E1FAF"/>
+    <w:multiLevelType w:val="multilevel"/>
+    <w:tmpl w:val="4F26D7A6"/>
+    <w:lvl w:ilvl="0">
+      <w:start w:val="1"/>
+      <w:numFmt w:val="bullet"/>
+      <w:lvlText w:val=""/>
+      <w:lvlJc w:val="left"/>
+      <w:pPr>
+        <w:tabs>
+          <w:tab w:val="num" w:pos="720"/>
+        </w:tabs>
+        <w:ind w:left="720" w:hanging="360"/>
+      </w:pPr>
+      <w:rPr>
+        <w:rFonts w:ascii="Symbol" w:hAnsi="Symbol" w:hint="default"/>
+        <w:sz w:val="20"/>
+      </w:rPr>
+    </w:lvl>
+    <w:lvl w:ilvl="1" w:tentative="1">
+      <w:start w:val="1"/>
+      <w:numFmt w:val="bullet"/>
+      <w:lvlText w:val="o"/>
+      <w:lvlJc w:val="left"/>
+      <w:pPr>
+        <w:tabs>
+          <w:tab w:val="num" w:pos="1440"/>
+        </w:tabs>
+        <w:ind w:left="1440" w:hanging="360"/>
+      </w:pPr>
+      <w:rPr>
+        <w:rFonts w:ascii="Courier New" w:hAnsi="Courier New" w:hint="default"/>
+        <w:sz w:val="20"/>
+      </w:rPr>
+    </w:lvl>
+    <w:lvl w:ilvl="2" w:tentative="1">
+      <w:start w:val="1"/>
+      <w:numFmt w:val="bullet"/>
+      <w:lvlText w:val=""/>
+      <w:lvlJc w:val="left"/>
+      <w:pPr>
+        <w:tabs>
+          <w:tab w:val="num" w:pos="2160"/>
+        </w:tabs>
+        <w:ind w:left="2160" w:hanging="360"/>
+      </w:pPr>
+      <w:rPr>
+        <w:rFonts w:ascii="Wingdings" w:hAnsi="Wingdings" w:hint="default"/>
+        <w:sz w:val="20"/>
+      </w:rPr>
+    </w:lvl>
+    <w:lvl w:ilvl="3" w:tentative="1">
+      <w:start w:val="1"/>
+      <w:numFmt w:val="bullet"/>
+      <w:lvlText w:val=""/>
+      <w:lvlJc w:val="left"/>
+      <w:pPr>
+        <w:tabs>
+          <w:tab w:val="num" w:pos="2880"/>
+        </w:tabs>
+        <w:ind w:left="2880" w:hanging="360"/>
+      </w:pPr>
+      <w:rPr>
+        <w:rFonts w:ascii="Wingdings" w:hAnsi="Wingdings" w:hint="default"/>
+        <w:sz w:val="20"/>
+      </w:rPr>
+    </w:lvl>
+    <w:lvl w:ilvl="4" w:tentative="1">
+      <w:start w:val="1"/>
+      <w:numFmt w:val="bullet"/>
+      <w:lvlText w:val=""/>
+      <w:lvlJc w:val="left"/>
+      <w:pPr>
+        <w:tabs>
+          <w:tab w:val="num" w:pos="3600"/>
+        </w:tabs>
+        <w:ind w:left="3600" w:hanging="360"/>
+      </w:pPr>
+      <w:rPr>
+        <w:rFonts w:ascii="Wingdings" w:hAnsi="Wingdings" w:hint="default"/>
+        <w:sz w:val="20"/>
+      </w:rPr>
+    </w:lvl>
+    <w:lvl w:ilvl="5" w:tentative="1">
+      <w:start w:val="1"/>
+      <w:numFmt w:val="bullet"/>
+      <w:lvlText w:val=""/>
+      <w:lvlJc w:val="left"/>
+      <w:pPr>
+        <w:tabs>
+          <w:tab w:val="num" w:pos="4320"/>
+        </w:tabs>
+        <w:ind w:left="4320" w:hanging="360"/>
+      </w:pPr>
+      <w:rPr>
+        <w:rFonts w:ascii="Wingdings" w:hAnsi="Wingdings" w:hint="default"/>
+        <w:sz w:val="20"/>
+      </w:rPr>
+    </w:lvl>
+    <w:lvl w:ilvl="6" w:tentative="1">
+      <w:start w:val="1"/>
+      <w:numFmt w:val="bullet"/>
+      <w:lvlText w:val=""/>
+      <w:lvlJc w:val="left"/>
+      <w:pPr>
+        <w:tabs>
+          <w:tab w:val="num" w:pos="5040"/>
+        </w:tabs>
+        <w:ind w:left="5040" w:hanging="360"/>
+      </w:pPr>
+      <w:rPr>
+        <w:rFonts w:ascii="Wingdings" w:hAnsi="Wingdings" w:hint="default"/>
+        <w:sz w:val="20"/>
+      </w:rPr>
+    </w:lvl>
+    <w:lvl w:ilvl="7" w:tentative="1">
+      <w:start w:val="1"/>
+      <w:numFmt w:val="bullet"/>
+      <w:lvlText w:val=""/>
+      <w:lvlJc w:val="left"/>
+      <w:pPr>
+        <w:tabs>
+          <w:tab w:val="num" w:pos="5760"/>
+        </w:tabs>
+        <w:ind w:left="5760" w:hanging="360"/>
+      </w:pPr>
+      <w:rPr>
+        <w:rFonts w:ascii="Wingdings" w:hAnsi="Wingdings" w:hint="default"/>
+        <w:sz w:val="20"/>
+      </w:rPr>
+    </w:lvl>
+    <w:lvl w:ilvl="8" w:tentative="1">
+      <w:start w:val="1"/>
+      <w:numFmt w:val="bullet"/>
+      <w:lvlText w:val=""/>
+      <w:lvlJc w:val="left"/>
+      <w:pPr>
+        <w:tabs>
+          <w:tab w:val="num" w:pos="6480"/>
+        </w:tabs>
+        <w:ind w:left="6480" w:hanging="360"/>
+      </w:pPr>
+      <w:rPr>
+        <w:rFonts w:ascii="Wingdings" w:hAnsi="Wingdings" w:hint="default"/>
+        <w:sz w:val="20"/>
+      </w:rPr>
+    </w:lvl>
+  </w:abstractNum>
+  <w:abstractNum w:abstractNumId="3" w15:restartNumberingAfterBreak="0">
+    <w:nsid w:val="31944A9E"/>
+    <w:multiLevelType w:val="multilevel"/>
+    <w:tmpl w:val="A3544C18"/>
+    <w:lvl w:ilvl="0">
+      <w:start w:val="1"/>
+      <w:numFmt w:val="bullet"/>
+      <w:lvlText w:val=""/>
+      <w:lvlJc w:val="left"/>
+      <w:pPr>
+        <w:tabs>
+          <w:tab w:val="num" w:pos="720"/>
+        </w:tabs>
+        <w:ind w:left="720" w:hanging="360"/>
+      </w:pPr>
+      <w:rPr>
+        <w:rFonts w:ascii="Symbol" w:hAnsi="Symbol" w:hint="default"/>
+        <w:sz w:val="20"/>
+      </w:rPr>
+    </w:lvl>
+    <w:lvl w:ilvl="1" w:tentative="1">
+      <w:start w:val="1"/>
+      <w:numFmt w:val="bullet"/>
+      <w:lvlText w:val="o"/>
+      <w:lvlJc w:val="left"/>
+      <w:pPr>
+        <w:tabs>
+          <w:tab w:val="num" w:pos="1440"/>
+        </w:tabs>
+        <w:ind w:left="1440" w:hanging="360"/>
+      </w:pPr>
+      <w:rPr>
+        <w:rFonts w:ascii="Courier New" w:hAnsi="Courier New" w:hint="default"/>
+        <w:sz w:val="20"/>
+      </w:rPr>
+    </w:lvl>
+    <w:lvl w:ilvl="2" w:tentative="1">
+      <w:start w:val="1"/>
+      <w:numFmt w:val="bullet"/>
+      <w:lvlText w:val=""/>
+      <w:lvlJc w:val="left"/>
+      <w:pPr>
+        <w:tabs>
+          <w:tab w:val="num" w:pos="2160"/>
+        </w:tabs>
+        <w:ind w:left="2160" w:hanging="360"/>
+      </w:pPr>
+      <w:rPr>
+        <w:rFonts w:ascii="Wingdings" w:hAnsi="Wingdings" w:hint="default"/>
+        <w:sz w:val="20"/>
+      </w:rPr>
+    </w:lvl>
+    <w:lvl w:ilvl="3" w:tentative="1">
+      <w:start w:val="1"/>
+      <w:numFmt w:val="bullet"/>
+      <w:lvlText w:val=""/>
+      <w:lvlJc w:val="left"/>
+      <w:pPr>
+        <w:tabs>
+          <w:tab w:val="num" w:pos="2880"/>
+        </w:tabs>
+        <w:ind w:left="2880" w:hanging="360"/>
+      </w:pPr>
+      <w:rPr>
+        <w:rFonts w:ascii="Wingdings" w:hAnsi="Wingdings" w:hint="default"/>
+        <w:sz w:val="20"/>
+      </w:rPr>
+    </w:lvl>
+    <w:lvl w:ilvl="4" w:tentative="1">
+      <w:start w:val="1"/>
+      <w:numFmt w:val="bullet"/>
+      <w:lvlText w:val=""/>
+      <w:lvlJc w:val="left"/>
+      <w:pPr>
+        <w:tabs>
+          <w:tab w:val="num" w:pos="3600"/>
+        </w:tabs>
+        <w:ind w:left="3600" w:hanging="360"/>
+      </w:pPr>
+      <w:rPr>
+        <w:rFonts w:ascii="Wingdings" w:hAnsi="Wingdings" w:hint="default"/>
+        <w:sz w:val="20"/>
+      </w:rPr>
+    </w:lvl>
+    <w:lvl w:ilvl="5" w:tentative="1">
+      <w:start w:val="1"/>
+      <w:numFmt w:val="bullet"/>
+      <w:lvlText w:val=""/>
+      <w:lvlJc w:val="left"/>
+      <w:pPr>
+        <w:tabs>
+          <w:tab w:val="num" w:pos="4320"/>
+        </w:tabs>
+        <w:ind w:left="4320" w:hanging="360"/>
+      </w:pPr>
+      <w:rPr>
+        <w:rFonts w:ascii="Wingdings" w:hAnsi="Wingdings" w:hint="default"/>
+        <w:sz w:val="20"/>
+      </w:rPr>
+    </w:lvl>
+    <w:lvl w:ilvl="6" w:tentative="1">
+      <w:start w:val="1"/>
+      <w:numFmt w:val="bullet"/>
+      <w:lvlText w:val=""/>
+      <w:lvlJc w:val="left"/>
+      <w:pPr>
+        <w:tabs>
+          <w:tab w:val="num" w:pos="5040"/>
+        </w:tabs>
+        <w:ind w:left="5040" w:hanging="360"/>
+      </w:pPr>
+      <w:rPr>
+        <w:rFonts w:ascii="Wingdings" w:hAnsi="Wingdings" w:hint="default"/>
+        <w:sz w:val="20"/>
+      </w:rPr>
+    </w:lvl>
+    <w:lvl w:ilvl="7" w:tentative="1">
+      <w:start w:val="1"/>
+      <w:numFmt w:val="bullet"/>
+      <w:lvlText w:val=""/>
+      <w:lvlJc w:val="left"/>
+      <w:pPr>
+        <w:tabs>
+          <w:tab w:val="num" w:pos="5760"/>
+        </w:tabs>
+        <w:ind w:left="5760" w:hanging="360"/>
+      </w:pPr>
+      <w:rPr>
+        <w:rFonts w:ascii="Wingdings" w:hAnsi="Wingdings" w:hint="default"/>
+        <w:sz w:val="20"/>
+      </w:rPr>
+    </w:lvl>
+    <w:lvl w:ilvl="8" w:tentative="1">
+      <w:start w:val="1"/>
+      <w:numFmt w:val="bullet"/>
+      <w:lvlText w:val=""/>
+      <w:lvlJc w:val="left"/>
+      <w:pPr>
+        <w:tabs>
+          <w:tab w:val="num" w:pos="6480"/>
+        </w:tabs>
+        <w:ind w:left="6480" w:hanging="360"/>
+      </w:pPr>
+      <w:rPr>
+        <w:rFonts w:ascii="Wingdings" w:hAnsi="Wingdings" w:hint="default"/>
+        <w:sz w:val="20"/>
+      </w:rPr>
+    </w:lvl>
+  </w:abstractNum>
+  <w:abstractNum w:abstractNumId="4" w15:restartNumberingAfterBreak="0">
+    <w:nsid w:val="32ED7A2F"/>
+    <w:multiLevelType w:val="multilevel"/>
+    <w:tmpl w:val="7FD8017A"/>
+    <w:lvl w:ilvl="0">
+      <w:start w:val="1"/>
+      <w:numFmt w:val="bullet"/>
+      <w:lvlText w:val=""/>
+      <w:lvlJc w:val="left"/>
+      <w:pPr>
+        <w:tabs>
+          <w:tab w:val="num" w:pos="720"/>
+        </w:tabs>
+        <w:ind w:left="720" w:hanging="360"/>
+      </w:pPr>
+      <w:rPr>
+        <w:rFonts w:ascii="Symbol" w:hAnsi="Symbol" w:hint="default"/>
+        <w:sz w:val="20"/>
+      </w:rPr>
+    </w:lvl>
+    <w:lvl w:ilvl="1" w:tentative="1">
+      <w:start w:val="1"/>
+      <w:numFmt w:val="bullet"/>
+      <w:lvlText w:val="o"/>
+      <w:lvlJc w:val="left"/>
+      <w:pPr>
+        <w:tabs>
+          <w:tab w:val="num" w:pos="1440"/>
+        </w:tabs>
+        <w:ind w:left="1440" w:hanging="360"/>
+      </w:pPr>
+      <w:rPr>
+        <w:rFonts w:ascii="Courier New" w:hAnsi="Courier New" w:hint="default"/>
+        <w:sz w:val="20"/>
+      </w:rPr>
+    </w:lvl>
+    <w:lvl w:ilvl="2" w:tentative="1">
+      <w:start w:val="1"/>
+      <w:numFmt w:val="bullet"/>
+      <w:lvlText w:val=""/>
+      <w:lvlJc w:val="left"/>
+      <w:pPr>
+        <w:tabs>
+          <w:tab w:val="num" w:pos="2160"/>
+        </w:tabs>
+        <w:ind w:left="2160" w:hanging="360"/>
+      </w:pPr>
+      <w:rPr>
+        <w:rFonts w:ascii="Wingdings" w:hAnsi="Wingdings" w:hint="default"/>
+        <w:sz w:val="20"/>
+      </w:rPr>
+    </w:lvl>
+    <w:lvl w:ilvl="3" w:tentative="1">
+      <w:start w:val="1"/>
+      <w:numFmt w:val="bullet"/>
+      <w:lvlText w:val=""/>
+      <w:lvlJc w:val="left"/>
+      <w:pPr>
+        <w:tabs>
+          <w:tab w:val="num" w:pos="2880"/>
+        </w:tabs>
+        <w:ind w:left="2880" w:hanging="360"/>
+      </w:pPr>
+      <w:rPr>
+        <w:rFonts w:ascii="Wingdings" w:hAnsi="Wingdings" w:hint="default"/>
+        <w:sz w:val="20"/>
+      </w:rPr>
+    </w:lvl>
+    <w:lvl w:ilvl="4" w:tentative="1">
+      <w:start w:val="1"/>
+      <w:numFmt w:val="bullet"/>
+      <w:lvlText w:val=""/>
+      <w:lvlJc w:val="left"/>
+      <w:pPr>
+        <w:tabs>
+          <w:tab w:val="num" w:pos="3600"/>
+        </w:tabs>
+        <w:ind w:left="3600" w:hanging="360"/>
+      </w:pPr>
+      <w:rPr>
+        <w:rFonts w:ascii="Wingdings" w:hAnsi="Wingdings" w:hint="default"/>
+        <w:sz w:val="20"/>
+      </w:rPr>
+    </w:lvl>
+    <w:lvl w:ilvl="5" w:tentative="1">
+      <w:start w:val="1"/>
+      <w:numFmt w:val="bullet"/>
+      <w:lvlText w:val=""/>
+      <w:lvlJc w:val="left"/>
+      <w:pPr>
+        <w:tabs>
+          <w:tab w:val="num" w:pos="4320"/>
+        </w:tabs>
+        <w:ind w:left="4320" w:hanging="360"/>
+      </w:pPr>
+      <w:rPr>
+        <w:rFonts w:ascii="Wingdings" w:hAnsi="Wingdings" w:hint="default"/>
+        <w:sz w:val="20"/>
+      </w:rPr>
+    </w:lvl>
+    <w:lvl w:ilvl="6" w:tentative="1">
+      <w:start w:val="1"/>
+      <w:numFmt w:val="bullet"/>
+      <w:lvlText w:val=""/>
+      <w:lvlJc w:val="left"/>
+      <w:pPr>
+        <w:tabs>
+          <w:tab w:val="num" w:pos="5040"/>
+        </w:tabs>
+        <w:ind w:left="5040" w:hanging="360"/>
+      </w:pPr>
+      <w:rPr>
+        <w:rFonts w:ascii="Wingdings" w:hAnsi="Wingdings" w:hint="default"/>
+        <w:sz w:val="20"/>
+      </w:rPr>
+    </w:lvl>
+    <w:lvl w:ilvl="7" w:tentative="1">
+      <w:start w:val="1"/>
+      <w:numFmt w:val="bullet"/>
+      <w:lvlText w:val=""/>
+      <w:lvlJc w:val="left"/>
+      <w:pPr>
+        <w:tabs>
+          <w:tab w:val="num" w:pos="5760"/>
+        </w:tabs>
+        <w:ind w:left="5760" w:hanging="360"/>
+      </w:pPr>
+      <w:rPr>
+        <w:rFonts w:ascii="Wingdings" w:hAnsi="Wingdings" w:hint="default"/>
+        <w:sz w:val="20"/>
+      </w:rPr>
+    </w:lvl>
+    <w:lvl w:ilvl="8" w:tentative="1">
+      <w:start w:val="1"/>
+      <w:numFmt w:val="bullet"/>
+      <w:lvlText w:val=""/>
+      <w:lvlJc w:val="left"/>
+      <w:pPr>
+        <w:tabs>
+          <w:tab w:val="num" w:pos="6480"/>
+        </w:tabs>
+        <w:ind w:left="6480" w:hanging="360"/>
+      </w:pPr>
+      <w:rPr>
+        <w:rFonts w:ascii="Wingdings" w:hAnsi="Wingdings" w:hint="default"/>
+        <w:sz w:val="20"/>
+      </w:rPr>
+    </w:lvl>
+  </w:abstractNum>
+  <w:abstractNum w:abstractNumId="5" w15:restartNumberingAfterBreak="0">
+    <w:nsid w:val="369A618B"/>
+    <w:multiLevelType w:val="multilevel"/>
+    <w:tmpl w:val="9AD6885C"/>
+    <w:lvl w:ilvl="0">
+      <w:start w:val="1"/>
+      <w:numFmt w:val="bullet"/>
+      <w:lvlText w:val=""/>
+      <w:lvlJc w:val="left"/>
+      <w:pPr>
+        <w:tabs>
+          <w:tab w:val="num" w:pos="720"/>
+        </w:tabs>
+        <w:ind w:left="720" w:hanging="360"/>
+      </w:pPr>
+      <w:rPr>
+        <w:rFonts w:ascii="Symbol" w:hAnsi="Symbol" w:hint="default"/>
+        <w:sz w:val="20"/>
+      </w:rPr>
+    </w:lvl>
+    <w:lvl w:ilvl="1" w:tentative="1">
+      <w:start w:val="1"/>
+      <w:numFmt w:val="bullet"/>
+      <w:lvlText w:val="o"/>
+      <w:lvlJc w:val="left"/>
+      <w:pPr>
+        <w:tabs>
+          <w:tab w:val="num" w:pos="1440"/>
+        </w:tabs>
+        <w:ind w:left="1440" w:hanging="360"/>
+      </w:pPr>
+      <w:rPr>
+        <w:rFonts w:ascii="Courier New" w:hAnsi="Courier New" w:hint="default"/>
+        <w:sz w:val="20"/>
+      </w:rPr>
+    </w:lvl>
+    <w:lvl w:ilvl="2" w:tentative="1">
+      <w:start w:val="1"/>
+      <w:numFmt w:val="bullet"/>
+      <w:lvlText w:val=""/>
+      <w:lvlJc w:val="left"/>
+      <w:pPr>
+        <w:tabs>
+          <w:tab w:val="num" w:pos="2160"/>
+        </w:tabs>
+        <w:ind w:left="2160" w:hanging="360"/>
+      </w:pPr>
+      <w:rPr>
+        <w:rFonts w:ascii="Wingdings" w:hAnsi="Wingdings" w:hint="default"/>
+        <w:sz w:val="20"/>
+      </w:rPr>
+    </w:lvl>
+    <w:lvl w:ilvl="3" w:tentative="1">
+      <w:start w:val="1"/>
+      <w:numFmt w:val="bullet"/>
+      <w:lvlText w:val=""/>
+      <w:lvlJc w:val="left"/>
+      <w:pPr>
+        <w:tabs>
+          <w:tab w:val="num" w:pos="2880"/>
+        </w:tabs>
+        <w:ind w:left="2880" w:hanging="360"/>
+      </w:pPr>
+      <w:rPr>
+        <w:rFonts w:ascii="Wingdings" w:hAnsi="Wingdings" w:hint="default"/>
+        <w:sz w:val="20"/>
+      </w:rPr>
+    </w:lvl>
+    <w:lvl w:ilvl="4" w:tentative="1">
+      <w:start w:val="1"/>
+      <w:numFmt w:val="bullet"/>
+      <w:lvlText w:val=""/>
+      <w:lvlJc w:val="left"/>
+      <w:pPr>
+        <w:tabs>
+          <w:tab w:val="num" w:pos="3600"/>
+        </w:tabs>
+        <w:ind w:left="3600" w:hanging="360"/>
+      </w:pPr>
+      <w:rPr>
+        <w:rFonts w:ascii="Wingdings" w:hAnsi="Wingdings" w:hint="default"/>
+        <w:sz w:val="20"/>
+      </w:rPr>
+    </w:lvl>
+    <w:lvl w:ilvl="5" w:tentative="1">
+      <w:start w:val="1"/>
+      <w:numFmt w:val="bullet"/>
+      <w:lvlText w:val=""/>
+      <w:lvlJc w:val="left"/>
+      <w:pPr>
+        <w:tabs>
+          <w:tab w:val="num" w:pos="4320"/>
+        </w:tabs>
+        <w:ind w:left="4320" w:hanging="360"/>
+      </w:pPr>
+      <w:rPr>
+        <w:rFonts w:ascii="Wingdings" w:hAnsi="Wingdings" w:hint="default"/>
+        <w:sz w:val="20"/>
+      </w:rPr>
+    </w:lvl>
+    <w:lvl w:ilvl="6" w:tentative="1">
+      <w:start w:val="1"/>
+      <w:numFmt w:val="bullet"/>
+      <w:lvlText w:val=""/>
+      <w:lvlJc w:val="left"/>
+      <w:pPr>
+        <w:tabs>
+          <w:tab w:val="num" w:pos="5040"/>
+        </w:tabs>
+        <w:ind w:left="5040" w:hanging="360"/>
+      </w:pPr>
+      <w:rPr>
+        <w:rFonts w:ascii="Wingdings" w:hAnsi="Wingdings" w:hint="default"/>
+        <w:sz w:val="20"/>
+      </w:rPr>
+    </w:lvl>
+    <w:lvl w:ilvl="7" w:tentative="1">
+      <w:start w:val="1"/>
+      <w:numFmt w:val="bullet"/>
+      <w:lvlText w:val=""/>
+      <w:lvlJc w:val="left"/>
+      <w:pPr>
+        <w:tabs>
+          <w:tab w:val="num" w:pos="5760"/>
+        </w:tabs>
+        <w:ind w:left="5760" w:hanging="360"/>
+      </w:pPr>
+      <w:rPr>
+        <w:rFonts w:ascii="Wingdings" w:hAnsi="Wingdings" w:hint="default"/>
+        <w:sz w:val="20"/>
+      </w:rPr>
+    </w:lvl>
+    <w:lvl w:ilvl="8" w:tentative="1">
+      <w:start w:val="1"/>
+      <w:numFmt w:val="bullet"/>
+      <w:lvlText w:val=""/>
+      <w:lvlJc w:val="left"/>
+      <w:pPr>
+        <w:tabs>
+          <w:tab w:val="num" w:pos="6480"/>
+        </w:tabs>
+        <w:ind w:left="6480" w:hanging="360"/>
+      </w:pPr>
+      <w:rPr>
+        <w:rFonts w:ascii="Wingdings" w:hAnsi="Wingdings" w:hint="default"/>
+        <w:sz w:val="20"/>
+      </w:rPr>
+    </w:lvl>
+  </w:abstractNum>
+  <w:abstractNum w:abstractNumId="6" w15:restartNumberingAfterBreak="0">
+    <w:nsid w:val="39C85B57"/>
+    <w:multiLevelType w:val="multilevel"/>
+    <w:tmpl w:val="E9F4F5EC"/>
+    <w:lvl w:ilvl="0">
+      <w:start w:val="1"/>
+      <w:numFmt w:val="bullet"/>
+      <w:lvlText w:val=""/>
+      <w:lvlJc w:val="left"/>
+      <w:pPr>
+        <w:tabs>
+          <w:tab w:val="num" w:pos="720"/>
+        </w:tabs>
+        <w:ind w:left="720" w:hanging="360"/>
+      </w:pPr>
+      <w:rPr>
+        <w:rFonts w:ascii="Symbol" w:hAnsi="Symbol" w:hint="default"/>
+        <w:sz w:val="20"/>
+      </w:rPr>
+    </w:lvl>
+    <w:lvl w:ilvl="1" w:tentative="1">
+      <w:start w:val="1"/>
+      <w:numFmt w:val="bullet"/>
+      <w:lvlText w:val="o"/>
+      <w:lvlJc w:val="left"/>
+      <w:pPr>
+        <w:tabs>
+          <w:tab w:val="num" w:pos="1440"/>
+        </w:tabs>
+        <w:ind w:left="1440" w:hanging="360"/>
+      </w:pPr>
+      <w:rPr>
+        <w:rFonts w:ascii="Courier New" w:hAnsi="Courier New" w:hint="default"/>
+        <w:sz w:val="20"/>
+      </w:rPr>
+    </w:lvl>
+    <w:lvl w:ilvl="2" w:tentative="1">
+      <w:start w:val="1"/>
+      <w:numFmt w:val="bullet"/>
+      <w:lvlText w:val=""/>
+      <w:lvlJc w:val="left"/>
+      <w:pPr>
+        <w:tabs>
+          <w:tab w:val="num" w:pos="2160"/>
+        </w:tabs>
+        <w:ind w:left="2160" w:hanging="360"/>
+      </w:pPr>
+      <w:rPr>
+        <w:rFonts w:ascii="Wingdings" w:hAnsi="Wingdings" w:hint="default"/>
+        <w:sz w:val="20"/>
+      </w:rPr>
+    </w:lvl>
+    <w:lvl w:ilvl="3" w:tentative="1">
+      <w:start w:val="1"/>
+      <w:numFmt w:val="bullet"/>
+      <w:lvlText w:val=""/>
+      <w:lvlJc w:val="left"/>
+      <w:pPr>
+        <w:tabs>
+          <w:tab w:val="num" w:pos="2880"/>
+        </w:tabs>
+        <w:ind w:left="2880" w:hanging="360"/>
+      </w:pPr>
+      <w:rPr>
+        <w:rFonts w:ascii="Wingdings" w:hAnsi="Wingdings" w:hint="default"/>
+        <w:sz w:val="20"/>
+      </w:rPr>
+    </w:lvl>
+    <w:lvl w:ilvl="4" w:tentative="1">
+      <w:start w:val="1"/>
+      <w:numFmt w:val="bullet"/>
+      <w:lvlText w:val=""/>
+      <w:lvlJc w:val="left"/>
+      <w:pPr>
+        <w:tabs>
+          <w:tab w:val="num" w:pos="3600"/>
+        </w:tabs>
+        <w:ind w:left="3600" w:hanging="360"/>
+      </w:pPr>
+      <w:rPr>
+        <w:rFonts w:ascii="Wingdings" w:hAnsi="Wingdings" w:hint="default"/>
+        <w:sz w:val="20"/>
+      </w:rPr>
+    </w:lvl>
+    <w:lvl w:ilvl="5" w:tentative="1">
+      <w:start w:val="1"/>
+      <w:numFmt w:val="bullet"/>
+      <w:lvlText w:val=""/>
+      <w:lvlJc w:val="left"/>
+      <w:pPr>
+        <w:tabs>
+          <w:tab w:val="num" w:pos="4320"/>
+        </w:tabs>
+        <w:ind w:left="4320" w:hanging="360"/>
+      </w:pPr>
+      <w:rPr>
+        <w:rFonts w:ascii="Wingdings" w:hAnsi="Wingdings" w:hint="default"/>
+        <w:sz w:val="20"/>
+      </w:rPr>
+    </w:lvl>
+    <w:lvl w:ilvl="6" w:tentative="1">
+      <w:start w:val="1"/>
+      <w:numFmt w:val="bullet"/>
+      <w:lvlText w:val=""/>
+      <w:lvlJc w:val="left"/>
+      <w:pPr>
+        <w:tabs>
+          <w:tab w:val="num" w:pos="5040"/>
+        </w:tabs>
+        <w:ind w:left="5040" w:hanging="360"/>
+      </w:pPr>
+      <w:rPr>
+        <w:rFonts w:ascii="Wingdings" w:hAnsi="Wingdings" w:hint="default"/>
+        <w:sz w:val="20"/>
+      </w:rPr>
+    </w:lvl>
+    <w:lvl w:ilvl="7" w:tentative="1">
+      <w:start w:val="1"/>
+      <w:numFmt w:val="bullet"/>
+      <w:lvlText w:val=""/>
+      <w:lvlJc w:val="left"/>
+      <w:pPr>
+        <w:tabs>
+          <w:tab w:val="num" w:pos="5760"/>
+        </w:tabs>
+        <w:ind w:left="5760" w:hanging="360"/>
+      </w:pPr>
+      <w:rPr>
+        <w:rFonts w:ascii="Wingdings" w:hAnsi="Wingdings" w:hint="default"/>
+        <w:sz w:val="20"/>
+      </w:rPr>
+    </w:lvl>
+    <w:lvl w:ilvl="8" w:tentative="1">
+      <w:start w:val="1"/>
+      <w:numFmt w:val="bullet"/>
+      <w:lvlText w:val=""/>
+      <w:lvlJc w:val="left"/>
+      <w:pPr>
+        <w:tabs>
+          <w:tab w:val="num" w:pos="6480"/>
+        </w:tabs>
+        <w:ind w:left="6480" w:hanging="360"/>
+      </w:pPr>
+      <w:rPr>
+        <w:rFonts w:ascii="Wingdings" w:hAnsi="Wingdings" w:hint="default"/>
+        <w:sz w:val="20"/>
+      </w:rPr>
+    </w:lvl>
+  </w:abstractNum>
+  <w:abstractNum w:abstractNumId="7" w15:restartNumberingAfterBreak="0">
+    <w:nsid w:val="537A27EA"/>
+    <w:multiLevelType w:val="multilevel"/>
+    <w:tmpl w:val="10027F90"/>
+    <w:lvl w:ilvl="0">
+      <w:start w:val="1"/>
+      <w:numFmt w:val="bullet"/>
+      <w:lvlText w:val=""/>
+      <w:lvlJc w:val="left"/>
+      <w:pPr>
+        <w:tabs>
+          <w:tab w:val="num" w:pos="720"/>
+        </w:tabs>
+        <w:ind w:left="720" w:hanging="360"/>
+      </w:pPr>
+      <w:rPr>
+        <w:rFonts w:ascii="Symbol" w:hAnsi="Symbol" w:hint="default"/>
+        <w:sz w:val="20"/>
+      </w:rPr>
+    </w:lvl>
+    <w:lvl w:ilvl="1" w:tentative="1">
+      <w:start w:val="1"/>
+      <w:numFmt w:val="bullet"/>
+      <w:lvlText w:val="o"/>
+      <w:lvlJc w:val="left"/>
+      <w:pPr>
+        <w:tabs>
+          <w:tab w:val="num" w:pos="1440"/>
+        </w:tabs>
+        <w:ind w:left="1440" w:hanging="360"/>
+      </w:pPr>
+      <w:rPr>
+        <w:rFonts w:ascii="Courier New" w:hAnsi="Courier New" w:hint="default"/>
+        <w:sz w:val="20"/>
+      </w:rPr>
+    </w:lvl>
+    <w:lvl w:ilvl="2" w:tentative="1">
+      <w:start w:val="1"/>
+      <w:numFmt w:val="bullet"/>
+      <w:lvlText w:val=""/>
+      <w:lvlJc w:val="left"/>
+      <w:pPr>
+        <w:tabs>
+          <w:tab w:val="num" w:pos="2160"/>
+        </w:tabs>
+        <w:ind w:left="2160" w:hanging="360"/>
+      </w:pPr>
+      <w:rPr>
+        <w:rFonts w:ascii="Wingdings" w:hAnsi="Wingdings" w:hint="default"/>
+        <w:sz w:val="20"/>
+      </w:rPr>
+    </w:lvl>
+    <w:lvl w:ilvl="3" w:tentative="1">
+      <w:start w:val="1"/>
+      <w:numFmt w:val="bullet"/>
+      <w:lvlText w:val=""/>
+      <w:lvlJc w:val="left"/>
+      <w:pPr>
+        <w:tabs>
+          <w:tab w:val="num" w:pos="2880"/>
+        </w:tabs>
+        <w:ind w:left="2880" w:hanging="360"/>
+      </w:pPr>
+      <w:rPr>
+        <w:rFonts w:ascii="Wingdings" w:hAnsi="Wingdings" w:hint="default"/>
+        <w:sz w:val="20"/>
+      </w:rPr>
+    </w:lvl>
+    <w:lvl w:ilvl="4" w:tentative="1">
+      <w:start w:val="1"/>
+      <w:numFmt w:val="bullet"/>
+      <w:lvlText w:val=""/>
+      <w:lvlJc w:val="left"/>
+      <w:pPr>
+        <w:tabs>
+          <w:tab w:val="num" w:pos="3600"/>
+        </w:tabs>
+        <w:ind w:left="3600" w:hanging="360"/>
+      </w:pPr>
+      <w:rPr>
+        <w:rFonts w:ascii="Wingdings" w:hAnsi="Wingdings" w:hint="default"/>
+        <w:sz w:val="20"/>
+      </w:rPr>
+    </w:lvl>
+    <w:lvl w:ilvl="5" w:tentative="1">
+      <w:start w:val="1"/>
+      <w:numFmt w:val="bullet"/>
+      <w:lvlText w:val=""/>
+      <w:lvlJc w:val="left"/>
+      <w:pPr>
+        <w:tabs>
+          <w:tab w:val="num" w:pos="4320"/>
+        </w:tabs>
+        <w:ind w:left="4320" w:hanging="360"/>
+      </w:pPr>
+      <w:rPr>
+        <w:rFonts w:ascii="Wingdings" w:hAnsi="Wingdings" w:hint="default"/>
+        <w:sz w:val="20"/>
+      </w:rPr>
+    </w:lvl>
+    <w:lvl w:ilvl="6" w:tentative="1">
+      <w:start w:val="1"/>
+      <w:numFmt w:val="bullet"/>
+      <w:lvlText w:val=""/>
+      <w:lvlJc w:val="left"/>
+      <w:pPr>
+        <w:tabs>
+          <w:tab w:val="num" w:pos="5040"/>
+        </w:tabs>
+        <w:ind w:left="5040" w:hanging="360"/>
+      </w:pPr>
+      <w:rPr>
+        <w:rFonts w:ascii="Wingdings" w:hAnsi="Wingdings" w:hint="default"/>
+        <w:sz w:val="20"/>
+      </w:rPr>
+    </w:lvl>
+    <w:lvl w:ilvl="7" w:tentative="1">
+      <w:start w:val="1"/>
+      <w:numFmt w:val="bullet"/>
+      <w:lvlText w:val=""/>
+      <w:lvlJc w:val="left"/>
+      <w:pPr>
+        <w:tabs>
+          <w:tab w:val="num" w:pos="5760"/>
+        </w:tabs>
+        <w:ind w:left="5760" w:hanging="360"/>
+      </w:pPr>
+      <w:rPr>
+        <w:rFonts w:ascii="Wingdings" w:hAnsi="Wingdings" w:hint="default"/>
+        <w:sz w:val="20"/>
+      </w:rPr>
+    </w:lvl>
+    <w:lvl w:ilvl="8" w:tentative="1">
+      <w:start w:val="1"/>
+      <w:numFmt w:val="bullet"/>
+      <w:lvlText w:val=""/>
+      <w:lvlJc w:val="left"/>
+      <w:pPr>
+        <w:tabs>
+          <w:tab w:val="num" w:pos="6480"/>
+        </w:tabs>
+        <w:ind w:left="6480" w:hanging="360"/>
+      </w:pPr>
+      <w:rPr>
+        <w:rFonts w:ascii="Wingdings" w:hAnsi="Wingdings" w:hint="default"/>
+        <w:sz w:val="20"/>
+      </w:rPr>
+    </w:lvl>
+  </w:abstractNum>
+  <w:abstractNum w:abstractNumId="8" w15:restartNumberingAfterBreak="0">
+    <w:nsid w:val="54E36294"/>
+    <w:multiLevelType w:val="hybridMultilevel"/>
+    <w:tmpl w:val="D1BE15AA"/>
+    <w:lvl w:ilvl="0" w:tplc="04090019">
+      <w:start w:val="1"/>
+      <w:numFmt w:val="lowerLetter"/>
+      <w:lvlText w:val="%1."/>
+      <w:lvlJc w:val="left"/>
+      <w:pPr>
+        <w:ind w:left="720" w:hanging="360"/>
+      </w:pPr>
+      <w:rPr>
+        <w:rFonts w:hint="default"/>
+      </w:rPr>
+    </w:lvl>
+    <w:lvl w:ilvl="1" w:tplc="04090019" w:tentative="1">
+      <w:start w:val="1"/>
+      <w:numFmt w:val="lowerLetter"/>
+      <w:lvlText w:val="%2."/>
+      <w:lvlJc w:val="left"/>
+      <w:pPr>
+        <w:ind w:left="1440" w:hanging="360"/>
+      </w:pPr>
+    </w:lvl>
+    <w:lvl w:ilvl="2" w:tplc="0409001B" w:tentative="1">
+      <w:start w:val="1"/>
+      <w:numFmt w:val="lowerRoman"/>
+      <w:lvlText w:val="%3."/>
+      <w:lvlJc w:val="right"/>
+      <w:pPr>
+        <w:ind w:left="2160" w:hanging="180"/>
+      </w:pPr>
+    </w:lvl>
+    <w:lvl w:ilvl="3" w:tplc="0409000F" w:tentative="1">
+      <w:start w:val="1"/>
+      <w:numFmt w:val="decimal"/>
+      <w:lvlText w:val="%4."/>
+      <w:lvlJc w:val="left"/>
+      <w:pPr>
+        <w:ind w:left="2880" w:hanging="360"/>
+      </w:pPr>
+    </w:lvl>
+    <w:lvl w:ilvl="4" w:tplc="04090019" w:tentative="1">
+      <w:start w:val="1"/>
+      <w:numFmt w:val="lowerLetter"/>
+      <w:lvlText w:val="%5."/>
+      <w:lvlJc w:val="left"/>
+      <w:pPr>
+        <w:ind w:left="3600" w:hanging="360"/>
+      </w:pPr>
+    </w:lvl>
+    <w:lvl w:ilvl="5" w:tplc="0409001B" w:tentative="1">
+      <w:start w:val="1"/>
+      <w:numFmt w:val="lowerRoman"/>
+      <w:lvlText w:val="%6."/>
+      <w:lvlJc w:val="right"/>
+      <w:pPr>
+        <w:ind w:left="4320" w:hanging="180"/>
+      </w:pPr>
+    </w:lvl>
+    <w:lvl w:ilvl="6" w:tplc="0409000F" w:tentative="1">
+      <w:start w:val="1"/>
+      <w:numFmt w:val="decimal"/>
+      <w:lvlText w:val="%7."/>
+      <w:lvlJc w:val="left"/>
+      <w:pPr>
+        <w:ind w:left="5040" w:hanging="360"/>
+      </w:pPr>
+    </w:lvl>
+    <w:lvl w:ilvl="7" w:tplc="04090019" w:tentative="1">
+      <w:start w:val="1"/>
+      <w:numFmt w:val="lowerLetter"/>
+      <w:lvlText w:val="%8."/>
+      <w:lvlJc w:val="left"/>
+      <w:pPr>
+        <w:ind w:left="5760" w:hanging="360"/>
+      </w:pPr>
+    </w:lvl>
+    <w:lvl w:ilvl="8" w:tplc="0409001B" w:tentative="1">
+      <w:start w:val="1"/>
+      <w:numFmt w:val="lowerRoman"/>
+      <w:lvlText w:val="%9."/>
+      <w:lvlJc w:val="right"/>
+      <w:pPr>
+        <w:ind w:left="6480" w:hanging="180"/>
+      </w:pPr>
+    </w:lvl>
+  </w:abstractNum>
+  <w:abstractNum w:abstractNumId="9" w15:restartNumberingAfterBreak="0">
+    <w:nsid w:val="57866883"/>
+    <w:multiLevelType w:val="multilevel"/>
+    <w:tmpl w:val="4D9A8CE4"/>
+    <w:lvl w:ilvl="0">
+      <w:start w:val="1"/>
+      <w:numFmt w:val="bullet"/>
+      <w:lvlText w:val=""/>
+      <w:lvlJc w:val="left"/>
+      <w:pPr>
+        <w:tabs>
+          <w:tab w:val="num" w:pos="720"/>
+        </w:tabs>
+        <w:ind w:left="720" w:hanging="360"/>
+      </w:pPr>
+      <w:rPr>
+        <w:rFonts w:ascii="Symbol" w:hAnsi="Symbol" w:hint="default"/>
+        <w:sz w:val="20"/>
+      </w:rPr>
+    </w:lvl>
+    <w:lvl w:ilvl="1" w:tentative="1">
+      <w:start w:val="1"/>
+      <w:numFmt w:val="bullet"/>
+      <w:lvlText w:val="o"/>
+      <w:lvlJc w:val="left"/>
+      <w:pPr>
+        <w:tabs>
+          <w:tab w:val="num" w:pos="1440"/>
+        </w:tabs>
+        <w:ind w:left="1440" w:hanging="360"/>
+      </w:pPr>
+      <w:rPr>
+        <w:rFonts w:ascii="Courier New" w:hAnsi="Courier New" w:hint="default"/>
+        <w:sz w:val="20"/>
+      </w:rPr>
+    </w:lvl>
+    <w:lvl w:ilvl="2" w:tentative="1">
+      <w:start w:val="1"/>
+      <w:numFmt w:val="bullet"/>
+      <w:lvlText w:val=""/>
+      <w:lvlJc w:val="left"/>
+      <w:pPr>
+        <w:tabs>
+          <w:tab w:val="num" w:pos="2160"/>
+        </w:tabs>
+        <w:ind w:left="2160" w:hanging="360"/>
+      </w:pPr>
+      <w:rPr>
+        <w:rFonts w:ascii="Wingdings" w:hAnsi="Wingdings" w:hint="default"/>
+        <w:sz w:val="20"/>
+      </w:rPr>
+    </w:lvl>
+    <w:lvl w:ilvl="3" w:tentative="1">
+      <w:start w:val="1"/>
+      <w:numFmt w:val="bullet"/>
+      <w:lvlText w:val=""/>
+      <w:lvlJc w:val="left"/>
+      <w:pPr>
+        <w:tabs>
+          <w:tab w:val="num" w:pos="2880"/>
+        </w:tabs>
+        <w:ind w:left="2880" w:hanging="360"/>
+      </w:pPr>
+      <w:rPr>
+        <w:rFonts w:ascii="Wingdings" w:hAnsi="Wingdings" w:hint="default"/>
+        <w:sz w:val="20"/>
+      </w:rPr>
+    </w:lvl>
+    <w:lvl w:ilvl="4" w:tentative="1">
+      <w:start w:val="1"/>
+      <w:numFmt w:val="bullet"/>
+      <w:lvlText w:val=""/>
+      <w:lvlJc w:val="left"/>
+      <w:pPr>
+        <w:tabs>
+          <w:tab w:val="num" w:pos="3600"/>
+        </w:tabs>
+        <w:ind w:left="3600" w:hanging="360"/>
+      </w:pPr>
+      <w:rPr>
+        <w:rFonts w:ascii="Wingdings" w:hAnsi="Wingdings" w:hint="default"/>
+        <w:sz w:val="20"/>
+      </w:rPr>
+    </w:lvl>
+    <w:lvl w:ilvl="5" w:tentative="1">
+      <w:start w:val="1"/>
+      <w:numFmt w:val="bullet"/>
+      <w:lvlText w:val=""/>
+      <w:lvlJc w:val="left"/>
+      <w:pPr>
+        <w:tabs>
+          <w:tab w:val="num" w:pos="4320"/>
+        </w:tabs>
+        <w:ind w:left="4320" w:hanging="360"/>
+      </w:pPr>
+      <w:rPr>
+        <w:rFonts w:ascii="Wingdings" w:hAnsi="Wingdings" w:hint="default"/>
+        <w:sz w:val="20"/>
+      </w:rPr>
+    </w:lvl>
+    <w:lvl w:ilvl="6" w:tentative="1">
+      <w:start w:val="1"/>
+      <w:numFmt w:val="bullet"/>
+      <w:lvlText w:val=""/>
+      <w:lvlJc w:val="left"/>
+      <w:pPr>
+        <w:tabs>
+          <w:tab w:val="num" w:pos="5040"/>
+        </w:tabs>
+        <w:ind w:left="5040" w:hanging="360"/>
+      </w:pPr>
+      <w:rPr>
+        <w:rFonts w:ascii="Wingdings" w:hAnsi="Wingdings" w:hint="default"/>
+        <w:sz w:val="20"/>
+      </w:rPr>
+    </w:lvl>
+    <w:lvl w:ilvl="7" w:tentative="1">
+      <w:start w:val="1"/>
+      <w:numFmt w:val="bullet"/>
+      <w:lvlText w:val=""/>
+      <w:lvlJc w:val="left"/>
+      <w:pPr>
+        <w:tabs>
+          <w:tab w:val="num" w:pos="5760"/>
+        </w:tabs>
+        <w:ind w:left="5760" w:hanging="360"/>
+      </w:pPr>
+      <w:rPr>
+        <w:rFonts w:ascii="Wingdings" w:hAnsi="Wingdings" w:hint="default"/>
+        <w:sz w:val="20"/>
+      </w:rPr>
+    </w:lvl>
+    <w:lvl w:ilvl="8" w:tentative="1">
+      <w:start w:val="1"/>
+      <w:numFmt w:val="bullet"/>
+      <w:lvlText w:val=""/>
+      <w:lvlJc w:val="left"/>
+      <w:pPr>
+        <w:tabs>
+          <w:tab w:val="num" w:pos="6480"/>
+        </w:tabs>
+        <w:ind w:left="6480" w:hanging="360"/>
+      </w:pPr>
+      <w:rPr>
+        <w:rFonts w:ascii="Wingdings" w:hAnsi="Wingdings" w:hint="default"/>
+        <w:sz w:val="20"/>
+      </w:rPr>
+    </w:lvl>
+  </w:abstractNum>
+  <w:abstractNum w:abstractNumId="10" w15:restartNumberingAfterBreak="0">
+    <w:nsid w:val="57EC3C0B"/>
+    <w:multiLevelType w:val="multilevel"/>
+    <w:tmpl w:val="6A00F7F6"/>
+    <w:lvl w:ilvl="0">
+      <w:start w:val="1"/>
+      <w:numFmt w:val="bullet"/>
+      <w:lvlText w:val=""/>
+      <w:lvlJc w:val="left"/>
+      <w:pPr>
+        <w:tabs>
+          <w:tab w:val="num" w:pos="720"/>
+        </w:tabs>
+        <w:ind w:left="720" w:hanging="360"/>
+      </w:pPr>
+      <w:rPr>
+        <w:rFonts w:ascii="Symbol" w:hAnsi="Symbol" w:hint="default"/>
+        <w:sz w:val="20"/>
+      </w:rPr>
+    </w:lvl>
+    <w:lvl w:ilvl="1" w:tentative="1">
+      <w:start w:val="1"/>
+      <w:numFmt w:val="bullet"/>
+      <w:lvlText w:val="o"/>
+      <w:lvlJc w:val="left"/>
+      <w:pPr>
+        <w:tabs>
+          <w:tab w:val="num" w:pos="1440"/>
+        </w:tabs>
+        <w:ind w:left="1440" w:hanging="360"/>
+      </w:pPr>
+      <w:rPr>
+        <w:rFonts w:ascii="Courier New" w:hAnsi="Courier New" w:hint="default"/>
+        <w:sz w:val="20"/>
+      </w:rPr>
+    </w:lvl>
+    <w:lvl w:ilvl="2" w:tentative="1">
+      <w:start w:val="1"/>
+      <w:numFmt w:val="bullet"/>
+      <w:lvlText w:val=""/>
+      <w:lvlJc w:val="left"/>
+      <w:pPr>
+        <w:tabs>
+          <w:tab w:val="num" w:pos="2160"/>
+        </w:tabs>
+        <w:ind w:left="2160" w:hanging="360"/>
+      </w:pPr>
+      <w:rPr>
+        <w:rFonts w:ascii="Wingdings" w:hAnsi="Wingdings" w:hint="default"/>
+        <w:sz w:val="20"/>
+      </w:rPr>
+    </w:lvl>
+    <w:lvl w:ilvl="3" w:tentative="1">
+      <w:start w:val="1"/>
+      <w:numFmt w:val="bullet"/>
+      <w:lvlText w:val=""/>
+      <w:lvlJc w:val="left"/>
+      <w:pPr>
+        <w:tabs>
+          <w:tab w:val="num" w:pos="2880"/>
+        </w:tabs>
+        <w:ind w:left="2880" w:hanging="360"/>
+      </w:pPr>
+      <w:rPr>
+        <w:rFonts w:ascii="Wingdings" w:hAnsi="Wingdings" w:hint="default"/>
+        <w:sz w:val="20"/>
+      </w:rPr>
+    </w:lvl>
+    <w:lvl w:ilvl="4" w:tentative="1">
+      <w:start w:val="1"/>
+      <w:numFmt w:val="bullet"/>
+      <w:lvlText w:val=""/>
+      <w:lvlJc w:val="left"/>
+      <w:pPr>
+        <w:tabs>
+          <w:tab w:val="num" w:pos="3600"/>
+        </w:tabs>
+        <w:ind w:left="3600" w:hanging="360"/>
+      </w:pPr>
+      <w:rPr>
+        <w:rFonts w:ascii="Wingdings" w:hAnsi="Wingdings" w:hint="default"/>
+        <w:sz w:val="20"/>
+      </w:rPr>
+    </w:lvl>
+    <w:lvl w:ilvl="5" w:tentative="1">
+      <w:start w:val="1"/>
+      <w:numFmt w:val="bullet"/>
+      <w:lvlText w:val=""/>
+      <w:lvlJc w:val="left"/>
+      <w:pPr>
+        <w:tabs>
+          <w:tab w:val="num" w:pos="4320"/>
+        </w:tabs>
+        <w:ind w:left="4320" w:hanging="360"/>
+      </w:pPr>
+      <w:rPr>
+        <w:rFonts w:ascii="Wingdings" w:hAnsi="Wingdings" w:hint="default"/>
+        <w:sz w:val="20"/>
+      </w:rPr>
+    </w:lvl>
+    <w:lvl w:ilvl="6" w:tentative="1">
+      <w:start w:val="1"/>
+      <w:numFmt w:val="bullet"/>
+      <w:lvlText w:val=""/>
+      <w:lvlJc w:val="left"/>
+      <w:pPr>
+        <w:tabs>
+          <w:tab w:val="num" w:pos="5040"/>
+        </w:tabs>
+        <w:ind w:left="5040" w:hanging="360"/>
+      </w:pPr>
+      <w:rPr>
+        <w:rFonts w:ascii="Wingdings" w:hAnsi="Wingdings" w:hint="default"/>
+        <w:sz w:val="20"/>
+      </w:rPr>
+    </w:lvl>
+    <w:lvl w:ilvl="7" w:tentative="1">
+      <w:start w:val="1"/>
+      <w:numFmt w:val="bullet"/>
+      <w:lvlText w:val=""/>
+      <w:lvlJc w:val="left"/>
+      <w:pPr>
+        <w:tabs>
+          <w:tab w:val="num" w:pos="5760"/>
+        </w:tabs>
+        <w:ind w:left="5760" w:hanging="360"/>
+      </w:pPr>
+      <w:rPr>
+        <w:rFonts w:ascii="Wingdings" w:hAnsi="Wingdings" w:hint="default"/>
+        <w:sz w:val="20"/>
+      </w:rPr>
+    </w:lvl>
+    <w:lvl w:ilvl="8" w:tentative="1">
+      <w:start w:val="1"/>
+      <w:numFmt w:val="bullet"/>
+      <w:lvlText w:val=""/>
+      <w:lvlJc w:val="left"/>
+      <w:pPr>
+        <w:tabs>
+          <w:tab w:val="num" w:pos="6480"/>
+        </w:tabs>
+        <w:ind w:left="6480" w:hanging="360"/>
+      </w:pPr>
+      <w:rPr>
+        <w:rFonts w:ascii="Wingdings" w:hAnsi="Wingdings" w:hint="default"/>
+        <w:sz w:val="20"/>
+      </w:rPr>
+    </w:lvl>
+  </w:abstractNum>
+  <w:abstractNum w:abstractNumId="11" w15:restartNumberingAfterBreak="0">
+    <w:nsid w:val="597943E2"/>
+    <w:multiLevelType w:val="multilevel"/>
+    <w:tmpl w:val="E48C908A"/>
+    <w:lvl w:ilvl="0">
+      <w:start w:val="1"/>
+      <w:numFmt w:val="bullet"/>
+      <w:lvlText w:val=""/>
+      <w:lvlJc w:val="left"/>
+      <w:pPr>
+        <w:tabs>
+          <w:tab w:val="num" w:pos="720"/>
+        </w:tabs>
+        <w:ind w:left="720" w:hanging="360"/>
+      </w:pPr>
+      <w:rPr>
+        <w:rFonts w:ascii="Symbol" w:hAnsi="Symbol" w:hint="default"/>
+        <w:sz w:val="20"/>
+      </w:rPr>
+    </w:lvl>
+    <w:lvl w:ilvl="1" w:tentative="1">
+      <w:start w:val="1"/>
+      <w:numFmt w:val="bullet"/>
+      <w:lvlText w:val="o"/>
+      <w:lvlJc w:val="left"/>
+      <w:pPr>
+        <w:tabs>
+          <w:tab w:val="num" w:pos="1440"/>
+        </w:tabs>
+        <w:ind w:left="1440" w:hanging="360"/>
+      </w:pPr>
+      <w:rPr>
+        <w:rFonts w:ascii="Courier New" w:hAnsi="Courier New" w:hint="default"/>
+        <w:sz w:val="20"/>
+      </w:rPr>
+    </w:lvl>
+    <w:lvl w:ilvl="2" w:tentative="1">
+      <w:start w:val="1"/>
+      <w:numFmt w:val="bullet"/>
+      <w:lvlText w:val=""/>
+      <w:lvlJc w:val="left"/>
+      <w:pPr>
+        <w:tabs>
+          <w:tab w:val="num" w:pos="2160"/>
+        </w:tabs>
+        <w:ind w:left="2160" w:hanging="360"/>
+      </w:pPr>
+      <w:rPr>
+        <w:rFonts w:ascii="Wingdings" w:hAnsi="Wingdings" w:hint="default"/>
+        <w:sz w:val="20"/>
+      </w:rPr>
+    </w:lvl>
+    <w:lvl w:ilvl="3" w:tentative="1">
+      <w:start w:val="1"/>
+      <w:numFmt w:val="bullet"/>
+      <w:lvlText w:val=""/>
+      <w:lvlJc w:val="left"/>
+      <w:pPr>
+        <w:tabs>
+          <w:tab w:val="num" w:pos="2880"/>
+        </w:tabs>
+        <w:ind w:left="2880" w:hanging="360"/>
+      </w:pPr>
+      <w:rPr>
+        <w:rFonts w:ascii="Wingdings" w:hAnsi="Wingdings" w:hint="default"/>
+        <w:sz w:val="20"/>
+      </w:rPr>
+    </w:lvl>
+    <w:lvl w:ilvl="4" w:tentative="1">
+      <w:start w:val="1"/>
+      <w:numFmt w:val="bullet"/>
+      <w:lvlText w:val=""/>
+      <w:lvlJc w:val="left"/>
+      <w:pPr>
+        <w:tabs>
+          <w:tab w:val="num" w:pos="3600"/>
+        </w:tabs>
+        <w:ind w:left="3600" w:hanging="360"/>
+      </w:pPr>
+      <w:rPr>
+        <w:rFonts w:ascii="Wingdings" w:hAnsi="Wingdings" w:hint="default"/>
+        <w:sz w:val="20"/>
+      </w:rPr>
+    </w:lvl>
+    <w:lvl w:ilvl="5" w:tentative="1">
+      <w:start w:val="1"/>
+      <w:numFmt w:val="bullet"/>
+      <w:lvlText w:val=""/>
+      <w:lvlJc w:val="left"/>
+      <w:pPr>
+        <w:tabs>
+          <w:tab w:val="num" w:pos="4320"/>
+        </w:tabs>
+        <w:ind w:left="4320" w:hanging="360"/>
+      </w:pPr>
+      <w:rPr>
+        <w:rFonts w:ascii="Wingdings" w:hAnsi="Wingdings" w:hint="default"/>
+        <w:sz w:val="20"/>
+      </w:rPr>
+    </w:lvl>
+    <w:lvl w:ilvl="6" w:tentative="1">
+      <w:start w:val="1"/>
+      <w:numFmt w:val="bullet"/>
+      <w:lvlText w:val=""/>
+      <w:lvlJc w:val="left"/>
+      <w:pPr>
+        <w:tabs>
+          <w:tab w:val="num" w:pos="5040"/>
+        </w:tabs>
+        <w:ind w:left="5040" w:hanging="360"/>
+      </w:pPr>
+      <w:rPr>
+        <w:rFonts w:ascii="Wingdings" w:hAnsi="Wingdings" w:hint="default"/>
+        <w:sz w:val="20"/>
+      </w:rPr>
+    </w:lvl>
+    <w:lvl w:ilvl="7" w:tentative="1">
+      <w:start w:val="1"/>
+      <w:numFmt w:val="bullet"/>
+      <w:lvlText w:val=""/>
+      <w:lvlJc w:val="left"/>
+      <w:pPr>
+        <w:tabs>
+          <w:tab w:val="num" w:pos="5760"/>
+        </w:tabs>
+        <w:ind w:left="5760" w:hanging="360"/>
+      </w:pPr>
+      <w:rPr>
+        <w:rFonts w:ascii="Wingdings" w:hAnsi="Wingdings" w:hint="default"/>
+        <w:sz w:val="20"/>
+      </w:rPr>
+    </w:lvl>
+    <w:lvl w:ilvl="8" w:tentative="1">
+      <w:start w:val="1"/>
+      <w:numFmt w:val="bullet"/>
+      <w:lvlText w:val=""/>
+      <w:lvlJc w:val="left"/>
+      <w:pPr>
+        <w:tabs>
+          <w:tab w:val="num" w:pos="6480"/>
+        </w:tabs>
+        <w:ind w:left="6480" w:hanging="360"/>
+      </w:pPr>
+      <w:rPr>
+        <w:rFonts w:ascii="Wingdings" w:hAnsi="Wingdings" w:hint="default"/>
+        <w:sz w:val="20"/>
+      </w:rPr>
+    </w:lvl>
+  </w:abstractNum>
+  <w:abstractNum w:abstractNumId="12" w15:restartNumberingAfterBreak="0">
+    <w:nsid w:val="63557F9D"/>
+    <w:multiLevelType w:val="multilevel"/>
+    <w:tmpl w:val="230CCA46"/>
+    <w:lvl w:ilvl="0">
+      <w:start w:val="1"/>
+      <w:numFmt w:val="bullet"/>
+      <w:lvlText w:val=""/>
+      <w:lvlJc w:val="left"/>
+      <w:pPr>
+        <w:tabs>
+          <w:tab w:val="num" w:pos="720"/>
+        </w:tabs>
+        <w:ind w:left="720" w:hanging="360"/>
+      </w:pPr>
+      <w:rPr>
+        <w:rFonts w:ascii="Symbol" w:hAnsi="Symbol" w:hint="default"/>
+        <w:sz w:val="20"/>
+      </w:rPr>
+    </w:lvl>
+    <w:lvl w:ilvl="1" w:tentative="1">
+      <w:start w:val="1"/>
+      <w:numFmt w:val="bullet"/>
+      <w:lvlText w:val="o"/>
+      <w:lvlJc w:val="left"/>
+      <w:pPr>
+        <w:tabs>
+          <w:tab w:val="num" w:pos="1440"/>
+        </w:tabs>
+        <w:ind w:left="1440" w:hanging="360"/>
+      </w:pPr>
+      <w:rPr>
+        <w:rFonts w:ascii="Courier New" w:hAnsi="Courier New" w:hint="default"/>
+        <w:sz w:val="20"/>
+      </w:rPr>
+    </w:lvl>
+    <w:lvl w:ilvl="2" w:tentative="1">
+      <w:start w:val="1"/>
+      <w:numFmt w:val="bullet"/>
+      <w:lvlText w:val=""/>
+      <w:lvlJc w:val="left"/>
+      <w:pPr>
+        <w:tabs>
+          <w:tab w:val="num" w:pos="2160"/>
+        </w:tabs>
+        <w:ind w:left="2160" w:hanging="360"/>
+      </w:pPr>
+      <w:rPr>
+        <w:rFonts w:ascii="Wingdings" w:hAnsi="Wingdings" w:hint="default"/>
+        <w:sz w:val="20"/>
+      </w:rPr>
+    </w:lvl>
+    <w:lvl w:ilvl="3" w:tentative="1">
+      <w:start w:val="1"/>
+      <w:numFmt w:val="bullet"/>
+      <w:lvlText w:val=""/>
+      <w:lvlJc w:val="left"/>
+      <w:pPr>
+        <w:tabs>
+          <w:tab w:val="num" w:pos="2880"/>
+        </w:tabs>
+        <w:ind w:left="2880" w:hanging="360"/>
+      </w:pPr>
+      <w:rPr>
+        <w:rFonts w:ascii="Wingdings" w:hAnsi="Wingdings" w:hint="default"/>
+        <w:sz w:val="20"/>
+      </w:rPr>
+    </w:lvl>
+    <w:lvl w:ilvl="4" w:tentative="1">
+      <w:start w:val="1"/>
+      <w:numFmt w:val="bullet"/>
+      <w:lvlText w:val=""/>
+      <w:lvlJc w:val="left"/>
+      <w:pPr>
+        <w:tabs>
+          <w:tab w:val="num" w:pos="3600"/>
+        </w:tabs>
+        <w:ind w:left="3600" w:hanging="360"/>
+      </w:pPr>
+      <w:rPr>
+        <w:rFonts w:ascii="Wingdings" w:hAnsi="Wingdings" w:hint="default"/>
+        <w:sz w:val="20"/>
+      </w:rPr>
+    </w:lvl>
+    <w:lvl w:ilvl="5" w:tentative="1">
+      <w:start w:val="1"/>
+      <w:numFmt w:val="bullet"/>
+      <w:lvlText w:val=""/>
+      <w:lvlJc w:val="left"/>
+      <w:pPr>
+        <w:tabs>
+          <w:tab w:val="num" w:pos="4320"/>
+        </w:tabs>
+        <w:ind w:left="4320" w:hanging="360"/>
+      </w:pPr>
+      <w:rPr>
+        <w:rFonts w:ascii="Wingdings" w:hAnsi="Wingdings" w:hint="default"/>
+        <w:sz w:val="20"/>
+      </w:rPr>
+    </w:lvl>
+    <w:lvl w:ilvl="6" w:tentative="1">
+      <w:start w:val="1"/>
+      <w:numFmt w:val="bullet"/>
+      <w:lvlText w:val=""/>
+      <w:lvlJc w:val="left"/>
+      <w:pPr>
+        <w:tabs>
+          <w:tab w:val="num" w:pos="5040"/>
+        </w:tabs>
+        <w:ind w:left="5040" w:hanging="360"/>
+      </w:pPr>
+      <w:rPr>
+        <w:rFonts w:ascii="Wingdings" w:hAnsi="Wingdings" w:hint="default"/>
+        <w:sz w:val="20"/>
+      </w:rPr>
+    </w:lvl>
+    <w:lvl w:ilvl="7" w:tentative="1">
+      <w:start w:val="1"/>
+      <w:numFmt w:val="bullet"/>
+      <w:lvlText w:val=""/>
+      <w:lvlJc w:val="left"/>
+      <w:pPr>
+        <w:tabs>
+          <w:tab w:val="num" w:pos="5760"/>
+        </w:tabs>
+        <w:ind w:left="5760" w:hanging="360"/>
+      </w:pPr>
+      <w:rPr>
+        <w:rFonts w:ascii="Wingdings" w:hAnsi="Wingdings" w:hint="default"/>
+        <w:sz w:val="20"/>
+      </w:rPr>
+    </w:lvl>
+    <w:lvl w:ilvl="8" w:tentative="1">
+      <w:start w:val="1"/>
+      <w:numFmt w:val="bullet"/>
+      <w:lvlText w:val=""/>
+      <w:lvlJc w:val="left"/>
+      <w:pPr>
+        <w:tabs>
+          <w:tab w:val="num" w:pos="6480"/>
+        </w:tabs>
+        <w:ind w:left="6480" w:hanging="360"/>
+      </w:pPr>
+      <w:rPr>
+        <w:rFonts w:ascii="Wingdings" w:hAnsi="Wingdings" w:hint="default"/>
+        <w:sz w:val="20"/>
+      </w:rPr>
+    </w:lvl>
+  </w:abstractNum>
+  <w:abstractNum w:abstractNumId="13" w15:restartNumberingAfterBreak="0">
+    <w:nsid w:val="6A1329D4"/>
+    <w:multiLevelType w:val="multilevel"/>
+    <w:tmpl w:val="A958003A"/>
+    <w:lvl w:ilvl="0">
+      <w:start w:val="1"/>
+      <w:numFmt w:val="bullet"/>
+      <w:lvlText w:val=""/>
+      <w:lvlJc w:val="left"/>
+      <w:pPr>
+        <w:tabs>
+          <w:tab w:val="num" w:pos="720"/>
+        </w:tabs>
+        <w:ind w:left="720" w:hanging="360"/>
+      </w:pPr>
+      <w:rPr>
+        <w:rFonts w:ascii="Symbol" w:hAnsi="Symbol" w:hint="default"/>
+        <w:sz w:val="20"/>
+      </w:rPr>
+    </w:lvl>
+    <w:lvl w:ilvl="1" w:tentative="1">
+      <w:start w:val="1"/>
+      <w:numFmt w:val="bullet"/>
+      <w:lvlText w:val="o"/>
+      <w:lvlJc w:val="left"/>
+      <w:pPr>
+        <w:tabs>
+          <w:tab w:val="num" w:pos="1440"/>
+        </w:tabs>
+        <w:ind w:left="1440" w:hanging="360"/>
+      </w:pPr>
+      <w:rPr>
+        <w:rFonts w:ascii="Courier New" w:hAnsi="Courier New" w:hint="default"/>
+        <w:sz w:val="20"/>
+      </w:rPr>
+    </w:lvl>
+    <w:lvl w:ilvl="2" w:tentative="1">
+      <w:start w:val="1"/>
+      <w:numFmt w:val="bullet"/>
+      <w:lvlText w:val=""/>
+      <w:lvlJc w:val="left"/>
+      <w:pPr>
+        <w:tabs>
+          <w:tab w:val="num" w:pos="2160"/>
+        </w:tabs>
+        <w:ind w:left="2160" w:hanging="360"/>
+      </w:pPr>
+      <w:rPr>
+        <w:rFonts w:ascii="Wingdings" w:hAnsi="Wingdings" w:hint="default"/>
+        <w:sz w:val="20"/>
+      </w:rPr>
+    </w:lvl>
+    <w:lvl w:ilvl="3" w:tentative="1">
+      <w:start w:val="1"/>
+      <w:numFmt w:val="bullet"/>
+      <w:lvlText w:val=""/>
+      <w:lvlJc w:val="left"/>
+      <w:pPr>
+        <w:tabs>
+          <w:tab w:val="num" w:pos="2880"/>
+        </w:tabs>
+        <w:ind w:left="2880" w:hanging="360"/>
+      </w:pPr>
+      <w:rPr>
+        <w:rFonts w:ascii="Wingdings" w:hAnsi="Wingdings" w:hint="default"/>
+        <w:sz w:val="20"/>
+      </w:rPr>
+    </w:lvl>
+    <w:lvl w:ilvl="4" w:tentative="1">
+      <w:start w:val="1"/>
+      <w:numFmt w:val="bullet"/>
+      <w:lvlText w:val=""/>
+      <w:lvlJc w:val="left"/>
+      <w:pPr>
+        <w:tabs>
+          <w:tab w:val="num" w:pos="3600"/>
+        </w:tabs>
+        <w:ind w:left="3600" w:hanging="360"/>
+      </w:pPr>
+      <w:rPr>
+        <w:rFonts w:ascii="Wingdings" w:hAnsi="Wingdings" w:hint="default"/>
+        <w:sz w:val="20"/>
+      </w:rPr>
+    </w:lvl>
+    <w:lvl w:ilvl="5" w:tentative="1">
+      <w:start w:val="1"/>
+      <w:numFmt w:val="bullet"/>
+      <w:lvlText w:val=""/>
+      <w:lvlJc w:val="left"/>
+      <w:pPr>
+        <w:tabs>
+          <w:tab w:val="num" w:pos="4320"/>
+        </w:tabs>
+        <w:ind w:left="4320" w:hanging="360"/>
+      </w:pPr>
+      <w:rPr>
+        <w:rFonts w:ascii="Wingdings" w:hAnsi="Wingdings" w:hint="default"/>
+        <w:sz w:val="20"/>
+      </w:rPr>
+    </w:lvl>
+    <w:lvl w:ilvl="6" w:tentative="1">
+      <w:start w:val="1"/>
+      <w:numFmt w:val="bullet"/>
+      <w:lvlText w:val=""/>
+      <w:lvlJc w:val="left"/>
+      <w:pPr>
+        <w:tabs>
+          <w:tab w:val="num" w:pos="5040"/>
+        </w:tabs>
+        <w:ind w:left="5040" w:hanging="360"/>
+      </w:pPr>
+      <w:rPr>
+        <w:rFonts w:ascii="Wingdings" w:hAnsi="Wingdings" w:hint="default"/>
+        <w:sz w:val="20"/>
+      </w:rPr>
+    </w:lvl>
+    <w:lvl w:ilvl="7" w:tentative="1">
+      <w:start w:val="1"/>
+      <w:numFmt w:val="bullet"/>
+      <w:lvlText w:val=""/>
+      <w:lvlJc w:val="left"/>
+      <w:pPr>
+        <w:tabs>
+          <w:tab w:val="num" w:pos="5760"/>
+        </w:tabs>
+        <w:ind w:left="5760" w:hanging="360"/>
+      </w:pPr>
+      <w:rPr>
+        <w:rFonts w:ascii="Wingdings" w:hAnsi="Wingdings" w:hint="default"/>
+        <w:sz w:val="20"/>
+      </w:rPr>
+    </w:lvl>
+    <w:lvl w:ilvl="8" w:tentative="1">
+      <w:start w:val="1"/>
+      <w:numFmt w:val="bullet"/>
+      <w:lvlText w:val=""/>
+      <w:lvlJc w:val="left"/>
+      <w:pPr>
+        <w:tabs>
+          <w:tab w:val="num" w:pos="6480"/>
+        </w:tabs>
+        <w:ind w:left="6480" w:hanging="360"/>
+      </w:pPr>
+      <w:rPr>
+        <w:rFonts w:ascii="Wingdings" w:hAnsi="Wingdings" w:hint="default"/>
+        <w:sz w:val="20"/>
+      </w:rPr>
+    </w:lvl>
+  </w:abstractNum>
+  <w:abstractNum w:abstractNumId="14" w15:restartNumberingAfterBreak="0">
+    <w:nsid w:val="6E423538"/>
+    <w:multiLevelType w:val="multilevel"/>
+    <w:tmpl w:val="CBBEE2C6"/>
+    <w:lvl w:ilvl="0">
+      <w:start w:val="1"/>
+      <w:numFmt w:val="bullet"/>
+      <w:lvlText w:val=""/>
+      <w:lvlJc w:val="left"/>
+      <w:pPr>
+        <w:tabs>
+          <w:tab w:val="num" w:pos="720"/>
+        </w:tabs>
+        <w:ind w:left="720" w:hanging="360"/>
+      </w:pPr>
+      <w:rPr>
+        <w:rFonts w:ascii="Symbol" w:hAnsi="Symbol" w:hint="default"/>
+        <w:sz w:val="20"/>
+      </w:rPr>
+    </w:lvl>
+    <w:lvl w:ilvl="1" w:tentative="1">
+      <w:start w:val="1"/>
+      <w:numFmt w:val="bullet"/>
+      <w:lvlText w:val="o"/>
+      <w:lvlJc w:val="left"/>
+      <w:pPr>
+        <w:tabs>
+          <w:tab w:val="num" w:pos="1440"/>
+        </w:tabs>
+        <w:ind w:left="1440" w:hanging="360"/>
+      </w:pPr>
+      <w:rPr>
+        <w:rFonts w:ascii="Courier New" w:hAnsi="Courier New" w:hint="default"/>
+        <w:sz w:val="20"/>
+      </w:rPr>
+    </w:lvl>
+    <w:lvl w:ilvl="2" w:tentative="1">
+      <w:start w:val="1"/>
+      <w:numFmt w:val="bullet"/>
+      <w:lvlText w:val=""/>
+      <w:lvlJc w:val="left"/>
+      <w:pPr>
+        <w:tabs>
+          <w:tab w:val="num" w:pos="2160"/>
+        </w:tabs>
+        <w:ind w:left="2160" w:hanging="360"/>
+      </w:pPr>
+      <w:rPr>
+        <w:rFonts w:ascii="Wingdings" w:hAnsi="Wingdings" w:hint="default"/>
+        <w:sz w:val="20"/>
+      </w:rPr>
+    </w:lvl>
+    <w:lvl w:ilvl="3" w:tentative="1">
+      <w:start w:val="1"/>
+      <w:numFmt w:val="bullet"/>
+      <w:lvlText w:val=""/>
+      <w:lvlJc w:val="left"/>
+      <w:pPr>
+        <w:tabs>
+          <w:tab w:val="num" w:pos="2880"/>
+        </w:tabs>
+        <w:ind w:left="2880" w:hanging="360"/>
+      </w:pPr>
+      <w:rPr>
+        <w:rFonts w:ascii="Wingdings" w:hAnsi="Wingdings" w:hint="default"/>
+        <w:sz w:val="20"/>
+      </w:rPr>
+    </w:lvl>
+    <w:lvl w:ilvl="4" w:tentative="1">
+      <w:start w:val="1"/>
+      <w:numFmt w:val="bullet"/>
+      <w:lvlText w:val=""/>
+      <w:lvlJc w:val="left"/>
+      <w:pPr>
+        <w:tabs>
+          <w:tab w:val="num" w:pos="3600"/>
+        </w:tabs>
+        <w:ind w:left="3600" w:hanging="360"/>
+      </w:pPr>
+      <w:rPr>
+        <w:rFonts w:ascii="Wingdings" w:hAnsi="Wingdings" w:hint="default"/>
+        <w:sz w:val="20"/>
+      </w:rPr>
+    </w:lvl>
+    <w:lvl w:ilvl="5" w:tentative="1">
+      <w:start w:val="1"/>
+      <w:numFmt w:val="bullet"/>
+      <w:lvlText w:val=""/>
+      <w:lvlJc w:val="left"/>
+      <w:pPr>
+        <w:tabs>
+          <w:tab w:val="num" w:pos="4320"/>
+        </w:tabs>
+        <w:ind w:left="4320" w:hanging="360"/>
+      </w:pPr>
+      <w:rPr>
+        <w:rFonts w:ascii="Wingdings" w:hAnsi="Wingdings" w:hint="default"/>
+        <w:sz w:val="20"/>
+      </w:rPr>
+    </w:lvl>
+    <w:lvl w:ilvl="6" w:tentative="1">
+      <w:start w:val="1"/>
+      <w:numFmt w:val="bullet"/>
+      <w:lvlText w:val=""/>
+      <w:lvlJc w:val="left"/>
+      <w:pPr>
+        <w:tabs>
+          <w:tab w:val="num" w:pos="5040"/>
+        </w:tabs>
+        <w:ind w:left="5040" w:hanging="360"/>
+      </w:pPr>
+      <w:rPr>
+        <w:rFonts w:ascii="Wingdings" w:hAnsi="Wingdings" w:hint="default"/>
+        <w:sz w:val="20"/>
+      </w:rPr>
+    </w:lvl>
+    <w:lvl w:ilvl="7" w:tentative="1">
+      <w:start w:val="1"/>
+      <w:numFmt w:val="bullet"/>
+      <w:lvlText w:val=""/>
+      <w:lvlJc w:val="left"/>
+      <w:pPr>
+        <w:tabs>
+          <w:tab w:val="num" w:pos="5760"/>
+        </w:tabs>
+        <w:ind w:left="5760" w:hanging="360"/>
+      </w:pPr>
+      <w:rPr>
+        <w:rFonts w:ascii="Wingdings" w:hAnsi="Wingdings" w:hint="default"/>
+        <w:sz w:val="20"/>
+      </w:rPr>
+    </w:lvl>
+    <w:lvl w:ilvl="8" w:tentative="1">
+      <w:start w:val="1"/>
+      <w:numFmt w:val="bullet"/>
+      <w:lvlText w:val=""/>
+      <w:lvlJc w:val="left"/>
+      <w:pPr>
+        <w:tabs>
+          <w:tab w:val="num" w:pos="6480"/>
+        </w:tabs>
+        <w:ind w:left="6480" w:hanging="360"/>
+      </w:pPr>
+      <w:rPr>
+        <w:rFonts w:ascii="Wingdings" w:hAnsi="Wingdings" w:hint="default"/>
+        <w:sz w:val="20"/>
+      </w:rPr>
+    </w:lvl>
+  </w:abstractNum>
+  <w:abstractNum w:abstractNumId="15" w15:restartNumberingAfterBreak="0">
+    <w:nsid w:val="747E61E1"/>
+    <w:multiLevelType w:val="multilevel"/>
+    <w:tmpl w:val="731A1326"/>
+    <w:lvl w:ilvl="0">
+      <w:start w:val="1"/>
+      <w:numFmt w:val="bullet"/>
+      <w:lvlText w:val=""/>
+      <w:lvlJc w:val="left"/>
+      <w:pPr>
+        <w:tabs>
+          <w:tab w:val="num" w:pos="720"/>
+        </w:tabs>
+        <w:ind w:left="720" w:hanging="360"/>
+      </w:pPr>
+      <w:rPr>
+        <w:rFonts w:ascii="Symbol" w:hAnsi="Symbol" w:hint="default"/>
+        <w:sz w:val="20"/>
+      </w:rPr>
+    </w:lvl>
+    <w:lvl w:ilvl="1" w:tentative="1">
+      <w:start w:val="1"/>
+      <w:numFmt w:val="bullet"/>
+      <w:lvlText w:val="o"/>
+      <w:lvlJc w:val="left"/>
+      <w:pPr>
+        <w:tabs>
+          <w:tab w:val="num" w:pos="1440"/>
+        </w:tabs>
+        <w:ind w:left="1440" w:hanging="360"/>
+      </w:pPr>
+      <w:rPr>
+        <w:rFonts w:ascii="Courier New" w:hAnsi="Courier New" w:hint="default"/>
+        <w:sz w:val="20"/>
+      </w:rPr>
+    </w:lvl>
+    <w:lvl w:ilvl="2" w:tentative="1">
+      <w:start w:val="1"/>
+      <w:numFmt w:val="bullet"/>
+      <w:lvlText w:val=""/>
+      <w:lvlJc w:val="left"/>
+      <w:pPr>
+        <w:tabs>
+          <w:tab w:val="num" w:pos="2160"/>
+        </w:tabs>
+        <w:ind w:left="2160" w:hanging="360"/>
+      </w:pPr>
+      <w:rPr>
+        <w:rFonts w:ascii="Wingdings" w:hAnsi="Wingdings" w:hint="default"/>
+        <w:sz w:val="20"/>
+      </w:rPr>
+    </w:lvl>
+    <w:lvl w:ilvl="3" w:tentative="1">
+      <w:start w:val="1"/>
+      <w:numFmt w:val="bullet"/>
+      <w:lvlText w:val=""/>
+      <w:lvlJc w:val="left"/>
+      <w:pPr>
+        <w:tabs>
+          <w:tab w:val="num" w:pos="2880"/>
+        </w:tabs>
+        <w:ind w:left="2880" w:hanging="360"/>
+      </w:pPr>
+      <w:rPr>
+        <w:rFonts w:ascii="Wingdings" w:hAnsi="Wingdings" w:hint="default"/>
+        <w:sz w:val="20"/>
+      </w:rPr>
+    </w:lvl>
+    <w:lvl w:ilvl="4" w:tentative="1">
+      <w:start w:val="1"/>
+      <w:numFmt w:val="bullet"/>
+      <w:lvlText w:val=""/>
+      <w:lvlJc w:val="left"/>
+      <w:pPr>
+        <w:tabs>
+          <w:tab w:val="num" w:pos="3600"/>
+        </w:tabs>
+        <w:ind w:left="3600" w:hanging="360"/>
+      </w:pPr>
+      <w:rPr>
+        <w:rFonts w:ascii="Wingdings" w:hAnsi="Wingdings" w:hint="default"/>
+        <w:sz w:val="20"/>
+      </w:rPr>
+    </w:lvl>
+    <w:lvl w:ilvl="5" w:tentative="1">
+      <w:start w:val="1"/>
+      <w:numFmt w:val="bullet"/>
+      <w:lvlText w:val=""/>
+      <w:lvlJc w:val="left"/>
+      <w:pPr>
+        <w:tabs>
+          <w:tab w:val="num" w:pos="4320"/>
+        </w:tabs>
+        <w:ind w:left="4320" w:hanging="360"/>
+      </w:pPr>
+      <w:rPr>
+        <w:rFonts w:ascii="Wingdings" w:hAnsi="Wingdings" w:hint="default"/>
+        <w:sz w:val="20"/>
+      </w:rPr>
+    </w:lvl>
+    <w:lvl w:ilvl="6" w:tentative="1">
+      <w:start w:val="1"/>
+      <w:numFmt w:val="bullet"/>
+      <w:lvlText w:val=""/>
+      <w:lvlJc w:val="left"/>
+      <w:pPr>
+        <w:tabs>
+          <w:tab w:val="num" w:pos="5040"/>
+        </w:tabs>
+        <w:ind w:left="5040" w:hanging="360"/>
+      </w:pPr>
+      <w:rPr>
+        <w:rFonts w:ascii="Wingdings" w:hAnsi="Wingdings" w:hint="default"/>
+        <w:sz w:val="20"/>
+      </w:rPr>
+    </w:lvl>
+    <w:lvl w:ilvl="7" w:tentative="1">
+      <w:start w:val="1"/>
+      <w:numFmt w:val="bullet"/>
+      <w:lvlText w:val=""/>
+      <w:lvlJc w:val="left"/>
+      <w:pPr>
+        <w:tabs>
+          <w:tab w:val="num" w:pos="5760"/>
+        </w:tabs>
+        <w:ind w:left="5760" w:hanging="360"/>
+      </w:pPr>
+      <w:rPr>
+        <w:rFonts w:ascii="Wingdings" w:hAnsi="Wingdings" w:hint="default"/>
+        <w:sz w:val="20"/>
+      </w:rPr>
+    </w:lvl>
+    <w:lvl w:ilvl="8" w:tentative="1">
+      <w:start w:val="1"/>
+      <w:numFmt w:val="bullet"/>
+      <w:lvlText w:val=""/>
+      <w:lvlJc w:val="left"/>
+      <w:pPr>
+        <w:tabs>
+          <w:tab w:val="num" w:pos="6480"/>
+        </w:tabs>
+        <w:ind w:left="6480" w:hanging="360"/>
+      </w:pPr>
+      <w:rPr>
+        <w:rFonts w:ascii="Wingdings" w:hAnsi="Wingdings" w:hint="default"/>
+        <w:sz w:val="20"/>
+      </w:rPr>
+    </w:lvl>
+  </w:abstractNum>
+  <w:num w:numId="1" w16cid:durableId="1678194757">
+    <w:abstractNumId w:val="3"/>
+  </w:num>
+  <w:num w:numId="2" w16cid:durableId="1995334099">
+    <w:abstractNumId w:val="15"/>
+  </w:num>
+  <w:num w:numId="3" w16cid:durableId="1734545967">
+    <w:abstractNumId w:val="5"/>
+  </w:num>
+  <w:num w:numId="4" w16cid:durableId="413745101">
+    <w:abstractNumId w:val="7"/>
+  </w:num>
+  <w:num w:numId="5" w16cid:durableId="836920962">
+    <w:abstractNumId w:val="10"/>
+  </w:num>
+  <w:num w:numId="6" w16cid:durableId="939409087">
+    <w:abstractNumId w:val="11"/>
+  </w:num>
+  <w:num w:numId="7" w16cid:durableId="1233543803">
+    <w:abstractNumId w:val="9"/>
+  </w:num>
+  <w:num w:numId="8" w16cid:durableId="958339376">
+    <w:abstractNumId w:val="12"/>
+  </w:num>
+  <w:num w:numId="9" w16cid:durableId="1195994525">
+    <w:abstractNumId w:val="1"/>
+  </w:num>
+  <w:num w:numId="10" w16cid:durableId="236284365">
+    <w:abstractNumId w:val="13"/>
+  </w:num>
+  <w:num w:numId="11" w16cid:durableId="169762844">
+    <w:abstractNumId w:val="6"/>
+  </w:num>
+  <w:num w:numId="12" w16cid:durableId="196359157">
+    <w:abstractNumId w:val="4"/>
+  </w:num>
+  <w:num w:numId="13" w16cid:durableId="534998797">
+    <w:abstractNumId w:val="0"/>
+  </w:num>
+  <w:num w:numId="14" w16cid:durableId="1118378706">
+    <w:abstractNumId w:val="14"/>
+  </w:num>
+  <w:num w:numId="15" w16cid:durableId="1545409290">
+    <w:abstractNumId w:val="2"/>
+  </w:num>
+  <w:num w:numId="16" w16cid:durableId="805395864">
+    <w:abstractNumId w:val="8"/>
+  </w:num>
+</w:numbering>
+</file>
+
+<file path=word/people.xml><?xml version="1.0" encoding="utf-8"?>
+<w15:people xmlns:wpc="http://schemas.microsoft.com/office/word/2010/wordprocessingCanvas" xmlns:cx="http://schemas.microsoft.com/office/drawing/2014/chartex" xmlns:cx1="http://schemas.microsoft.com/office/drawing/2015/9/8/chartex" xmlns:cx2="http://schemas.microsoft.com/office/drawing/2015/10/21/chartex" xmlns:cx3="http://schemas.microsoft.com/office/drawing/2016/5/9/chartex" xmlns:cx4="http://schemas.microsoft.com/office/drawing/2016/5/10/chartex" xmlns:cx5="http://schemas.microsoft.com/office/drawing/2016/5/11/chartex" xmlns:cx6="http://schemas.microsoft.com/office/drawing/2016/5/12/chartex" xmlns:cx7="http://schemas.microsoft.com/office/drawing/2016/5/13/chartex" xmlns:cx8="http://schemas.microsoft.com/office/drawing/2016/5/14/chartex" xmlns:mc="http://schemas.openxmlformats.org/markup-compatibility/2006" xmlns:aink="http://schemas.microsoft.com/office/drawing/2016/ink" xmlns:am3d="http://schemas.microsoft.com/office/drawing/2017/model3d" xmlns:o="urn:schemas-microsoft-com:office:office" xmlns:oel="http://schemas.microsoft.com/office/2019/extlst" xmlns:r="http://schemas.openxmlformats.org/officeDocument/2006/relationships" xmlns:m="http://schemas.openxmlformats.org/officeDocument/2006/math" xmlns:v="urn:schemas-microsoft-com:vml" xmlns:wp14="http://schemas.microsoft.com/office/word/2010/wordprocessingDrawing" xmlns:wp="http://schemas.openxmlformats.org/drawingml/2006/wordprocessingDrawing" xmlns:w10="urn:schemas-microsoft-com:office:word" xmlns:w="http://schemas.openxmlformats.org/wordprocessingml/2006/main" xmlns:w14="http://schemas.microsoft.com/office/word/2010/wordml" xmlns:w15="http://schemas.microsoft.com/office/word/2012/wordml" xmlns:w16cex="http://schemas.microsoft.com/office/word/2018/wordml/cex" xmlns:w16cid="http://schemas.microsoft.com/office/word/2016/wordml/cid" xmlns:w16="http://schemas.microsoft.com/office/word/2018/wordml" xmlns:w16du="http://schemas.microsoft.com/office/word/2023/wordml/word16du" xmlns:w16sdtdh="http://schemas.microsoft.com/office/word/2020/wordml/sdtdatahash" xmlns:w16se="http://schemas.microsoft.com/office/word/2015/wordml/symex" xmlns:wpg="http://schemas.microsoft.com/office/word/2010/wordprocessingGroup" xmlns:wpi="http://schemas.microsoft.com/office/word/2010/wordprocessingInk" xmlns:wne="http://schemas.microsoft.com/office/word/2006/wordml" xmlns:wps="http://schemas.microsoft.com/office/word/2010/wordprocessingShape" mc:Ignorable="w14 w15 w16se w16cid w16 w16cex w16sdtdh w16du wp14">
+  <w15:person w15:author="Li, Yijin">
+    <w15:presenceInfo w15:providerId="AD" w15:userId="S::yli6@nrel.gov::edae5541-7fb9-41b6-b415-ed39d6d065ce"/>
+  </w15:person>
+</w15:people>
 </file>
 
 <file path=word/styles.xml><?xml version="1.0" encoding="utf-8"?>
@@ -3799,6 +7572,15 @@
   <w:style w:type="paragraph" w:default="1" w:styleId="Normal">
     <w:name w:val="Normal"/>
     <w:qFormat/>
+    <w:rsid w:val="00B4020F"/>
+    <w:pPr>
+      <w:spacing w:after="0" w:line="240" w:lineRule="auto"/>
+    </w:pPr>
+    <w:rPr>
+      <w:rFonts w:ascii="Times New Roman" w:eastAsia="Times New Roman" w:hAnsi="Times New Roman" w:cs="Times New Roman"/>
+      <w:kern w:val="0"/>
+      <w14:ligatures w14:val="none"/>
+    </w:rPr>
   </w:style>
   <w:style w:type="paragraph" w:styleId="Heading1">
     <w:name w:val="heading 1"/>
@@ -3923,7 +7705,7 @@
     <w:pPr>
       <w:keepNext/>
       <w:keepLines/>
-      <w:spacing w:before="40" w:after="0"/>
+      <w:spacing w:before="40"/>
       <w:outlineLvl w:val="5"/>
     </w:pPr>
     <w:rPr>
@@ -3946,7 +7728,7 @@
     <w:pPr>
       <w:keepNext/>
       <w:keepLines/>
-      <w:spacing w:before="40" w:after="0"/>
+      <w:spacing w:before="40"/>
       <w:outlineLvl w:val="6"/>
     </w:pPr>
     <w:rPr>
@@ -3967,7 +7749,6 @@
     <w:pPr>
       <w:keepNext/>
       <w:keepLines/>
-      <w:spacing w:after="0"/>
       <w:outlineLvl w:val="7"/>
     </w:pPr>
     <w:rPr>
@@ -3990,7 +7771,6 @@
     <w:pPr>
       <w:keepNext/>
       <w:keepLines/>
-      <w:spacing w:after="0"/>
       <w:outlineLvl w:val="8"/>
     </w:pPr>
     <w:rPr>
@@ -4001,7 +7781,6 @@
   <w:style w:type="character" w:default="1" w:styleId="DefaultParagraphFont">
     <w:name w:val="Default Paragraph Font"/>
     <w:uiPriority w:val="1"/>
-    <w:semiHidden/>
     <w:unhideWhenUsed/>
   </w:style>
   <w:style w:type="table" w:default="1" w:styleId="TableNormal">
@@ -4152,7 +7931,7 @@
     <w:qFormat/>
     <w:rsid w:val="00502F8B"/>
     <w:pPr>
-      <w:spacing w:after="80" w:line="240" w:lineRule="auto"/>
+      <w:spacing w:after="80"/>
       <w:contextualSpacing/>
     </w:pPr>
     <w:rPr>
@@ -4389,6 +8168,97 @@
         <w:insideV w:val="single" w:sz="4" w:space="0" w:color="auto"/>
       </w:tblBorders>
     </w:tblPr>
+  </w:style>
+  <w:style w:type="character" w:styleId="CommentReference">
+    <w:name w:val="annotation reference"/>
+    <w:basedOn w:val="DefaultParagraphFont"/>
+    <w:uiPriority w:val="99"/>
+    <w:semiHidden/>
+    <w:unhideWhenUsed/>
+    <w:rsid w:val="008B15E4"/>
+    <w:rPr>
+      <w:sz w:val="16"/>
+      <w:szCs w:val="16"/>
+    </w:rPr>
+  </w:style>
+  <w:style w:type="paragraph" w:styleId="CommentText">
+    <w:name w:val="annotation text"/>
+    <w:basedOn w:val="Normal"/>
+    <w:link w:val="CommentTextChar"/>
+    <w:uiPriority w:val="99"/>
+    <w:semiHidden/>
+    <w:unhideWhenUsed/>
+    <w:rsid w:val="008B15E4"/>
+    <w:rPr>
+      <w:sz w:val="20"/>
+      <w:szCs w:val="20"/>
+    </w:rPr>
+  </w:style>
+  <w:style w:type="character" w:customStyle="1" w:styleId="CommentTextChar">
+    <w:name w:val="Comment Text Char"/>
+    <w:basedOn w:val="DefaultParagraphFont"/>
+    <w:link w:val="CommentText"/>
+    <w:uiPriority w:val="99"/>
+    <w:semiHidden/>
+    <w:rsid w:val="008B15E4"/>
+    <w:rPr>
+      <w:sz w:val="20"/>
+      <w:szCs w:val="20"/>
+    </w:rPr>
+  </w:style>
+  <w:style w:type="paragraph" w:styleId="CommentSubject">
+    <w:name w:val="annotation subject"/>
+    <w:basedOn w:val="CommentText"/>
+    <w:next w:val="CommentText"/>
+    <w:link w:val="CommentSubjectChar"/>
+    <w:uiPriority w:val="99"/>
+    <w:semiHidden/>
+    <w:unhideWhenUsed/>
+    <w:rsid w:val="008B15E4"/>
+    <w:rPr>
+      <w:b/>
+      <w:bCs/>
+    </w:rPr>
+  </w:style>
+  <w:style w:type="character" w:customStyle="1" w:styleId="CommentSubjectChar">
+    <w:name w:val="Comment Subject Char"/>
+    <w:basedOn w:val="CommentTextChar"/>
+    <w:link w:val="CommentSubject"/>
+    <w:uiPriority w:val="99"/>
+    <w:semiHidden/>
+    <w:rsid w:val="008B15E4"/>
+    <w:rPr>
+      <w:b/>
+      <w:bCs/>
+      <w:sz w:val="20"/>
+      <w:szCs w:val="20"/>
+    </w:rPr>
+  </w:style>
+  <w:style w:type="character" w:styleId="PlaceholderText">
+    <w:name w:val="Placeholder Text"/>
+    <w:basedOn w:val="DefaultParagraphFont"/>
+    <w:uiPriority w:val="99"/>
+    <w:semiHidden/>
+    <w:rsid w:val="00BB584B"/>
+    <w:rPr>
+      <w:color w:val="666666"/>
+    </w:rPr>
+  </w:style>
+  <w:style w:type="character" w:styleId="Strong">
+    <w:name w:val="Strong"/>
+    <w:basedOn w:val="DefaultParagraphFont"/>
+    <w:uiPriority w:val="22"/>
+    <w:qFormat/>
+    <w:rsid w:val="00B4020F"/>
+    <w:rPr>
+      <w:b/>
+      <w:bCs/>
+    </w:rPr>
+  </w:style>
+  <w:style w:type="character" w:customStyle="1" w:styleId="apple-converted-space">
+    <w:name w:val="apple-converted-space"/>
+    <w:basedOn w:val="DefaultParagraphFont"/>
+    <w:rsid w:val="00B4020F"/>
   </w:style>
 </w:styles>
 </file>
